--- a/documents/documents_word/documentation_projet_m431_v2.docx
+++ b/documents/documents_word/documentation_projet_m431_v2.docx
@@ -1164,7 +1164,7 @@
           <w:r>
             <w:fldChar w:fldCharType="separate"/>
           </w:r>
-          <w:hyperlink w:anchor="_Toc226009404" w:history="1">
+          <w:hyperlink w:anchor="_Toc226010234" w:history="1">
             <w:r>
               <w:rPr>
                 <w:rStyle w:val="Lienhypertexte"/>
@@ -1191,7 +1191,7 @@
                 <w:noProof/>
                 <w:webHidden/>
               </w:rPr>
-              <w:instrText xml:space="preserve"> PAGEREF _Toc226009404 \h </w:instrText>
+              <w:instrText xml:space="preserve"> PAGEREF _Toc226010234 \h </w:instrText>
             </w:r>
             <w:r>
               <w:rPr>
@@ -1237,7 +1237,7 @@
               <w:lang w:eastAsia="fr-FR"/>
             </w:rPr>
           </w:pPr>
-          <w:hyperlink w:anchor="_Toc226009405" w:history="1">
+          <w:hyperlink w:anchor="_Toc226010235" w:history="1">
             <w:r>
               <w:rPr>
                 <w:rStyle w:val="Lienhypertexte"/>
@@ -1264,7 +1264,7 @@
                 <w:noProof/>
                 <w:webHidden/>
               </w:rPr>
-              <w:instrText xml:space="preserve"> PAGEREF _Toc226009405 \h </w:instrText>
+              <w:instrText xml:space="preserve"> PAGEREF _Toc226010235 \h </w:instrText>
             </w:r>
             <w:r>
               <w:rPr>
@@ -1312,7 +1312,7 @@
               <w:lang w:eastAsia="fr-FR"/>
             </w:rPr>
           </w:pPr>
-          <w:hyperlink w:anchor="_Toc226009406" w:history="1">
+          <w:hyperlink w:anchor="_Toc226010236" w:history="1">
             <w:r>
               <w:rPr>
                 <w:rStyle w:val="Lienhypertexte"/>
@@ -1340,7 +1340,7 @@
                 <w:noProof/>
                 <w:webHidden/>
               </w:rPr>
-              <w:instrText xml:space="preserve"> PAGEREF _Toc226009406 \h </w:instrText>
+              <w:instrText xml:space="preserve"> PAGEREF _Toc226010236 \h </w:instrText>
             </w:r>
             <w:r>
               <w:rPr>
@@ -1388,7 +1388,7 @@
               <w:lang w:eastAsia="fr-FR"/>
             </w:rPr>
           </w:pPr>
-          <w:hyperlink w:anchor="_Toc226009407" w:history="1">
+          <w:hyperlink w:anchor="_Toc226010237" w:history="1">
             <w:r>
               <w:rPr>
                 <w:rStyle w:val="Lienhypertexte"/>
@@ -1416,7 +1416,7 @@
                 <w:noProof/>
                 <w:webHidden/>
               </w:rPr>
-              <w:instrText xml:space="preserve"> PAGEREF _Toc226009407 \h </w:instrText>
+              <w:instrText xml:space="preserve"> PAGEREF _Toc226010237 \h </w:instrText>
             </w:r>
             <w:r>
               <w:rPr>
@@ -1464,7 +1464,7 @@
               <w:lang w:eastAsia="fr-FR"/>
             </w:rPr>
           </w:pPr>
-          <w:hyperlink w:anchor="_Toc226009408" w:history="1">
+          <w:hyperlink w:anchor="_Toc226010238" w:history="1">
             <w:r>
               <w:rPr>
                 <w:rStyle w:val="Lienhypertexte"/>
@@ -1491,7 +1491,7 @@
                 <w:noProof/>
                 <w:webHidden/>
               </w:rPr>
-              <w:instrText xml:space="preserve"> PAGEREF _Toc226009408 \h </w:instrText>
+              <w:instrText xml:space="preserve"> PAGEREF _Toc226010238 \h </w:instrText>
             </w:r>
             <w:r>
               <w:rPr>
@@ -1552,7 +1552,7 @@
         <w:pStyle w:val="Titre1"/>
       </w:pPr>
       <w:bookmarkStart w:id="0" w:name="_Toc225408742"/>
-      <w:bookmarkStart w:id="1" w:name="_Toc226009404"/>
+      <w:bookmarkStart w:id="1" w:name="_Toc226010234"/>
       <w:r>
         <w:lastRenderedPageBreak/>
         <w:t>1.Description du projet</w:t>
@@ -1565,7 +1565,7 @@
         <w:pStyle w:val="Titre2"/>
       </w:pPr>
       <w:bookmarkStart w:id="2" w:name="_Toc225408743"/>
-      <w:bookmarkStart w:id="3" w:name="_Toc226009405"/>
+      <w:bookmarkStart w:id="3" w:name="_Toc226010235"/>
       <w:r>
         <w:t>1.1 Objectif</w:t>
       </w:r>
@@ -1936,7 +1936,7 @@
         </w:rPr>
       </w:pPr>
       <w:bookmarkStart w:id="4" w:name="_Toc225408744"/>
-      <w:bookmarkStart w:id="5" w:name="_Toc226009406"/>
+      <w:bookmarkStart w:id="5" w:name="_Toc226010236"/>
       <w:r>
         <w:rPr>
           <w:lang w:eastAsia="fr-CH"/>
@@ -2033,7 +2033,7 @@
         </w:rPr>
       </w:pPr>
       <w:bookmarkStart w:id="6" w:name="_Toc225408745"/>
-      <w:bookmarkStart w:id="7" w:name="_Toc226009407"/>
+      <w:bookmarkStart w:id="7" w:name="_Toc226010237"/>
       <w:r>
         <w:rPr>
           <w:lang w:eastAsia="fr-CH"/>
@@ -2229,7 +2229,7 @@
         <w:pStyle w:val="Titre1"/>
       </w:pPr>
       <w:bookmarkStart w:id="8" w:name="_Toc225408746"/>
-      <w:bookmarkStart w:id="9" w:name="_Toc226009408"/>
+      <w:bookmarkStart w:id="9" w:name="_Toc226010238"/>
       <w:r>
         <w:t>4.Méthode des 6 étapes</w:t>
       </w:r>
@@ -2240,11 +2240,9 @@
       <w:r>
         <w:t xml:space="preserve">Voici </w:t>
       </w:r>
-      <w:proofErr w:type="gramStart"/>
-      <w:r>
-        <w:t>la méthodes</w:t>
-      </w:r>
-      <w:proofErr w:type="gramEnd"/>
+      <w:r>
+        <w:t>la méthode</w:t>
+      </w:r>
       <w:r>
         <w:t xml:space="preserve"> des 6 étapes en lien avec notre projet.</w:t>
       </w:r>
@@ -2261,91 +2259,99 @@
         </w:rPr>
       </w:pPr>
       <w:proofErr w:type="spellStart"/>
-      <w:proofErr w:type="gramStart"/>
       <w:r>
         <w:rPr>
           <w:lang w:val="de-CH"/>
         </w:rPr>
-        <w:t>Planifer</w:t>
+        <w:t>Planif</w:t>
+      </w:r>
+      <w:r>
+        <w:rPr>
+          <w:lang w:val="de-CH"/>
+        </w:rPr>
+        <w:t>i</w:t>
+      </w:r>
+      <w:r>
+        <w:rPr>
+          <w:lang w:val="de-CH"/>
+        </w:rPr>
+        <w:t>er</w:t>
       </w:r>
       <w:proofErr w:type="spellEnd"/>
       <w:r>
         <w:rPr>
           <w:lang w:val="de-CH"/>
         </w:rPr>
-        <w:t> :</w:t>
-      </w:r>
-      <w:proofErr w:type="gramEnd"/>
+        <w:t xml:space="preserve"> : </w:t>
+      </w:r>
+      <w:proofErr w:type="spellStart"/>
       <w:r>
         <w:rPr>
           <w:lang w:val="de-CH"/>
         </w:rPr>
+        <w:t>diagramme</w:t>
+      </w:r>
+      <w:proofErr w:type="spellEnd"/>
+      <w:r>
+        <w:rPr>
+          <w:lang w:val="de-CH"/>
+        </w:rPr>
         <w:t xml:space="preserve"> </w:t>
       </w:r>
-      <w:proofErr w:type="spellStart"/>
       <w:r>
         <w:rPr>
           <w:lang w:val="de-CH"/>
         </w:rPr>
-        <w:t>diagramme</w:t>
-      </w:r>
-      <w:proofErr w:type="spellEnd"/>
+        <w:t>Gant</w:t>
+      </w:r>
       <w:r>
         <w:rPr>
           <w:lang w:val="de-CH"/>
         </w:rPr>
+        <w:t>t,</w:t>
+      </w:r>
+      <w:r>
+        <w:rPr>
+          <w:lang w:val="de-CH"/>
+        </w:rPr>
         <w:t xml:space="preserve"> </w:t>
       </w:r>
-      <w:proofErr w:type="spellStart"/>
       <w:r>
         <w:rPr>
           <w:lang w:val="de-CH"/>
         </w:rPr>
-        <w:t>gantt</w:t>
-      </w:r>
-      <w:proofErr w:type="spellEnd"/>
+        <w:t>Kanban</w:t>
+      </w:r>
       <w:r>
         <w:rPr>
           <w:lang w:val="de-CH"/>
         </w:rPr>
-        <w:t xml:space="preserve"> </w:t>
-      </w:r>
-      <w:proofErr w:type="spellStart"/>
+        <w:t xml:space="preserve"> (</w:t>
+      </w:r>
       <w:r>
         <w:rPr>
           <w:lang w:val="de-CH"/>
         </w:rPr>
-        <w:t>kanban</w:t>
-      </w:r>
-      <w:proofErr w:type="spellEnd"/>
+        <w:t>N</w:t>
+      </w:r>
       <w:r>
         <w:rPr>
           <w:lang w:val="de-CH"/>
         </w:rPr>
-        <w:t xml:space="preserve"> (</w:t>
-      </w:r>
-      <w:proofErr w:type="spellStart"/>
-      <w:proofErr w:type="gramStart"/>
+        <w:t>otio</w:t>
+      </w:r>
       <w:r>
         <w:rPr>
           <w:lang w:val="de-CH"/>
         </w:rPr>
-        <w:t>notio</w:t>
+        <w:t>n</w:t>
       </w:r>
       <w:r>
         <w:rPr>
           <w:lang w:val="de-CH"/>
         </w:rPr>
-        <w:t>n</w:t>
-      </w:r>
-      <w:proofErr w:type="spellEnd"/>
-      <w:r>
-        <w:rPr>
-          <w:lang w:val="de-CH"/>
-        </w:rPr>
-        <w:t>(</w:t>
-      </w:r>
-      <w:proofErr w:type="gramEnd"/>
+        <w:t>)</w:t>
+      </w:r>
     </w:p>
     <w:p>
       <w:r>
@@ -2356,10 +2362,16 @@
       <w:r>
         <w:t xml:space="preserve">Réaliser :  faire </w:t>
       </w:r>
+      <w:r>
+        <w:t>le projet</w:t>
+      </w:r>
     </w:p>
     <w:p>
       <w:r>
-        <w:t xml:space="preserve">Contrôler :  vérification des choses quoi </w:t>
+        <w:t>Contrôler :  vérification de</w:t>
+      </w:r>
+      <w:r>
+        <w:t xml:space="preserve"> la réalisation</w:t>
       </w:r>
     </w:p>
     <w:p>

--- a/documents/documents_word/documentation_projet_m431_v2.docx
+++ b/documents/documents_word/documentation_projet_m431_v2.docx
@@ -145,20 +145,8 @@
                                     <w:sz w:val="28"/>
                                     <w:szCs w:val="28"/>
                                   </w:rPr>
-                                  <w:t xml:space="preserve">Jonathan </w:t>
+                                  <w:t>Jonathan Ulveling</w:t>
                                 </w:r>
-                                <w:proofErr w:type="spellStart"/>
-                                <w:r>
-                                  <w:rPr>
-                                    <w:i/>
-                                    <w:iCs/>
-                                    <w:color w:val="4C94D8" w:themeColor="text2" w:themeTint="80"/>
-                                    <w:sz w:val="28"/>
-                                    <w:szCs w:val="28"/>
-                                  </w:rPr>
-                                  <w:t>Ulveling</w:t>
-                                </w:r>
-                                <w:proofErr w:type="spellEnd"/>
                               </w:p>
                             </w:txbxContent>
                           </wps:txbx>
@@ -186,7 +174,7 @@
                     <v:stroke joinstyle="miter"/>
                     <v:path gradientshapeok="t" o:connecttype="rect"/>
                   </v:shapetype>
-                  <v:shape id="Zone de texte 66" o:spid="_x0000_s1026" type="#_x0000_t202" style="position:absolute;margin-left:0;margin-top:0;width:468pt;height:1in;z-index:251661312;visibility:visible;mso-wrap-style:square;mso-width-percent:765;mso-height-percent:0;mso-wrap-distance-left:9pt;mso-wrap-distance-top:0;mso-wrap-distance-right:9pt;mso-wrap-distance-bottom:0;mso-position-horizontal:center;mso-position-horizontal-relative:page;mso-position-vertical:top;mso-position-vertical-relative:margin;mso-width-percent:765;mso-height-percent:0;mso-width-relative:page;mso-height-relative:margin;v-text-anchor:top" o:gfxdata="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" filled="f" stroked="f" strokeweight=".5pt">
+                  <v:shape id="Zone de texte 66" o:spid="_x0000_s1026" type="#_x0000_t202" style="position:absolute;margin-left:0;margin-top:0;width:468pt;height:1in;z-index:251661312;visibility:visible;mso-wrap-style:square;mso-width-percent:765;mso-height-percent:0;mso-wrap-distance-left:9pt;mso-wrap-distance-top:0;mso-wrap-distance-right:9pt;mso-wrap-distance-bottom:0;mso-position-horizontal:center;mso-position-horizontal-relative:page;mso-position-vertical:top;mso-position-vertical-relative:margin;mso-width-percent:765;mso-height-percent:0;mso-width-relative:page;mso-height-relative:margin;v-text-anchor:top" o:gfxdata="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" filled="f" stroked="f" strokeweight=".5pt">
                     <v:textbox style="mso-fit-shape-to-text:t">
                       <w:txbxContent>
                         <w:sdt>
@@ -247,20 +235,8 @@
                               <w:sz w:val="28"/>
                               <w:szCs w:val="28"/>
                             </w:rPr>
-                            <w:t xml:space="preserve">Jonathan </w:t>
+                            <w:t>Jonathan Ulveling</w:t>
                           </w:r>
-                          <w:proofErr w:type="spellStart"/>
-                          <w:r>
-                            <w:rPr>
-                              <w:i/>
-                              <w:iCs/>
-                              <w:color w:val="4C94D8" w:themeColor="text2" w:themeTint="80"/>
-                              <w:sz w:val="28"/>
-                              <w:szCs w:val="28"/>
-                            </w:rPr>
-                            <w:t>Ulveling</w:t>
-                          </w:r>
-                          <w:proofErr w:type="spellEnd"/>
                         </w:p>
                       </w:txbxContent>
                     </v:textbox>
@@ -897,25 +873,7 @@
                                         <w:sz w:val="36"/>
                                         <w:szCs w:val="36"/>
                                       </w:rPr>
-                                      <w:t xml:space="preserve"> / Jonathan Calvino / Kevin </w:t>
-                                    </w:r>
-                                    <w:proofErr w:type="spellStart"/>
-                                    <w:r>
-                                      <w:rPr>
-                                        <w:color w:val="156082" w:themeColor="accent1"/>
-                                        <w:sz w:val="36"/>
-                                        <w:szCs w:val="36"/>
-                                      </w:rPr>
-                                      <w:t>Thuraisingam</w:t>
-                                    </w:r>
-                                    <w:proofErr w:type="spellEnd"/>
-                                    <w:r>
-                                      <w:rPr>
-                                        <w:color w:val="156082" w:themeColor="accent1"/>
-                                        <w:sz w:val="36"/>
-                                        <w:szCs w:val="36"/>
-                                      </w:rPr>
-                                      <w:t xml:space="preserve"> / Rafael De Morais</w:t>
+                                      <w:t xml:space="preserve"> / Jonathan Calvino / Kevin Thuraisingam / Rafael De Morais</w:t>
                                     </w:r>
                                   </w:sdtContent>
                                 </w:sdt>
@@ -977,7 +935,7 @@
               </mc:Choice>
               <mc:Fallback>
                 <w:pict>
-                  <v:shape w14:anchorId="0E18D306" id="Zone de texte 73" o:spid="_x0000_s1027" type="#_x0000_t202" style="position:absolute;margin-left:0;margin-top:0;width:468pt;height:29.5pt;z-index:251659264;visibility:visible;mso-wrap-style:square;mso-width-percent:765;mso-height-percent:0;mso-wrap-distance-left:9pt;mso-wrap-distance-top:0;mso-wrap-distance-right:9pt;mso-wrap-distance-bottom:0;mso-position-horizontal:center;mso-position-horizontal-relative:page;mso-position-vertical:bottom;mso-position-vertical-relative:margin;mso-width-percent:765;mso-height-percent:0;mso-width-relative:page;mso-height-relative:margin;v-text-anchor:bottom" o:gfxdata="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" filled="f" stroked="f" strokeweight=".5pt">
+                  <v:shape w14:anchorId="0E18D306" id="Zone de texte 73" o:spid="_x0000_s1027" type="#_x0000_t202" style="position:absolute;margin-left:0;margin-top:0;width:468pt;height:29.5pt;z-index:251659264;visibility:visible;mso-wrap-style:square;mso-width-percent:765;mso-height-percent:0;mso-wrap-distance-left:9pt;mso-wrap-distance-top:0;mso-wrap-distance-right:9pt;mso-wrap-distance-bottom:0;mso-position-horizontal:center;mso-position-horizontal-relative:page;mso-position-vertical:bottom;mso-position-vertical-relative:margin;mso-width-percent:765;mso-height-percent:0;mso-width-relative:page;mso-height-relative:margin;v-text-anchor:bottom" o:gfxdata="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" filled="f" stroked="f" strokeweight=".5pt">
                     <v:textbox style="mso-fit-shape-to-text:t" inset="0,0,0,0">
                       <w:txbxContent>
                         <w:p>
@@ -1018,25 +976,7 @@
                                   <w:sz w:val="36"/>
                                   <w:szCs w:val="36"/>
                                 </w:rPr>
-                                <w:t xml:space="preserve"> / Jonathan Calvino / Kevin </w:t>
-                              </w:r>
-                              <w:proofErr w:type="spellStart"/>
-                              <w:r>
-                                <w:rPr>
-                                  <w:color w:val="156082" w:themeColor="accent1"/>
-                                  <w:sz w:val="36"/>
-                                  <w:szCs w:val="36"/>
-                                </w:rPr>
-                                <w:t>Thuraisingam</w:t>
-                              </w:r>
-                              <w:proofErr w:type="spellEnd"/>
-                              <w:r>
-                                <w:rPr>
-                                  <w:color w:val="156082" w:themeColor="accent1"/>
-                                  <w:sz w:val="36"/>
-                                  <w:szCs w:val="36"/>
-                                </w:rPr>
-                                <w:t xml:space="preserve"> / Rafael De Morais</w:t>
+                                <w:t xml:space="preserve"> / Jonathan Calvino / Kevin Thuraisingam / Rafael De Morais</w:t>
                               </w:r>
                             </w:sdtContent>
                           </w:sdt>
@@ -2253,131 +2193,661 @@
       </w:r>
     </w:p>
     <w:p>
-      <w:pPr>
-        <w:rPr>
-          <w:lang w:val="de-CH"/>
-        </w:rPr>
-      </w:pPr>
+      <w:r>
+        <w:t>Planif</w:t>
+      </w:r>
+      <w:r>
+        <w:t>i</w:t>
+      </w:r>
+      <w:r>
+        <w:t xml:space="preserve">er : diagramme </w:t>
+      </w:r>
+      <w:r>
+        <w:t>Gantt,</w:t>
+      </w:r>
+      <w:r>
+        <w:t xml:space="preserve"> </w:t>
+      </w:r>
+      <w:r>
+        <w:t>Kanban</w:t>
+      </w:r>
+      <w:r>
+        <w:t xml:space="preserve"> (</w:t>
+      </w:r>
+      <w:r>
+        <w:t>N</w:t>
+      </w:r>
+      <w:r>
+        <w:t>otion</w:t>
+      </w:r>
+      <w:r>
+        <w:t>)</w:t>
+      </w:r>
+    </w:p>
+    <w:p>
+      <w:r>
+        <w:t xml:space="preserve">Décider : attribution des taches ressources </w:t>
+      </w:r>
+    </w:p>
+    <w:p>
+      <w:r>
+        <w:t xml:space="preserve">Réaliser :  faire </w:t>
+      </w:r>
+      <w:r>
+        <w:t>le projet</w:t>
+      </w:r>
+    </w:p>
+    <w:p>
+      <w:r>
+        <w:t>Contrôler :  vérification de</w:t>
+      </w:r>
+      <w:r>
+        <w:t xml:space="preserve"> la réalisation</w:t>
+      </w:r>
+    </w:p>
+    <w:p>
+      <w:r>
+        <w:t xml:space="preserve">Valider : validation finale </w:t>
+      </w:r>
+    </w:p>
+    <w:p>
+      <w:pPr>
+        <w:pStyle w:val="Titre1"/>
+      </w:pPr>
+      <w:r>
+        <w:lastRenderedPageBreak/>
+        <w:t xml:space="preserve">Matrice d’Eisenhower </w:t>
+      </w:r>
+    </w:p>
+    <w:p>
+      <w:pPr>
+        <w:rPr>
+          <w:rFonts w:asciiTheme="majorHAnsi" w:eastAsiaTheme="majorEastAsia" w:hAnsiTheme="majorHAnsi" w:cstheme="majorBidi"/>
+          <w:color w:val="0F4761" w:themeColor="accent1" w:themeShade="BF"/>
+          <w:sz w:val="40"/>
+          <w:szCs w:val="40"/>
+          <w:lang w:val="fr-FR"/>
+        </w:rPr>
+      </w:pPr>
+      <w:r>
+        <w:br w:type="page"/>
+      </w:r>
+    </w:p>
+    <w:p>
+      <w:pPr>
+        <w:pStyle w:val="Titre1"/>
+      </w:pPr>
+      <w:r>
+        <w:lastRenderedPageBreak/>
+        <w:t>Liste de</w:t>
+      </w:r>
+      <w:r>
+        <w:t xml:space="preserve">s taches </w:t>
+      </w:r>
+    </w:p>
+    <w:p>
+      <w:pPr>
+        <w:rPr>
+          <w:lang w:val="fr-FR"/>
+        </w:rPr>
+      </w:pPr>
+      <w:r>
+        <w:rPr>
+          <w:lang w:val="fr-FR"/>
+        </w:rPr>
+        <w:t>L’apprentissage des outils</w:t>
+      </w:r>
+      <w:r>
+        <w:rPr>
+          <w:lang w:val="fr-FR"/>
+        </w:rPr>
+        <w:t xml:space="preserve"> : </w:t>
+      </w:r>
+      <w:r>
+        <w:rPr>
+          <w:lang w:val="fr-FR"/>
+        </w:rPr>
+        <w:t xml:space="preserve">Apprentissage, </w:t>
+      </w:r>
       <w:proofErr w:type="spellStart"/>
       <w:r>
         <w:rPr>
-          <w:lang w:val="de-CH"/>
-        </w:rPr>
-        <w:t>Planif</w:t>
-      </w:r>
-      <w:r>
-        <w:rPr>
-          <w:lang w:val="de-CH"/>
+          <w:lang w:val="fr-FR"/>
+        </w:rPr>
+        <w:t>Git+VS</w:t>
+      </w:r>
+      <w:proofErr w:type="spellEnd"/>
+      <w:r>
+        <w:rPr>
+          <w:lang w:val="fr-FR"/>
+        </w:rPr>
+        <w:t xml:space="preserve"> Code, GitHub et </w:t>
+      </w:r>
+      <w:r>
+        <w:rPr>
+          <w:lang w:val="fr-FR"/>
+        </w:rPr>
+        <w:t>présentation Responsable</w:t>
+      </w:r>
+      <w:r>
+        <w:rPr>
+          <w:lang w:val="fr-FR"/>
+        </w:rPr>
+        <w:t xml:space="preserve"> : tous </w:t>
+      </w:r>
+    </w:p>
+    <w:p>
+      <w:pPr>
+        <w:rPr>
+          <w:lang w:val="fr-FR"/>
+        </w:rPr>
+      </w:pPr>
+      <w:r>
+        <w:rPr>
+          <w:lang w:val="fr-FR"/>
+        </w:rPr>
+        <w:t>Planification des taches</w:t>
+      </w:r>
+      <w:r>
+        <w:rPr>
+          <w:lang w:val="fr-FR"/>
+        </w:rPr>
+        <w:t> :</w:t>
+      </w:r>
+      <w:r>
+        <w:rPr>
+          <w:lang w:val="fr-FR"/>
+        </w:rPr>
+        <w:t xml:space="preserve"> Kanban, Gantt </w:t>
+      </w:r>
+      <w:r>
+        <w:rPr>
+          <w:lang w:val="fr-FR"/>
+        </w:rPr>
+        <w:t xml:space="preserve">prévisionnel et final </w:t>
+      </w:r>
+      <w:r>
+        <w:rPr>
+          <w:lang w:val="fr-FR"/>
+        </w:rPr>
+        <w:t xml:space="preserve">                       </w:t>
+      </w:r>
+      <w:r>
+        <w:rPr>
+          <w:lang w:val="fr-FR"/>
+        </w:rPr>
+        <w:t xml:space="preserve">             </w:t>
+      </w:r>
+      <w:r>
+        <w:rPr>
+          <w:lang w:val="fr-FR"/>
+        </w:rPr>
+        <w:t xml:space="preserve">    </w:t>
+      </w:r>
+      <w:r>
+        <w:rPr>
+          <w:lang w:val="fr-FR"/>
+        </w:rPr>
+        <w:t>responsable</w:t>
+      </w:r>
+      <w:r>
+        <w:rPr>
+          <w:lang w:val="fr-FR"/>
+        </w:rPr>
+        <w:t xml:space="preserve"> : Jonathan</w:t>
+      </w:r>
+      <w:r>
+        <w:rPr>
+          <w:lang w:val="fr-FR"/>
+        </w:rPr>
+        <w:t xml:space="preserve">                                                                                                                                                                  </w:t>
+      </w:r>
+    </w:p>
+    <w:p>
+      <w:pPr>
+        <w:rPr>
+          <w:lang w:val="fr-FR"/>
+        </w:rPr>
+      </w:pPr>
+      <w:r>
+        <w:rPr>
+          <w:lang w:val="fr-FR"/>
+        </w:rPr>
+        <w:t>Les diagrammes</w:t>
+      </w:r>
+      <w:r>
+        <w:rPr>
+          <w:lang w:val="fr-FR"/>
+        </w:rPr>
+        <w:t> : Eisenhower, Gantt prévisionnel</w:t>
+      </w:r>
+      <w:r>
+        <w:rPr>
+          <w:lang w:val="fr-FR"/>
+        </w:rPr>
+        <w:t>, Gantt final</w:t>
+      </w:r>
+      <w:r>
+        <w:rPr>
+          <w:lang w:val="fr-FR"/>
+        </w:rPr>
+        <w:tab/>
+      </w:r>
+      <w:r>
+        <w:rPr>
+          <w:lang w:val="fr-FR"/>
+        </w:rPr>
+        <w:t xml:space="preserve">                                                responsable :</w:t>
+      </w:r>
+      <w:r>
+        <w:rPr>
+          <w:lang w:val="fr-FR"/>
+        </w:rPr>
+        <w:t xml:space="preserve">Rafael </w:t>
+      </w:r>
+      <w:r>
+        <w:rPr>
+          <w:lang w:val="fr-FR"/>
+        </w:rPr>
+        <w:t xml:space="preserve">                                                                                                                                                                                                                                                                                                                                                                                                                                                        </w:t>
+      </w:r>
+    </w:p>
+    <w:p>
+      <w:pPr>
+        <w:rPr>
+          <w:lang w:val="fr-FR"/>
+        </w:rPr>
+      </w:pPr>
+      <w:r>
+        <w:rPr>
+          <w:lang w:val="fr-FR"/>
+        </w:rPr>
+        <w:t>La documentation</w:t>
+      </w:r>
+      <w:r>
+        <w:rPr>
+          <w:lang w:val="fr-FR"/>
+        </w:rPr>
+        <w:t> : Documentation</w:t>
+      </w:r>
+      <w:r>
+        <w:rPr>
+          <w:lang w:val="fr-FR"/>
+        </w:rPr>
+        <w:t>, GitHub Pages, W</w:t>
+      </w:r>
+      <w:r>
+        <w:rPr>
+          <w:lang w:val="fr-FR"/>
         </w:rPr>
         <w:t>i</w:t>
       </w:r>
       <w:r>
         <w:rPr>
-          <w:lang w:val="de-CH"/>
-        </w:rPr>
-        <w:t>er</w:t>
-      </w:r>
-      <w:proofErr w:type="spellEnd"/>
-      <w:r>
-        <w:rPr>
-          <w:lang w:val="de-CH"/>
-        </w:rPr>
-        <w:t xml:space="preserve"> : </w:t>
-      </w:r>
-      <w:proofErr w:type="spellStart"/>
-      <w:r>
-        <w:rPr>
-          <w:lang w:val="de-CH"/>
-        </w:rPr>
-        <w:t>diagramme</w:t>
-      </w:r>
-      <w:proofErr w:type="spellEnd"/>
-      <w:r>
-        <w:rPr>
-          <w:lang w:val="de-CH"/>
+          <w:lang w:val="fr-FR"/>
+        </w:rPr>
+        <w:t>ki</w:t>
+      </w:r>
+      <w:r>
+        <w:rPr>
+          <w:lang w:val="fr-FR"/>
+        </w:rPr>
+        <w:t xml:space="preserve">                                                                                               responsable</w:t>
+      </w:r>
+      <w:r>
+        <w:rPr>
+          <w:lang w:val="fr-FR"/>
+        </w:rPr>
+        <w:t> : Kevin</w:t>
+      </w:r>
+    </w:p>
+    <w:p>
+      <w:pPr>
+        <w:pStyle w:val="Sous-titre"/>
+      </w:pPr>
+      <w:r>
+        <w:t>Description</w:t>
+      </w:r>
+    </w:p>
+    <w:p>
+      <w:pPr>
+        <w:rPr>
+          <w:lang w:val="fr-FR"/>
+        </w:rPr>
+      </w:pPr>
+      <w:r>
+        <w:rPr>
+          <w:lang w:val="fr-FR"/>
+        </w:rPr>
+        <w:t>Pour la planification nous allons</w:t>
+      </w:r>
+      <w:r>
+        <w:rPr>
+          <w:lang w:val="fr-FR"/>
+        </w:rPr>
+        <w:t xml:space="preserve"> utiliser kanban pour la </w:t>
+      </w:r>
+      <w:r>
+        <w:rPr>
+          <w:lang w:val="fr-FR"/>
+        </w:rPr>
+        <w:t>distribution</w:t>
+      </w:r>
+      <w:r>
+        <w:rPr>
+          <w:lang w:val="fr-FR"/>
+        </w:rPr>
+        <w:t xml:space="preserve"> des taches et l’état d’avancées des </w:t>
+      </w:r>
+      <w:r>
+        <w:rPr>
+          <w:lang w:val="fr-FR"/>
+        </w:rPr>
+        <w:t>différentes étapes</w:t>
+      </w:r>
+      <w:r>
+        <w:rPr>
+          <w:lang w:val="fr-FR"/>
+        </w:rPr>
+        <w:t xml:space="preserve">, Gantt lui </w:t>
+      </w:r>
+      <w:r>
+        <w:rPr>
+          <w:lang w:val="fr-FR"/>
+        </w:rPr>
+        <w:t>va nous être util</w:t>
+      </w:r>
+      <w:r>
+        <w:rPr>
+          <w:lang w:val="fr-FR"/>
+        </w:rPr>
+        <w:t xml:space="preserve">e </w:t>
+      </w:r>
+      <w:r>
+        <w:rPr>
+          <w:lang w:val="fr-FR"/>
+        </w:rPr>
+        <w:t>pour</w:t>
+      </w:r>
+      <w:r>
+        <w:rPr>
+          <w:lang w:val="fr-FR"/>
+        </w:rPr>
+        <w:t xml:space="preserve"> voir </w:t>
+      </w:r>
+      <w:r>
+        <w:rPr>
+          <w:lang w:val="fr-FR"/>
+        </w:rPr>
+        <w:t>leur durée</w:t>
+      </w:r>
+      <w:r>
+        <w:rPr>
+          <w:lang w:val="fr-FR"/>
         </w:rPr>
         <w:t xml:space="preserve"> </w:t>
       </w:r>
       <w:r>
         <w:rPr>
-          <w:lang w:val="de-CH"/>
-        </w:rPr>
-        <w:t>Gant</w:t>
-      </w:r>
-      <w:r>
-        <w:rPr>
-          <w:lang w:val="de-CH"/>
-        </w:rPr>
-        <w:t>t,</w:t>
-      </w:r>
-      <w:r>
-        <w:rPr>
-          <w:lang w:val="de-CH"/>
+          <w:lang w:val="fr-FR"/>
+        </w:rPr>
+        <w:t>estimée</w:t>
+      </w:r>
+      <w:r>
+        <w:rPr>
+          <w:lang w:val="fr-FR"/>
         </w:rPr>
         <w:t xml:space="preserve"> </w:t>
       </w:r>
       <w:r>
         <w:rPr>
-          <w:lang w:val="de-CH"/>
-        </w:rPr>
-        <w:t>Kanban</w:t>
-      </w:r>
-      <w:r>
-        <w:rPr>
-          <w:lang w:val="de-CH"/>
-        </w:rPr>
-        <w:t xml:space="preserve"> (</w:t>
-      </w:r>
-      <w:r>
-        <w:rPr>
-          <w:lang w:val="de-CH"/>
-        </w:rPr>
-        <w:t>N</w:t>
-      </w:r>
-      <w:r>
-        <w:rPr>
-          <w:lang w:val="de-CH"/>
-        </w:rPr>
-        <w:t>otio</w:t>
-      </w:r>
-      <w:r>
-        <w:rPr>
-          <w:lang w:val="de-CH"/>
-        </w:rPr>
-        <w:t>n</w:t>
-      </w:r>
-      <w:r>
-        <w:rPr>
-          <w:lang w:val="de-CH"/>
+          <w:lang w:val="fr-FR"/>
+        </w:rPr>
+        <w:t>dans le temps</w:t>
+      </w:r>
+      <w:r>
+        <w:rPr>
+          <w:lang w:val="fr-FR"/>
+        </w:rPr>
+        <w:t xml:space="preserve"> </w:t>
+      </w:r>
+      <w:r>
+        <w:rPr>
+          <w:lang w:val="fr-FR"/>
+        </w:rPr>
+        <w:t xml:space="preserve">(Gantt </w:t>
+      </w:r>
+      <w:r>
+        <w:rPr>
+          <w:lang w:val="fr-FR"/>
+        </w:rPr>
+        <w:t>prévisionnel</w:t>
+      </w:r>
+      <w:r>
+        <w:rPr>
+          <w:lang w:val="fr-FR"/>
         </w:rPr>
         <w:t>)</w:t>
       </w:r>
-    </w:p>
-    <w:p>
-      <w:r>
-        <w:t xml:space="preserve">Décider : attribution des taches ressources </w:t>
-      </w:r>
-    </w:p>
-    <w:p>
-      <w:r>
-        <w:t xml:space="preserve">Réaliser :  faire </w:t>
-      </w:r>
-      <w:r>
-        <w:t>le projet</w:t>
-      </w:r>
-    </w:p>
-    <w:p>
-      <w:r>
-        <w:t>Contrôler :  vérification de</w:t>
-      </w:r>
-      <w:r>
-        <w:t xml:space="preserve"> la réalisation</w:t>
-      </w:r>
-    </w:p>
-    <w:p>
-      <w:r>
-        <w:t xml:space="preserve">Valider : validation finale </w:t>
-      </w:r>
+      <w:r>
+        <w:rPr>
+          <w:lang w:val="fr-FR"/>
+        </w:rPr>
+        <w:t xml:space="preserve"> </w:t>
+      </w:r>
+      <w:r>
+        <w:rPr>
+          <w:lang w:val="fr-FR"/>
+        </w:rPr>
+        <w:t>et leurs dépendance</w:t>
+      </w:r>
+      <w:r>
+        <w:rPr>
+          <w:lang w:val="fr-FR"/>
+        </w:rPr>
+        <w:t>s</w:t>
+      </w:r>
+      <w:r>
+        <w:rPr>
+          <w:lang w:val="fr-FR"/>
+        </w:rPr>
+        <w:t>.</w:t>
+      </w:r>
+      <w:r>
+        <w:rPr>
+          <w:lang w:val="fr-FR"/>
+        </w:rPr>
+        <w:t xml:space="preserve"> Le Gantt </w:t>
+      </w:r>
+      <w:r>
+        <w:rPr>
+          <w:lang w:val="fr-FR"/>
+        </w:rPr>
+        <w:t xml:space="preserve">réel lui, donnera la durée réelle de chaque </w:t>
+      </w:r>
+      <w:r>
+        <w:rPr>
+          <w:lang w:val="fr-FR"/>
+        </w:rPr>
+        <w:t>tache</w:t>
+      </w:r>
+      <w:r>
+        <w:rPr>
+          <w:lang w:val="fr-FR"/>
+        </w:rPr>
+        <w:t xml:space="preserve"> tout en gardant les </w:t>
+      </w:r>
+      <w:r>
+        <w:rPr>
+          <w:lang w:val="fr-FR"/>
+        </w:rPr>
+        <w:t xml:space="preserve">mêmes dépendances que dans le Gantt </w:t>
+      </w:r>
+      <w:r>
+        <w:rPr>
+          <w:lang w:val="fr-FR"/>
+        </w:rPr>
+        <w:t>prévisionnel.</w:t>
+      </w:r>
+    </w:p>
+    <w:p>
+      <w:pPr>
+        <w:rPr>
+          <w:lang w:val="fr-FR"/>
+        </w:rPr>
+      </w:pPr>
+      <w:r>
+        <w:rPr>
+          <w:lang w:val="fr-FR"/>
+        </w:rPr>
+        <w:t>Eisenhower</w:t>
+      </w:r>
+      <w:r>
+        <w:rPr>
+          <w:lang w:val="fr-FR"/>
+        </w:rPr>
+        <w:t xml:space="preserve"> </w:t>
+      </w:r>
+      <w:r>
+        <w:rPr>
+          <w:lang w:val="fr-FR"/>
+        </w:rPr>
+        <w:t>va être utilisé pour classer les taches par leur importance et leurs urgences.</w:t>
+      </w:r>
+    </w:p>
+    <w:p>
+      <w:pPr>
+        <w:rPr>
+          <w:lang w:val="fr-FR"/>
+        </w:rPr>
+      </w:pPr>
+      <w:r>
+        <w:rPr>
+          <w:lang w:val="fr-FR"/>
+        </w:rPr>
+        <w:t>Nous</w:t>
+      </w:r>
+      <w:r>
+        <w:rPr>
+          <w:lang w:val="fr-FR"/>
+        </w:rPr>
+        <w:t xml:space="preserve"> allons </w:t>
+      </w:r>
+      <w:r>
+        <w:rPr>
+          <w:lang w:val="fr-FR"/>
+        </w:rPr>
+        <w:t xml:space="preserve">aussi </w:t>
+      </w:r>
+      <w:r>
+        <w:rPr>
+          <w:lang w:val="fr-FR"/>
+        </w:rPr>
+        <w:t>prendre le temps d’apprendre à utiliser les outils Git et Visual Studio GitHub va nous servir à centraliser nos documents et y accéder</w:t>
+      </w:r>
+      <w:r>
+        <w:rPr>
+          <w:lang w:val="fr-FR"/>
+        </w:rPr>
+        <w:t>.</w:t>
+      </w:r>
+    </w:p>
+    <w:p>
+      <w:pPr>
+        <w:rPr>
+          <w:lang w:val="fr-FR"/>
+        </w:rPr>
+      </w:pPr>
+      <w:r>
+        <w:rPr>
+          <w:lang w:val="fr-FR"/>
+        </w:rPr>
+        <w:t>GitHub</w:t>
+      </w:r>
+      <w:r>
+        <w:rPr>
+          <w:lang w:val="fr-FR"/>
+        </w:rPr>
+        <w:t xml:space="preserve"> </w:t>
+      </w:r>
+      <w:r>
+        <w:rPr>
+          <w:lang w:val="fr-FR"/>
+        </w:rPr>
+        <w:t>P</w:t>
+      </w:r>
+      <w:r>
+        <w:rPr>
+          <w:lang w:val="fr-FR"/>
+        </w:rPr>
+        <w:t>ages va être notre wiki qui va être le tutoriel pour utiliser notre outil et obtenir son certificat SSL.</w:t>
+      </w:r>
+      <w:r>
+        <w:rPr>
+          <w:lang w:val="fr-FR"/>
+        </w:rPr>
+        <w:t xml:space="preserve"> </w:t>
+      </w:r>
+      <w:r>
+        <w:rPr>
+          <w:lang w:val="fr-FR"/>
+        </w:rPr>
+        <w:t>La documentation va être le document final à rendre avec tout</w:t>
+      </w:r>
+      <w:r>
+        <w:rPr>
+          <w:lang w:val="fr-FR"/>
+        </w:rPr>
+        <w:t xml:space="preserve"> ce qui a été fait pour le projet</w:t>
+      </w:r>
+    </w:p>
+    <w:p>
+      <w:pPr>
+        <w:pStyle w:val="Sous-titre"/>
+        <w:rPr>
+          <w:lang w:val="fr-FR"/>
+        </w:rPr>
+      </w:pPr>
+      <w:r>
+        <w:rPr>
+          <w:lang w:val="fr-FR"/>
+        </w:rPr>
+        <w:t xml:space="preserve">Durée </w:t>
+      </w:r>
+      <w:r>
+        <w:rPr>
+          <w:lang w:val="fr-FR"/>
+        </w:rPr>
+        <w:t>estimée :</w:t>
+      </w:r>
+    </w:p>
+    <w:p>
+      <w:pPr>
+        <w:rPr>
+          <w:lang w:val="fr-FR"/>
+        </w:rPr>
+      </w:pPr>
+    </w:p>
+    <w:p>
+      <w:pPr>
+        <w:rPr>
+          <w:lang w:val="fr-FR"/>
+        </w:rPr>
+      </w:pPr>
+    </w:p>
+    <w:p>
+      <w:pPr>
+        <w:rPr>
+          <w:lang w:val="fr-FR"/>
+        </w:rPr>
+      </w:pPr>
+    </w:p>
+    <w:p>
+      <w:pPr>
+        <w:rPr>
+          <w:lang w:val="fr-FR"/>
+        </w:rPr>
+      </w:pPr>
     </w:p>
     <w:sectPr>
       <w:headerReference w:type="default" r:id="rId8"/>
@@ -2517,7 +2987,7 @@
       <w:rPr>
         <w:noProof/>
       </w:rPr>
-      <w:t>02.04.2026</w:t>
+      <w:t>23.04.2026</w:t>
     </w:r>
     <w:r>
       <w:fldChar w:fldCharType="end"/>

--- a/documents/documents_word/documentation_projet_m431_v2.docx
+++ b/documents/documents_word/documentation_projet_m431_v2.docx
@@ -145,6 +145,16 @@
                                     <w:sz w:val="28"/>
                                     <w:szCs w:val="28"/>
                                   </w:rPr>
+                                  <w:t xml:space="preserve"> Pour </w:t>
+                                </w:r>
+                                <w:r>
+                                  <w:rPr>
+                                    <w:i/>
+                                    <w:iCs/>
+                                    <w:color w:val="4C94D8" w:themeColor="text2" w:themeTint="80"/>
+                                    <w:sz w:val="28"/>
+                                    <w:szCs w:val="28"/>
+                                  </w:rPr>
                                   <w:t>Jonathan Ulveling</w:t>
                                 </w:r>
                               </w:p>
@@ -227,6 +237,16 @@
                               <w:szCs w:val="28"/>
                             </w:rPr>
                           </w:pPr>
+                          <w:r>
+                            <w:rPr>
+                              <w:i/>
+                              <w:iCs/>
+                              <w:color w:val="4C94D8" w:themeColor="text2" w:themeTint="80"/>
+                              <w:sz w:val="28"/>
+                              <w:szCs w:val="28"/>
+                            </w:rPr>
+                            <w:t xml:space="preserve"> Pour </w:t>
+                          </w:r>
                           <w:r>
                             <w:rPr>
                               <w:i/>
@@ -1092,7 +1112,7 @@
               <w:noProof/>
               <w:sz w:val="24"/>
               <w:szCs w:val="24"/>
-              <w:lang w:eastAsia="fr-FR"/>
+              <w:lang w:eastAsia="fr-CH"/>
             </w:rPr>
           </w:pPr>
           <w:r>
@@ -1104,7 +1124,7 @@
           <w:r>
             <w:fldChar w:fldCharType="separate"/>
           </w:r>
-          <w:hyperlink w:anchor="_Toc226010234" w:history="1">
+          <w:hyperlink w:anchor="_Toc229039013" w:history="1">
             <w:r>
               <w:rPr>
                 <w:rStyle w:val="Lienhypertexte"/>
@@ -1131,7 +1151,7 @@
                 <w:noProof/>
                 <w:webHidden/>
               </w:rPr>
-              <w:instrText xml:space="preserve"> PAGEREF _Toc226010234 \h </w:instrText>
+              <w:instrText xml:space="preserve"> PAGEREF _Toc229039013 \h </w:instrText>
             </w:r>
             <w:r>
               <w:rPr>
@@ -1174,10 +1194,10 @@
               <w:noProof/>
               <w:sz w:val="24"/>
               <w:szCs w:val="24"/>
-              <w:lang w:eastAsia="fr-FR"/>
+              <w:lang w:eastAsia="fr-CH"/>
             </w:rPr>
           </w:pPr>
-          <w:hyperlink w:anchor="_Toc226010235" w:history="1">
+          <w:hyperlink w:anchor="_Toc229039014" w:history="1">
             <w:r>
               <w:rPr>
                 <w:rStyle w:val="Lienhypertexte"/>
@@ -1204,7 +1224,153 @@
                 <w:noProof/>
                 <w:webHidden/>
               </w:rPr>
-              <w:instrText xml:space="preserve"> PAGEREF _Toc226010235 \h </w:instrText>
+              <w:instrText xml:space="preserve"> PAGEREF _Toc229039014 \h </w:instrText>
+            </w:r>
+            <w:r>
+              <w:rPr>
+                <w:noProof/>
+                <w:webHidden/>
+              </w:rPr>
+            </w:r>
+            <w:r>
+              <w:rPr>
+                <w:noProof/>
+                <w:webHidden/>
+              </w:rPr>
+              <w:fldChar w:fldCharType="separate"/>
+            </w:r>
+            <w:r>
+              <w:rPr>
+                <w:noProof/>
+                <w:webHidden/>
+              </w:rPr>
+              <w:t>3</w:t>
+            </w:r>
+            <w:r>
+              <w:rPr>
+                <w:noProof/>
+                <w:webHidden/>
+              </w:rPr>
+              <w:fldChar w:fldCharType="end"/>
+            </w:r>
+          </w:hyperlink>
+        </w:p>
+        <w:p>
+          <w:pPr>
+            <w:pStyle w:val="TM2"/>
+            <w:tabs>
+              <w:tab w:val="right" w:leader="dot" w:pos="9062"/>
+            </w:tabs>
+            <w:rPr>
+              <w:rFonts w:eastAsiaTheme="minorEastAsia"/>
+              <w:smallCaps w:val="0"/>
+              <w:noProof/>
+              <w:sz w:val="24"/>
+              <w:szCs w:val="24"/>
+              <w:lang w:eastAsia="fr-CH"/>
+            </w:rPr>
+          </w:pPr>
+          <w:hyperlink w:anchor="_Toc229039015" w:history="1">
+            <w:r>
+              <w:rPr>
+                <w:rStyle w:val="Lienhypertexte"/>
+                <w:noProof/>
+              </w:rPr>
+              <w:t>1.2 Périmètre</w:t>
+            </w:r>
+            <w:r>
+              <w:rPr>
+                <w:noProof/>
+                <w:webHidden/>
+              </w:rPr>
+              <w:tab/>
+            </w:r>
+            <w:r>
+              <w:rPr>
+                <w:noProof/>
+                <w:webHidden/>
+              </w:rPr>
+              <w:fldChar w:fldCharType="begin"/>
+            </w:r>
+            <w:r>
+              <w:rPr>
+                <w:noProof/>
+                <w:webHidden/>
+              </w:rPr>
+              <w:instrText xml:space="preserve"> PAGEREF _Toc229039015 \h </w:instrText>
+            </w:r>
+            <w:r>
+              <w:rPr>
+                <w:noProof/>
+                <w:webHidden/>
+              </w:rPr>
+            </w:r>
+            <w:r>
+              <w:rPr>
+                <w:noProof/>
+                <w:webHidden/>
+              </w:rPr>
+              <w:fldChar w:fldCharType="separate"/>
+            </w:r>
+            <w:r>
+              <w:rPr>
+                <w:noProof/>
+                <w:webHidden/>
+              </w:rPr>
+              <w:t>3</w:t>
+            </w:r>
+            <w:r>
+              <w:rPr>
+                <w:noProof/>
+                <w:webHidden/>
+              </w:rPr>
+              <w:fldChar w:fldCharType="end"/>
+            </w:r>
+          </w:hyperlink>
+        </w:p>
+        <w:p>
+          <w:pPr>
+            <w:pStyle w:val="TM2"/>
+            <w:tabs>
+              <w:tab w:val="right" w:leader="dot" w:pos="9062"/>
+            </w:tabs>
+            <w:rPr>
+              <w:rFonts w:eastAsiaTheme="minorEastAsia"/>
+              <w:smallCaps w:val="0"/>
+              <w:noProof/>
+              <w:sz w:val="24"/>
+              <w:szCs w:val="24"/>
+              <w:lang w:eastAsia="fr-CH"/>
+            </w:rPr>
+          </w:pPr>
+          <w:hyperlink w:anchor="_Toc229039016" w:history="1">
+            <w:r>
+              <w:rPr>
+                <w:rStyle w:val="Lienhypertexte"/>
+                <w:noProof/>
+              </w:rPr>
+              <w:t>1.3 Livrables attendus</w:t>
+            </w:r>
+            <w:r>
+              <w:rPr>
+                <w:noProof/>
+                <w:webHidden/>
+              </w:rPr>
+              <w:tab/>
+            </w:r>
+            <w:r>
+              <w:rPr>
+                <w:noProof/>
+                <w:webHidden/>
+              </w:rPr>
+              <w:fldChar w:fldCharType="begin"/>
+            </w:r>
+            <w:r>
+              <w:rPr>
+                <w:noProof/>
+                <w:webHidden/>
+              </w:rPr>
+              <w:instrText xml:space="preserve"> PAGEREF _Toc229039016 \h </w:instrText>
             </w:r>
             <w:r>
               <w:rPr>
@@ -1249,15 +1415,14 @@
               <w:noProof/>
               <w:sz w:val="24"/>
               <w:szCs w:val="24"/>
-              <w:lang w:eastAsia="fr-FR"/>
+              <w:lang w:eastAsia="fr-CH"/>
             </w:rPr>
           </w:pPr>
-          <w:hyperlink w:anchor="_Toc226010236" w:history="1">
+          <w:hyperlink w:anchor="_Toc229039017" w:history="1">
             <w:r>
               <w:rPr>
                 <w:rStyle w:val="Lienhypertexte"/>
                 <w:noProof/>
-                <w:lang w:eastAsia="fr-CH"/>
               </w:rPr>
               <w:t>2.Justification du projet</w:t>
             </w:r>
@@ -1280,7 +1445,153 @@
                 <w:noProof/>
                 <w:webHidden/>
               </w:rPr>
-              <w:instrText xml:space="preserve"> PAGEREF _Toc226010236 \h </w:instrText>
+              <w:instrText xml:space="preserve"> PAGEREF _Toc229039017 \h </w:instrText>
+            </w:r>
+            <w:r>
+              <w:rPr>
+                <w:noProof/>
+                <w:webHidden/>
+              </w:rPr>
+            </w:r>
+            <w:r>
+              <w:rPr>
+                <w:noProof/>
+                <w:webHidden/>
+              </w:rPr>
+              <w:fldChar w:fldCharType="separate"/>
+            </w:r>
+            <w:r>
+              <w:rPr>
+                <w:noProof/>
+                <w:webHidden/>
+              </w:rPr>
+              <w:t>4</w:t>
+            </w:r>
+            <w:r>
+              <w:rPr>
+                <w:noProof/>
+                <w:webHidden/>
+              </w:rPr>
+              <w:fldChar w:fldCharType="end"/>
+            </w:r>
+          </w:hyperlink>
+        </w:p>
+        <w:p>
+          <w:pPr>
+            <w:pStyle w:val="TM2"/>
+            <w:tabs>
+              <w:tab w:val="right" w:leader="dot" w:pos="9062"/>
+            </w:tabs>
+            <w:rPr>
+              <w:rFonts w:eastAsiaTheme="minorEastAsia"/>
+              <w:smallCaps w:val="0"/>
+              <w:noProof/>
+              <w:sz w:val="24"/>
+              <w:szCs w:val="24"/>
+              <w:lang w:eastAsia="fr-CH"/>
+            </w:rPr>
+          </w:pPr>
+          <w:hyperlink w:anchor="_Toc229039018" w:history="1">
+            <w:r>
+              <w:rPr>
+                <w:rStyle w:val="Lienhypertexte"/>
+                <w:noProof/>
+              </w:rPr>
+              <w:t>2.1 Intérêt métier</w:t>
+            </w:r>
+            <w:r>
+              <w:rPr>
+                <w:noProof/>
+                <w:webHidden/>
+              </w:rPr>
+              <w:tab/>
+            </w:r>
+            <w:r>
+              <w:rPr>
+                <w:noProof/>
+                <w:webHidden/>
+              </w:rPr>
+              <w:fldChar w:fldCharType="begin"/>
+            </w:r>
+            <w:r>
+              <w:rPr>
+                <w:noProof/>
+                <w:webHidden/>
+              </w:rPr>
+              <w:instrText xml:space="preserve"> PAGEREF _Toc229039018 \h </w:instrText>
+            </w:r>
+            <w:r>
+              <w:rPr>
+                <w:noProof/>
+                <w:webHidden/>
+              </w:rPr>
+            </w:r>
+            <w:r>
+              <w:rPr>
+                <w:noProof/>
+                <w:webHidden/>
+              </w:rPr>
+              <w:fldChar w:fldCharType="separate"/>
+            </w:r>
+            <w:r>
+              <w:rPr>
+                <w:noProof/>
+                <w:webHidden/>
+              </w:rPr>
+              <w:t>4</w:t>
+            </w:r>
+            <w:r>
+              <w:rPr>
+                <w:noProof/>
+                <w:webHidden/>
+              </w:rPr>
+              <w:fldChar w:fldCharType="end"/>
+            </w:r>
+          </w:hyperlink>
+        </w:p>
+        <w:p>
+          <w:pPr>
+            <w:pStyle w:val="TM2"/>
+            <w:tabs>
+              <w:tab w:val="right" w:leader="dot" w:pos="9062"/>
+            </w:tabs>
+            <w:rPr>
+              <w:rFonts w:eastAsiaTheme="minorEastAsia"/>
+              <w:smallCaps w:val="0"/>
+              <w:noProof/>
+              <w:sz w:val="24"/>
+              <w:szCs w:val="24"/>
+              <w:lang w:eastAsia="fr-CH"/>
+            </w:rPr>
+          </w:pPr>
+          <w:hyperlink w:anchor="_Toc229039019" w:history="1">
+            <w:r>
+              <w:rPr>
+                <w:rStyle w:val="Lienhypertexte"/>
+                <w:noProof/>
+              </w:rPr>
+              <w:t>2.2 Projet professionnel</w:t>
+            </w:r>
+            <w:r>
+              <w:rPr>
+                <w:noProof/>
+                <w:webHidden/>
+              </w:rPr>
+              <w:tab/>
+            </w:r>
+            <w:r>
+              <w:rPr>
+                <w:noProof/>
+                <w:webHidden/>
+              </w:rPr>
+              <w:fldChar w:fldCharType="begin"/>
+            </w:r>
+            <w:r>
+              <w:rPr>
+                <w:noProof/>
+                <w:webHidden/>
+              </w:rPr>
+              <w:instrText xml:space="preserve"> PAGEREF _Toc229039019 \h </w:instrText>
             </w:r>
             <w:r>
               <w:rPr>
@@ -1325,15 +1636,14 @@
               <w:noProof/>
               <w:sz w:val="24"/>
               <w:szCs w:val="24"/>
-              <w:lang w:eastAsia="fr-FR"/>
+              <w:lang w:eastAsia="fr-CH"/>
             </w:rPr>
           </w:pPr>
-          <w:hyperlink w:anchor="_Toc226010237" w:history="1">
+          <w:hyperlink w:anchor="_Toc229039020" w:history="1">
             <w:r>
               <w:rPr>
                 <w:rStyle w:val="Lienhypertexte"/>
                 <w:noProof/>
-                <w:lang w:eastAsia="fr-CH"/>
               </w:rPr>
               <w:t>3.Equipe du projet</w:t>
             </w:r>
@@ -1356,7 +1666,80 @@
                 <w:noProof/>
                 <w:webHidden/>
               </w:rPr>
-              <w:instrText xml:space="preserve"> PAGEREF _Toc226010237 \h </w:instrText>
+              <w:instrText xml:space="preserve"> PAGEREF _Toc229039020 \h </w:instrText>
+            </w:r>
+            <w:r>
+              <w:rPr>
+                <w:noProof/>
+                <w:webHidden/>
+              </w:rPr>
+            </w:r>
+            <w:r>
+              <w:rPr>
+                <w:noProof/>
+                <w:webHidden/>
+              </w:rPr>
+              <w:fldChar w:fldCharType="separate"/>
+            </w:r>
+            <w:r>
+              <w:rPr>
+                <w:noProof/>
+                <w:webHidden/>
+              </w:rPr>
+              <w:t>4</w:t>
+            </w:r>
+            <w:r>
+              <w:rPr>
+                <w:noProof/>
+                <w:webHidden/>
+              </w:rPr>
+              <w:fldChar w:fldCharType="end"/>
+            </w:r>
+          </w:hyperlink>
+        </w:p>
+        <w:p>
+          <w:pPr>
+            <w:pStyle w:val="TM2"/>
+            <w:tabs>
+              <w:tab w:val="right" w:leader="dot" w:pos="9062"/>
+            </w:tabs>
+            <w:rPr>
+              <w:rFonts w:eastAsiaTheme="minorEastAsia"/>
+              <w:smallCaps w:val="0"/>
+              <w:noProof/>
+              <w:sz w:val="24"/>
+              <w:szCs w:val="24"/>
+              <w:lang w:eastAsia="fr-CH"/>
+            </w:rPr>
+          </w:pPr>
+          <w:hyperlink w:anchor="_Toc229039021" w:history="1">
+            <w:r>
+              <w:rPr>
+                <w:rStyle w:val="Lienhypertexte"/>
+                <w:noProof/>
+              </w:rPr>
+              <w:t>3.1 Membres et attributions des rôles</w:t>
+            </w:r>
+            <w:r>
+              <w:rPr>
+                <w:noProof/>
+                <w:webHidden/>
+              </w:rPr>
+              <w:tab/>
+            </w:r>
+            <w:r>
+              <w:rPr>
+                <w:noProof/>
+                <w:webHidden/>
+              </w:rPr>
+              <w:fldChar w:fldCharType="begin"/>
+            </w:r>
+            <w:r>
+              <w:rPr>
+                <w:noProof/>
+                <w:webHidden/>
+              </w:rPr>
+              <w:instrText xml:space="preserve"> PAGEREF _Toc229039021 \h </w:instrText>
             </w:r>
             <w:r>
               <w:rPr>
@@ -1401,10 +1784,10 @@
               <w:noProof/>
               <w:sz w:val="24"/>
               <w:szCs w:val="24"/>
-              <w:lang w:eastAsia="fr-FR"/>
+              <w:lang w:eastAsia="fr-CH"/>
             </w:rPr>
           </w:pPr>
-          <w:hyperlink w:anchor="_Toc226010238" w:history="1">
+          <w:hyperlink w:anchor="_Toc229039022" w:history="1">
             <w:r>
               <w:rPr>
                 <w:rStyle w:val="Lienhypertexte"/>
@@ -1431,7 +1814,7 @@
                 <w:noProof/>
                 <w:webHidden/>
               </w:rPr>
-              <w:instrText xml:space="preserve"> PAGEREF _Toc226010238 \h </w:instrText>
+              <w:instrText xml:space="preserve"> PAGEREF _Toc229039022 \h </w:instrText>
             </w:r>
             <w:r>
               <w:rPr>
@@ -1452,6 +1835,1480 @@
                 <w:webHidden/>
               </w:rPr>
               <w:t>4</w:t>
+            </w:r>
+            <w:r>
+              <w:rPr>
+                <w:noProof/>
+                <w:webHidden/>
+              </w:rPr>
+              <w:fldChar w:fldCharType="end"/>
+            </w:r>
+          </w:hyperlink>
+        </w:p>
+        <w:p>
+          <w:pPr>
+            <w:pStyle w:val="TM1"/>
+            <w:tabs>
+              <w:tab w:val="right" w:leader="dot" w:pos="9062"/>
+            </w:tabs>
+            <w:rPr>
+              <w:rFonts w:eastAsiaTheme="minorEastAsia"/>
+              <w:b w:val="0"/>
+              <w:bCs w:val="0"/>
+              <w:caps w:val="0"/>
+              <w:noProof/>
+              <w:sz w:val="24"/>
+              <w:szCs w:val="24"/>
+              <w:lang w:eastAsia="fr-CH"/>
+            </w:rPr>
+          </w:pPr>
+          <w:hyperlink w:anchor="_Toc229039023" w:history="1">
+            <w:r>
+              <w:rPr>
+                <w:rStyle w:val="Lienhypertexte"/>
+                <w:noProof/>
+              </w:rPr>
+              <w:t>Matrice d’Eisenhower</w:t>
+            </w:r>
+            <w:r>
+              <w:rPr>
+                <w:noProof/>
+                <w:webHidden/>
+              </w:rPr>
+              <w:tab/>
+            </w:r>
+            <w:r>
+              <w:rPr>
+                <w:noProof/>
+                <w:webHidden/>
+              </w:rPr>
+              <w:fldChar w:fldCharType="begin"/>
+            </w:r>
+            <w:r>
+              <w:rPr>
+                <w:noProof/>
+                <w:webHidden/>
+              </w:rPr>
+              <w:instrText xml:space="preserve"> PAGEREF _Toc229039023 \h </w:instrText>
+            </w:r>
+            <w:r>
+              <w:rPr>
+                <w:noProof/>
+                <w:webHidden/>
+              </w:rPr>
+            </w:r>
+            <w:r>
+              <w:rPr>
+                <w:noProof/>
+                <w:webHidden/>
+              </w:rPr>
+              <w:fldChar w:fldCharType="separate"/>
+            </w:r>
+            <w:r>
+              <w:rPr>
+                <w:noProof/>
+                <w:webHidden/>
+              </w:rPr>
+              <w:t>5</w:t>
+            </w:r>
+            <w:r>
+              <w:rPr>
+                <w:noProof/>
+                <w:webHidden/>
+              </w:rPr>
+              <w:fldChar w:fldCharType="end"/>
+            </w:r>
+          </w:hyperlink>
+        </w:p>
+        <w:p>
+          <w:pPr>
+            <w:pStyle w:val="TM2"/>
+            <w:tabs>
+              <w:tab w:val="right" w:leader="dot" w:pos="9062"/>
+            </w:tabs>
+            <w:rPr>
+              <w:rFonts w:eastAsiaTheme="minorEastAsia"/>
+              <w:smallCaps w:val="0"/>
+              <w:noProof/>
+              <w:sz w:val="24"/>
+              <w:szCs w:val="24"/>
+              <w:lang w:eastAsia="fr-CH"/>
+            </w:rPr>
+          </w:pPr>
+          <w:hyperlink w:anchor="_Toc229039024" w:history="1">
+            <w:r>
+              <w:rPr>
+                <w:rStyle w:val="Lienhypertexte"/>
+                <w:noProof/>
+              </w:rPr>
+              <w:t>Analyse et priorisation</w:t>
+            </w:r>
+            <w:r>
+              <w:rPr>
+                <w:noProof/>
+                <w:webHidden/>
+              </w:rPr>
+              <w:tab/>
+            </w:r>
+            <w:r>
+              <w:rPr>
+                <w:noProof/>
+                <w:webHidden/>
+              </w:rPr>
+              <w:fldChar w:fldCharType="begin"/>
+            </w:r>
+            <w:r>
+              <w:rPr>
+                <w:noProof/>
+                <w:webHidden/>
+              </w:rPr>
+              <w:instrText xml:space="preserve"> PAGEREF _Toc229039024 \h </w:instrText>
+            </w:r>
+            <w:r>
+              <w:rPr>
+                <w:noProof/>
+                <w:webHidden/>
+              </w:rPr>
+            </w:r>
+            <w:r>
+              <w:rPr>
+                <w:noProof/>
+                <w:webHidden/>
+              </w:rPr>
+              <w:fldChar w:fldCharType="separate"/>
+            </w:r>
+            <w:r>
+              <w:rPr>
+                <w:noProof/>
+                <w:webHidden/>
+              </w:rPr>
+              <w:t>5</w:t>
+            </w:r>
+            <w:r>
+              <w:rPr>
+                <w:noProof/>
+                <w:webHidden/>
+              </w:rPr>
+              <w:fldChar w:fldCharType="end"/>
+            </w:r>
+          </w:hyperlink>
+        </w:p>
+        <w:p>
+          <w:pPr>
+            <w:pStyle w:val="TM1"/>
+            <w:tabs>
+              <w:tab w:val="right" w:leader="dot" w:pos="9062"/>
+            </w:tabs>
+            <w:rPr>
+              <w:rFonts w:eastAsiaTheme="minorEastAsia"/>
+              <w:b w:val="0"/>
+              <w:bCs w:val="0"/>
+              <w:caps w:val="0"/>
+              <w:noProof/>
+              <w:sz w:val="24"/>
+              <w:szCs w:val="24"/>
+              <w:lang w:eastAsia="fr-CH"/>
+            </w:rPr>
+          </w:pPr>
+          <w:hyperlink w:anchor="_Toc229039025" w:history="1">
+            <w:r>
+              <w:rPr>
+                <w:rStyle w:val="Lienhypertexte"/>
+                <w:noProof/>
+              </w:rPr>
+              <w:t>Liste des tâches</w:t>
+            </w:r>
+            <w:r>
+              <w:rPr>
+                <w:noProof/>
+                <w:webHidden/>
+              </w:rPr>
+              <w:tab/>
+            </w:r>
+            <w:r>
+              <w:rPr>
+                <w:noProof/>
+                <w:webHidden/>
+              </w:rPr>
+              <w:fldChar w:fldCharType="begin"/>
+            </w:r>
+            <w:r>
+              <w:rPr>
+                <w:noProof/>
+                <w:webHidden/>
+              </w:rPr>
+              <w:instrText xml:space="preserve"> PAGEREF _Toc229039025 \h </w:instrText>
+            </w:r>
+            <w:r>
+              <w:rPr>
+                <w:noProof/>
+                <w:webHidden/>
+              </w:rPr>
+            </w:r>
+            <w:r>
+              <w:rPr>
+                <w:noProof/>
+                <w:webHidden/>
+              </w:rPr>
+              <w:fldChar w:fldCharType="separate"/>
+            </w:r>
+            <w:r>
+              <w:rPr>
+                <w:noProof/>
+                <w:webHidden/>
+              </w:rPr>
+              <w:t>6</w:t>
+            </w:r>
+            <w:r>
+              <w:rPr>
+                <w:noProof/>
+                <w:webHidden/>
+              </w:rPr>
+              <w:fldChar w:fldCharType="end"/>
+            </w:r>
+          </w:hyperlink>
+        </w:p>
+        <w:p>
+          <w:pPr>
+            <w:pStyle w:val="TM2"/>
+            <w:tabs>
+              <w:tab w:val="right" w:leader="dot" w:pos="9062"/>
+            </w:tabs>
+            <w:rPr>
+              <w:rFonts w:eastAsiaTheme="minorEastAsia"/>
+              <w:smallCaps w:val="0"/>
+              <w:noProof/>
+              <w:sz w:val="24"/>
+              <w:szCs w:val="24"/>
+              <w:lang w:eastAsia="fr-CH"/>
+            </w:rPr>
+          </w:pPr>
+          <w:hyperlink w:anchor="_Toc229039026" w:history="1">
+            <w:r>
+              <w:rPr>
+                <w:rStyle w:val="Lienhypertexte"/>
+                <w:noProof/>
+              </w:rPr>
+              <w:t>Description</w:t>
+            </w:r>
+            <w:r>
+              <w:rPr>
+                <w:noProof/>
+                <w:webHidden/>
+              </w:rPr>
+              <w:tab/>
+            </w:r>
+            <w:r>
+              <w:rPr>
+                <w:noProof/>
+                <w:webHidden/>
+              </w:rPr>
+              <w:fldChar w:fldCharType="begin"/>
+            </w:r>
+            <w:r>
+              <w:rPr>
+                <w:noProof/>
+                <w:webHidden/>
+              </w:rPr>
+              <w:instrText xml:space="preserve"> PAGEREF _Toc229039026 \h </w:instrText>
+            </w:r>
+            <w:r>
+              <w:rPr>
+                <w:noProof/>
+                <w:webHidden/>
+              </w:rPr>
+            </w:r>
+            <w:r>
+              <w:rPr>
+                <w:noProof/>
+                <w:webHidden/>
+              </w:rPr>
+              <w:fldChar w:fldCharType="separate"/>
+            </w:r>
+            <w:r>
+              <w:rPr>
+                <w:noProof/>
+                <w:webHidden/>
+              </w:rPr>
+              <w:t>6</w:t>
+            </w:r>
+            <w:r>
+              <w:rPr>
+                <w:noProof/>
+                <w:webHidden/>
+              </w:rPr>
+              <w:fldChar w:fldCharType="end"/>
+            </w:r>
+          </w:hyperlink>
+        </w:p>
+        <w:p>
+          <w:pPr>
+            <w:pStyle w:val="TM2"/>
+            <w:tabs>
+              <w:tab w:val="right" w:leader="dot" w:pos="9062"/>
+            </w:tabs>
+            <w:rPr>
+              <w:rFonts w:eastAsiaTheme="minorEastAsia"/>
+              <w:smallCaps w:val="0"/>
+              <w:noProof/>
+              <w:sz w:val="24"/>
+              <w:szCs w:val="24"/>
+              <w:lang w:eastAsia="fr-CH"/>
+            </w:rPr>
+          </w:pPr>
+          <w:hyperlink w:anchor="_Toc229039027" w:history="1">
+            <w:r>
+              <w:rPr>
+                <w:rStyle w:val="Lienhypertexte"/>
+                <w:noProof/>
+              </w:rPr>
+              <w:t>Durée estimée :</w:t>
+            </w:r>
+            <w:r>
+              <w:rPr>
+                <w:noProof/>
+                <w:webHidden/>
+              </w:rPr>
+              <w:tab/>
+            </w:r>
+            <w:r>
+              <w:rPr>
+                <w:noProof/>
+                <w:webHidden/>
+              </w:rPr>
+              <w:fldChar w:fldCharType="begin"/>
+            </w:r>
+            <w:r>
+              <w:rPr>
+                <w:noProof/>
+                <w:webHidden/>
+              </w:rPr>
+              <w:instrText xml:space="preserve"> PAGEREF _Toc229039027 \h </w:instrText>
+            </w:r>
+            <w:r>
+              <w:rPr>
+                <w:noProof/>
+                <w:webHidden/>
+              </w:rPr>
+            </w:r>
+            <w:r>
+              <w:rPr>
+                <w:noProof/>
+                <w:webHidden/>
+              </w:rPr>
+              <w:fldChar w:fldCharType="separate"/>
+            </w:r>
+            <w:r>
+              <w:rPr>
+                <w:noProof/>
+                <w:webHidden/>
+              </w:rPr>
+              <w:t>7</w:t>
+            </w:r>
+            <w:r>
+              <w:rPr>
+                <w:noProof/>
+                <w:webHidden/>
+              </w:rPr>
+              <w:fldChar w:fldCharType="end"/>
+            </w:r>
+          </w:hyperlink>
+        </w:p>
+        <w:p>
+          <w:pPr>
+            <w:pStyle w:val="TM1"/>
+            <w:tabs>
+              <w:tab w:val="right" w:leader="dot" w:pos="9062"/>
+            </w:tabs>
+            <w:rPr>
+              <w:rFonts w:eastAsiaTheme="minorEastAsia"/>
+              <w:b w:val="0"/>
+              <w:bCs w:val="0"/>
+              <w:caps w:val="0"/>
+              <w:noProof/>
+              <w:sz w:val="24"/>
+              <w:szCs w:val="24"/>
+              <w:lang w:eastAsia="fr-CH"/>
+            </w:rPr>
+          </w:pPr>
+          <w:hyperlink w:anchor="_Toc229039028" w:history="1">
+            <w:r>
+              <w:rPr>
+                <w:rStyle w:val="Lienhypertexte"/>
+                <w:noProof/>
+              </w:rPr>
+              <w:t>Planification</w:t>
+            </w:r>
+            <w:r>
+              <w:rPr>
+                <w:noProof/>
+                <w:webHidden/>
+              </w:rPr>
+              <w:tab/>
+            </w:r>
+            <w:r>
+              <w:rPr>
+                <w:noProof/>
+                <w:webHidden/>
+              </w:rPr>
+              <w:fldChar w:fldCharType="begin"/>
+            </w:r>
+            <w:r>
+              <w:rPr>
+                <w:noProof/>
+                <w:webHidden/>
+              </w:rPr>
+              <w:instrText xml:space="preserve"> PAGEREF _Toc229039028 \h </w:instrText>
+            </w:r>
+            <w:r>
+              <w:rPr>
+                <w:noProof/>
+                <w:webHidden/>
+              </w:rPr>
+            </w:r>
+            <w:r>
+              <w:rPr>
+                <w:noProof/>
+                <w:webHidden/>
+              </w:rPr>
+              <w:fldChar w:fldCharType="separate"/>
+            </w:r>
+            <w:r>
+              <w:rPr>
+                <w:noProof/>
+                <w:webHidden/>
+              </w:rPr>
+              <w:t>8</w:t>
+            </w:r>
+            <w:r>
+              <w:rPr>
+                <w:noProof/>
+                <w:webHidden/>
+              </w:rPr>
+              <w:fldChar w:fldCharType="end"/>
+            </w:r>
+          </w:hyperlink>
+        </w:p>
+        <w:p>
+          <w:pPr>
+            <w:pStyle w:val="TM2"/>
+            <w:tabs>
+              <w:tab w:val="right" w:leader="dot" w:pos="9062"/>
+            </w:tabs>
+            <w:rPr>
+              <w:rFonts w:eastAsiaTheme="minorEastAsia"/>
+              <w:smallCaps w:val="0"/>
+              <w:noProof/>
+              <w:sz w:val="24"/>
+              <w:szCs w:val="24"/>
+              <w:lang w:eastAsia="fr-CH"/>
+            </w:rPr>
+          </w:pPr>
+          <w:hyperlink w:anchor="_Toc229039029" w:history="1">
+            <w:r>
+              <w:rPr>
+                <w:rStyle w:val="Lienhypertexte"/>
+                <w:noProof/>
+              </w:rPr>
+              <w:t>Gantt prévisionnel :</w:t>
+            </w:r>
+            <w:r>
+              <w:rPr>
+                <w:noProof/>
+                <w:webHidden/>
+              </w:rPr>
+              <w:tab/>
+            </w:r>
+            <w:r>
+              <w:rPr>
+                <w:noProof/>
+                <w:webHidden/>
+              </w:rPr>
+              <w:fldChar w:fldCharType="begin"/>
+            </w:r>
+            <w:r>
+              <w:rPr>
+                <w:noProof/>
+                <w:webHidden/>
+              </w:rPr>
+              <w:instrText xml:space="preserve"> PAGEREF _Toc229039029 \h </w:instrText>
+            </w:r>
+            <w:r>
+              <w:rPr>
+                <w:noProof/>
+                <w:webHidden/>
+              </w:rPr>
+            </w:r>
+            <w:r>
+              <w:rPr>
+                <w:noProof/>
+                <w:webHidden/>
+              </w:rPr>
+              <w:fldChar w:fldCharType="separate"/>
+            </w:r>
+            <w:r>
+              <w:rPr>
+                <w:noProof/>
+                <w:webHidden/>
+              </w:rPr>
+              <w:t>8</w:t>
+            </w:r>
+            <w:r>
+              <w:rPr>
+                <w:noProof/>
+                <w:webHidden/>
+              </w:rPr>
+              <w:fldChar w:fldCharType="end"/>
+            </w:r>
+          </w:hyperlink>
+        </w:p>
+        <w:p>
+          <w:pPr>
+            <w:pStyle w:val="TM2"/>
+            <w:tabs>
+              <w:tab w:val="right" w:leader="dot" w:pos="9062"/>
+            </w:tabs>
+            <w:rPr>
+              <w:rFonts w:eastAsiaTheme="minorEastAsia"/>
+              <w:smallCaps w:val="0"/>
+              <w:noProof/>
+              <w:sz w:val="24"/>
+              <w:szCs w:val="24"/>
+              <w:lang w:eastAsia="fr-CH"/>
+            </w:rPr>
+          </w:pPr>
+          <w:hyperlink w:anchor="_Toc229039030" w:history="1">
+            <w:r>
+              <w:rPr>
+                <w:rStyle w:val="Lienhypertexte"/>
+                <w:noProof/>
+              </w:rPr>
+              <w:t>Gantt final :</w:t>
+            </w:r>
+            <w:r>
+              <w:rPr>
+                <w:noProof/>
+                <w:webHidden/>
+              </w:rPr>
+              <w:tab/>
+            </w:r>
+            <w:r>
+              <w:rPr>
+                <w:noProof/>
+                <w:webHidden/>
+              </w:rPr>
+              <w:fldChar w:fldCharType="begin"/>
+            </w:r>
+            <w:r>
+              <w:rPr>
+                <w:noProof/>
+                <w:webHidden/>
+              </w:rPr>
+              <w:instrText xml:space="preserve"> PAGEREF _Toc229039030 \h </w:instrText>
+            </w:r>
+            <w:r>
+              <w:rPr>
+                <w:noProof/>
+                <w:webHidden/>
+              </w:rPr>
+            </w:r>
+            <w:r>
+              <w:rPr>
+                <w:noProof/>
+                <w:webHidden/>
+              </w:rPr>
+              <w:fldChar w:fldCharType="separate"/>
+            </w:r>
+            <w:r>
+              <w:rPr>
+                <w:noProof/>
+                <w:webHidden/>
+              </w:rPr>
+              <w:t>9</w:t>
+            </w:r>
+            <w:r>
+              <w:rPr>
+                <w:noProof/>
+                <w:webHidden/>
+              </w:rPr>
+              <w:fldChar w:fldCharType="end"/>
+            </w:r>
+          </w:hyperlink>
+        </w:p>
+        <w:p>
+          <w:pPr>
+            <w:pStyle w:val="TM1"/>
+            <w:tabs>
+              <w:tab w:val="right" w:leader="dot" w:pos="9062"/>
+            </w:tabs>
+            <w:rPr>
+              <w:rFonts w:eastAsiaTheme="minorEastAsia"/>
+              <w:b w:val="0"/>
+              <w:bCs w:val="0"/>
+              <w:caps w:val="0"/>
+              <w:noProof/>
+              <w:sz w:val="24"/>
+              <w:szCs w:val="24"/>
+              <w:lang w:eastAsia="fr-CH"/>
+            </w:rPr>
+          </w:pPr>
+          <w:hyperlink w:anchor="_Toc229039031" w:history="1">
+            <w:r>
+              <w:rPr>
+                <w:rStyle w:val="Lienhypertexte"/>
+                <w:noProof/>
+              </w:rPr>
+              <w:t>Suivi et ajustement</w:t>
+            </w:r>
+            <w:r>
+              <w:rPr>
+                <w:noProof/>
+                <w:webHidden/>
+              </w:rPr>
+              <w:tab/>
+            </w:r>
+            <w:r>
+              <w:rPr>
+                <w:noProof/>
+                <w:webHidden/>
+              </w:rPr>
+              <w:fldChar w:fldCharType="begin"/>
+            </w:r>
+            <w:r>
+              <w:rPr>
+                <w:noProof/>
+                <w:webHidden/>
+              </w:rPr>
+              <w:instrText xml:space="preserve"> PAGEREF _Toc229039031 \h </w:instrText>
+            </w:r>
+            <w:r>
+              <w:rPr>
+                <w:noProof/>
+                <w:webHidden/>
+              </w:rPr>
+            </w:r>
+            <w:r>
+              <w:rPr>
+                <w:noProof/>
+                <w:webHidden/>
+              </w:rPr>
+              <w:fldChar w:fldCharType="separate"/>
+            </w:r>
+            <w:r>
+              <w:rPr>
+                <w:noProof/>
+                <w:webHidden/>
+              </w:rPr>
+              <w:t>10</w:t>
+            </w:r>
+            <w:r>
+              <w:rPr>
+                <w:noProof/>
+                <w:webHidden/>
+              </w:rPr>
+              <w:fldChar w:fldCharType="end"/>
+            </w:r>
+          </w:hyperlink>
+        </w:p>
+        <w:p>
+          <w:pPr>
+            <w:pStyle w:val="TM2"/>
+            <w:tabs>
+              <w:tab w:val="right" w:leader="dot" w:pos="9062"/>
+            </w:tabs>
+            <w:rPr>
+              <w:rFonts w:eastAsiaTheme="minorEastAsia"/>
+              <w:smallCaps w:val="0"/>
+              <w:noProof/>
+              <w:sz w:val="24"/>
+              <w:szCs w:val="24"/>
+              <w:lang w:eastAsia="fr-CH"/>
+            </w:rPr>
+          </w:pPr>
+          <w:hyperlink w:anchor="_Toc229039032" w:history="1">
+            <w:r>
+              <w:rPr>
+                <w:rStyle w:val="Lienhypertexte"/>
+                <w:noProof/>
+              </w:rPr>
+              <w:t>Retards</w:t>
+            </w:r>
+            <w:r>
+              <w:rPr>
+                <w:noProof/>
+                <w:webHidden/>
+              </w:rPr>
+              <w:tab/>
+            </w:r>
+            <w:r>
+              <w:rPr>
+                <w:noProof/>
+                <w:webHidden/>
+              </w:rPr>
+              <w:fldChar w:fldCharType="begin"/>
+            </w:r>
+            <w:r>
+              <w:rPr>
+                <w:noProof/>
+                <w:webHidden/>
+              </w:rPr>
+              <w:instrText xml:space="preserve"> PAGEREF _Toc229039032 \h </w:instrText>
+            </w:r>
+            <w:r>
+              <w:rPr>
+                <w:noProof/>
+                <w:webHidden/>
+              </w:rPr>
+            </w:r>
+            <w:r>
+              <w:rPr>
+                <w:noProof/>
+                <w:webHidden/>
+              </w:rPr>
+              <w:fldChar w:fldCharType="separate"/>
+            </w:r>
+            <w:r>
+              <w:rPr>
+                <w:noProof/>
+                <w:webHidden/>
+              </w:rPr>
+              <w:t>10</w:t>
+            </w:r>
+            <w:r>
+              <w:rPr>
+                <w:noProof/>
+                <w:webHidden/>
+              </w:rPr>
+              <w:fldChar w:fldCharType="end"/>
+            </w:r>
+          </w:hyperlink>
+        </w:p>
+        <w:p>
+          <w:pPr>
+            <w:pStyle w:val="TM2"/>
+            <w:tabs>
+              <w:tab w:val="right" w:leader="dot" w:pos="9062"/>
+            </w:tabs>
+            <w:rPr>
+              <w:rFonts w:eastAsiaTheme="minorEastAsia"/>
+              <w:smallCaps w:val="0"/>
+              <w:noProof/>
+              <w:sz w:val="24"/>
+              <w:szCs w:val="24"/>
+              <w:lang w:eastAsia="fr-CH"/>
+            </w:rPr>
+          </w:pPr>
+          <w:hyperlink w:anchor="_Toc229039033" w:history="1">
+            <w:r>
+              <w:rPr>
+                <w:rStyle w:val="Lienhypertexte"/>
+                <w:noProof/>
+              </w:rPr>
+              <w:t>Adaptations</w:t>
+            </w:r>
+            <w:r>
+              <w:rPr>
+                <w:noProof/>
+                <w:webHidden/>
+              </w:rPr>
+              <w:tab/>
+            </w:r>
+            <w:r>
+              <w:rPr>
+                <w:noProof/>
+                <w:webHidden/>
+              </w:rPr>
+              <w:fldChar w:fldCharType="begin"/>
+            </w:r>
+            <w:r>
+              <w:rPr>
+                <w:noProof/>
+                <w:webHidden/>
+              </w:rPr>
+              <w:instrText xml:space="preserve"> PAGEREF _Toc229039033 \h </w:instrText>
+            </w:r>
+            <w:r>
+              <w:rPr>
+                <w:noProof/>
+                <w:webHidden/>
+              </w:rPr>
+            </w:r>
+            <w:r>
+              <w:rPr>
+                <w:noProof/>
+                <w:webHidden/>
+              </w:rPr>
+              <w:fldChar w:fldCharType="separate"/>
+            </w:r>
+            <w:r>
+              <w:rPr>
+                <w:noProof/>
+                <w:webHidden/>
+              </w:rPr>
+              <w:t>10</w:t>
+            </w:r>
+            <w:r>
+              <w:rPr>
+                <w:noProof/>
+                <w:webHidden/>
+              </w:rPr>
+              <w:fldChar w:fldCharType="end"/>
+            </w:r>
+          </w:hyperlink>
+        </w:p>
+        <w:p>
+          <w:pPr>
+            <w:pStyle w:val="TM2"/>
+            <w:tabs>
+              <w:tab w:val="right" w:leader="dot" w:pos="9062"/>
+            </w:tabs>
+            <w:rPr>
+              <w:rFonts w:eastAsiaTheme="minorEastAsia"/>
+              <w:smallCaps w:val="0"/>
+              <w:noProof/>
+              <w:sz w:val="24"/>
+              <w:szCs w:val="24"/>
+              <w:lang w:eastAsia="fr-CH"/>
+            </w:rPr>
+          </w:pPr>
+          <w:hyperlink w:anchor="_Toc229039034" w:history="1">
+            <w:r>
+              <w:rPr>
+                <w:rStyle w:val="Lienhypertexte"/>
+                <w:noProof/>
+              </w:rPr>
+              <w:t>Décisions prises</w:t>
+            </w:r>
+            <w:r>
+              <w:rPr>
+                <w:noProof/>
+                <w:webHidden/>
+              </w:rPr>
+              <w:tab/>
+            </w:r>
+            <w:r>
+              <w:rPr>
+                <w:noProof/>
+                <w:webHidden/>
+              </w:rPr>
+              <w:fldChar w:fldCharType="begin"/>
+            </w:r>
+            <w:r>
+              <w:rPr>
+                <w:noProof/>
+                <w:webHidden/>
+              </w:rPr>
+              <w:instrText xml:space="preserve"> PAGEREF _Toc229039034 \h </w:instrText>
+            </w:r>
+            <w:r>
+              <w:rPr>
+                <w:noProof/>
+                <w:webHidden/>
+              </w:rPr>
+            </w:r>
+            <w:r>
+              <w:rPr>
+                <w:noProof/>
+                <w:webHidden/>
+              </w:rPr>
+              <w:fldChar w:fldCharType="separate"/>
+            </w:r>
+            <w:r>
+              <w:rPr>
+                <w:noProof/>
+                <w:webHidden/>
+              </w:rPr>
+              <w:t>10</w:t>
+            </w:r>
+            <w:r>
+              <w:rPr>
+                <w:noProof/>
+                <w:webHidden/>
+              </w:rPr>
+              <w:fldChar w:fldCharType="end"/>
+            </w:r>
+          </w:hyperlink>
+        </w:p>
+        <w:p>
+          <w:pPr>
+            <w:pStyle w:val="TM1"/>
+            <w:tabs>
+              <w:tab w:val="right" w:leader="dot" w:pos="9062"/>
+            </w:tabs>
+            <w:rPr>
+              <w:rFonts w:eastAsiaTheme="minorEastAsia"/>
+              <w:b w:val="0"/>
+              <w:bCs w:val="0"/>
+              <w:caps w:val="0"/>
+              <w:noProof/>
+              <w:sz w:val="24"/>
+              <w:szCs w:val="24"/>
+              <w:lang w:eastAsia="fr-CH"/>
+            </w:rPr>
+          </w:pPr>
+          <w:hyperlink w:anchor="_Toc229039035" w:history="1">
+            <w:r>
+              <w:rPr>
+                <w:rStyle w:val="Lienhypertexte"/>
+                <w:noProof/>
+              </w:rPr>
+              <w:t>Clôture du projet</w:t>
+            </w:r>
+            <w:r>
+              <w:rPr>
+                <w:noProof/>
+                <w:webHidden/>
+              </w:rPr>
+              <w:tab/>
+            </w:r>
+            <w:r>
+              <w:rPr>
+                <w:noProof/>
+                <w:webHidden/>
+              </w:rPr>
+              <w:fldChar w:fldCharType="begin"/>
+            </w:r>
+            <w:r>
+              <w:rPr>
+                <w:noProof/>
+                <w:webHidden/>
+              </w:rPr>
+              <w:instrText xml:space="preserve"> PAGEREF _Toc229039035 \h </w:instrText>
+            </w:r>
+            <w:r>
+              <w:rPr>
+                <w:noProof/>
+                <w:webHidden/>
+              </w:rPr>
+            </w:r>
+            <w:r>
+              <w:rPr>
+                <w:noProof/>
+                <w:webHidden/>
+              </w:rPr>
+              <w:fldChar w:fldCharType="separate"/>
+            </w:r>
+            <w:r>
+              <w:rPr>
+                <w:noProof/>
+                <w:webHidden/>
+              </w:rPr>
+              <w:t>11</w:t>
+            </w:r>
+            <w:r>
+              <w:rPr>
+                <w:noProof/>
+                <w:webHidden/>
+              </w:rPr>
+              <w:fldChar w:fldCharType="end"/>
+            </w:r>
+          </w:hyperlink>
+        </w:p>
+        <w:p>
+          <w:pPr>
+            <w:pStyle w:val="TM2"/>
+            <w:tabs>
+              <w:tab w:val="right" w:leader="dot" w:pos="9062"/>
+            </w:tabs>
+            <w:rPr>
+              <w:rFonts w:eastAsiaTheme="minorEastAsia"/>
+              <w:smallCaps w:val="0"/>
+              <w:noProof/>
+              <w:sz w:val="24"/>
+              <w:szCs w:val="24"/>
+              <w:lang w:eastAsia="fr-CH"/>
+            </w:rPr>
+          </w:pPr>
+          <w:hyperlink w:anchor="_Toc229039036" w:history="1">
+            <w:r>
+              <w:rPr>
+                <w:rStyle w:val="Lienhypertexte"/>
+                <w:noProof/>
+              </w:rPr>
+              <w:t>Bilan</w:t>
+            </w:r>
+            <w:r>
+              <w:rPr>
+                <w:noProof/>
+                <w:webHidden/>
+              </w:rPr>
+              <w:tab/>
+            </w:r>
+            <w:r>
+              <w:rPr>
+                <w:noProof/>
+                <w:webHidden/>
+              </w:rPr>
+              <w:fldChar w:fldCharType="begin"/>
+            </w:r>
+            <w:r>
+              <w:rPr>
+                <w:noProof/>
+                <w:webHidden/>
+              </w:rPr>
+              <w:instrText xml:space="preserve"> PAGEREF _Toc229039036 \h </w:instrText>
+            </w:r>
+            <w:r>
+              <w:rPr>
+                <w:noProof/>
+                <w:webHidden/>
+              </w:rPr>
+            </w:r>
+            <w:r>
+              <w:rPr>
+                <w:noProof/>
+                <w:webHidden/>
+              </w:rPr>
+              <w:fldChar w:fldCharType="separate"/>
+            </w:r>
+            <w:r>
+              <w:rPr>
+                <w:noProof/>
+                <w:webHidden/>
+              </w:rPr>
+              <w:t>11</w:t>
+            </w:r>
+            <w:r>
+              <w:rPr>
+                <w:noProof/>
+                <w:webHidden/>
+              </w:rPr>
+              <w:fldChar w:fldCharType="end"/>
+            </w:r>
+          </w:hyperlink>
+        </w:p>
+        <w:p>
+          <w:pPr>
+            <w:pStyle w:val="TM2"/>
+            <w:tabs>
+              <w:tab w:val="right" w:leader="dot" w:pos="9062"/>
+            </w:tabs>
+            <w:rPr>
+              <w:rFonts w:eastAsiaTheme="minorEastAsia"/>
+              <w:smallCaps w:val="0"/>
+              <w:noProof/>
+              <w:sz w:val="24"/>
+              <w:szCs w:val="24"/>
+              <w:lang w:eastAsia="fr-CH"/>
+            </w:rPr>
+          </w:pPr>
+          <w:hyperlink w:anchor="_Toc229039037" w:history="1">
+            <w:r>
+              <w:rPr>
+                <w:rStyle w:val="Lienhypertexte"/>
+                <w:noProof/>
+              </w:rPr>
+              <w:t>Ressenti du groupe</w:t>
+            </w:r>
+            <w:r>
+              <w:rPr>
+                <w:noProof/>
+                <w:webHidden/>
+              </w:rPr>
+              <w:tab/>
+            </w:r>
+            <w:r>
+              <w:rPr>
+                <w:noProof/>
+                <w:webHidden/>
+              </w:rPr>
+              <w:fldChar w:fldCharType="begin"/>
+            </w:r>
+            <w:r>
+              <w:rPr>
+                <w:noProof/>
+                <w:webHidden/>
+              </w:rPr>
+              <w:instrText xml:space="preserve"> PAGEREF _Toc229039037 \h </w:instrText>
+            </w:r>
+            <w:r>
+              <w:rPr>
+                <w:noProof/>
+                <w:webHidden/>
+              </w:rPr>
+            </w:r>
+            <w:r>
+              <w:rPr>
+                <w:noProof/>
+                <w:webHidden/>
+              </w:rPr>
+              <w:fldChar w:fldCharType="separate"/>
+            </w:r>
+            <w:r>
+              <w:rPr>
+                <w:noProof/>
+                <w:webHidden/>
+              </w:rPr>
+              <w:t>11</w:t>
+            </w:r>
+            <w:r>
+              <w:rPr>
+                <w:noProof/>
+                <w:webHidden/>
+              </w:rPr>
+              <w:fldChar w:fldCharType="end"/>
+            </w:r>
+          </w:hyperlink>
+        </w:p>
+        <w:p>
+          <w:pPr>
+            <w:pStyle w:val="TM3"/>
+            <w:tabs>
+              <w:tab w:val="right" w:leader="dot" w:pos="9062"/>
+            </w:tabs>
+            <w:rPr>
+              <w:rFonts w:eastAsiaTheme="minorEastAsia"/>
+              <w:i w:val="0"/>
+              <w:iCs w:val="0"/>
+              <w:noProof/>
+              <w:sz w:val="24"/>
+              <w:szCs w:val="24"/>
+              <w:lang w:eastAsia="fr-CH"/>
+            </w:rPr>
+          </w:pPr>
+          <w:hyperlink w:anchor="_Toc229039038" w:history="1">
+            <w:r>
+              <w:rPr>
+                <w:rStyle w:val="Lienhypertexte"/>
+                <w:noProof/>
+              </w:rPr>
+              <w:t>Kevin</w:t>
+            </w:r>
+            <w:r>
+              <w:rPr>
+                <w:noProof/>
+                <w:webHidden/>
+              </w:rPr>
+              <w:tab/>
+            </w:r>
+            <w:r>
+              <w:rPr>
+                <w:noProof/>
+                <w:webHidden/>
+              </w:rPr>
+              <w:fldChar w:fldCharType="begin"/>
+            </w:r>
+            <w:r>
+              <w:rPr>
+                <w:noProof/>
+                <w:webHidden/>
+              </w:rPr>
+              <w:instrText xml:space="preserve"> PAGEREF _Toc229039038 \h </w:instrText>
+            </w:r>
+            <w:r>
+              <w:rPr>
+                <w:noProof/>
+                <w:webHidden/>
+              </w:rPr>
+            </w:r>
+            <w:r>
+              <w:rPr>
+                <w:noProof/>
+                <w:webHidden/>
+              </w:rPr>
+              <w:fldChar w:fldCharType="separate"/>
+            </w:r>
+            <w:r>
+              <w:rPr>
+                <w:noProof/>
+                <w:webHidden/>
+              </w:rPr>
+              <w:t>11</w:t>
+            </w:r>
+            <w:r>
+              <w:rPr>
+                <w:noProof/>
+                <w:webHidden/>
+              </w:rPr>
+              <w:fldChar w:fldCharType="end"/>
+            </w:r>
+          </w:hyperlink>
+        </w:p>
+        <w:p>
+          <w:pPr>
+            <w:pStyle w:val="TM3"/>
+            <w:tabs>
+              <w:tab w:val="right" w:leader="dot" w:pos="9062"/>
+            </w:tabs>
+            <w:rPr>
+              <w:rFonts w:eastAsiaTheme="minorEastAsia"/>
+              <w:i w:val="0"/>
+              <w:iCs w:val="0"/>
+              <w:noProof/>
+              <w:sz w:val="24"/>
+              <w:szCs w:val="24"/>
+              <w:lang w:eastAsia="fr-CH"/>
+            </w:rPr>
+          </w:pPr>
+          <w:hyperlink w:anchor="_Toc229039039" w:history="1">
+            <w:r>
+              <w:rPr>
+                <w:rStyle w:val="Lienhypertexte"/>
+                <w:noProof/>
+              </w:rPr>
+              <w:t>Gabriel</w:t>
+            </w:r>
+            <w:r>
+              <w:rPr>
+                <w:noProof/>
+                <w:webHidden/>
+              </w:rPr>
+              <w:tab/>
+            </w:r>
+            <w:r>
+              <w:rPr>
+                <w:noProof/>
+                <w:webHidden/>
+              </w:rPr>
+              <w:fldChar w:fldCharType="begin"/>
+            </w:r>
+            <w:r>
+              <w:rPr>
+                <w:noProof/>
+                <w:webHidden/>
+              </w:rPr>
+              <w:instrText xml:space="preserve"> PAGEREF _Toc229039039 \h </w:instrText>
+            </w:r>
+            <w:r>
+              <w:rPr>
+                <w:noProof/>
+                <w:webHidden/>
+              </w:rPr>
+            </w:r>
+            <w:r>
+              <w:rPr>
+                <w:noProof/>
+                <w:webHidden/>
+              </w:rPr>
+              <w:fldChar w:fldCharType="separate"/>
+            </w:r>
+            <w:r>
+              <w:rPr>
+                <w:noProof/>
+                <w:webHidden/>
+              </w:rPr>
+              <w:t>11</w:t>
+            </w:r>
+            <w:r>
+              <w:rPr>
+                <w:noProof/>
+                <w:webHidden/>
+              </w:rPr>
+              <w:fldChar w:fldCharType="end"/>
+            </w:r>
+          </w:hyperlink>
+        </w:p>
+        <w:p>
+          <w:pPr>
+            <w:pStyle w:val="TM3"/>
+            <w:tabs>
+              <w:tab w:val="right" w:leader="dot" w:pos="9062"/>
+            </w:tabs>
+            <w:rPr>
+              <w:rFonts w:eastAsiaTheme="minorEastAsia"/>
+              <w:i w:val="0"/>
+              <w:iCs w:val="0"/>
+              <w:noProof/>
+              <w:sz w:val="24"/>
+              <w:szCs w:val="24"/>
+              <w:lang w:eastAsia="fr-CH"/>
+            </w:rPr>
+          </w:pPr>
+          <w:hyperlink w:anchor="_Toc229039040" w:history="1">
+            <w:r>
+              <w:rPr>
+                <w:rStyle w:val="Lienhypertexte"/>
+                <w:noProof/>
+              </w:rPr>
+              <w:t>Jonathan</w:t>
+            </w:r>
+            <w:r>
+              <w:rPr>
+                <w:noProof/>
+                <w:webHidden/>
+              </w:rPr>
+              <w:tab/>
+            </w:r>
+            <w:r>
+              <w:rPr>
+                <w:noProof/>
+                <w:webHidden/>
+              </w:rPr>
+              <w:fldChar w:fldCharType="begin"/>
+            </w:r>
+            <w:r>
+              <w:rPr>
+                <w:noProof/>
+                <w:webHidden/>
+              </w:rPr>
+              <w:instrText xml:space="preserve"> PAGEREF _Toc229039040 \h </w:instrText>
+            </w:r>
+            <w:r>
+              <w:rPr>
+                <w:noProof/>
+                <w:webHidden/>
+              </w:rPr>
+            </w:r>
+            <w:r>
+              <w:rPr>
+                <w:noProof/>
+                <w:webHidden/>
+              </w:rPr>
+              <w:fldChar w:fldCharType="separate"/>
+            </w:r>
+            <w:r>
+              <w:rPr>
+                <w:noProof/>
+                <w:webHidden/>
+              </w:rPr>
+              <w:t>12</w:t>
+            </w:r>
+            <w:r>
+              <w:rPr>
+                <w:noProof/>
+                <w:webHidden/>
+              </w:rPr>
+              <w:fldChar w:fldCharType="end"/>
+            </w:r>
+          </w:hyperlink>
+        </w:p>
+        <w:p>
+          <w:pPr>
+            <w:pStyle w:val="TM3"/>
+            <w:tabs>
+              <w:tab w:val="right" w:leader="dot" w:pos="9062"/>
+            </w:tabs>
+            <w:rPr>
+              <w:rFonts w:eastAsiaTheme="minorEastAsia"/>
+              <w:i w:val="0"/>
+              <w:iCs w:val="0"/>
+              <w:noProof/>
+              <w:sz w:val="24"/>
+              <w:szCs w:val="24"/>
+              <w:lang w:eastAsia="fr-CH"/>
+            </w:rPr>
+          </w:pPr>
+          <w:hyperlink w:anchor="_Toc229039041" w:history="1">
+            <w:r>
+              <w:rPr>
+                <w:rStyle w:val="Lienhypertexte"/>
+                <w:noProof/>
+              </w:rPr>
+              <w:t>Rafael</w:t>
+            </w:r>
+            <w:r>
+              <w:rPr>
+                <w:noProof/>
+                <w:webHidden/>
+              </w:rPr>
+              <w:tab/>
+            </w:r>
+            <w:r>
+              <w:rPr>
+                <w:noProof/>
+                <w:webHidden/>
+              </w:rPr>
+              <w:fldChar w:fldCharType="begin"/>
+            </w:r>
+            <w:r>
+              <w:rPr>
+                <w:noProof/>
+                <w:webHidden/>
+              </w:rPr>
+              <w:instrText xml:space="preserve"> PAGEREF _Toc229039041 \h </w:instrText>
+            </w:r>
+            <w:r>
+              <w:rPr>
+                <w:noProof/>
+                <w:webHidden/>
+              </w:rPr>
+            </w:r>
+            <w:r>
+              <w:rPr>
+                <w:noProof/>
+                <w:webHidden/>
+              </w:rPr>
+              <w:fldChar w:fldCharType="separate"/>
+            </w:r>
+            <w:r>
+              <w:rPr>
+                <w:noProof/>
+                <w:webHidden/>
+              </w:rPr>
+              <w:t>12</w:t>
+            </w:r>
+            <w:r>
+              <w:rPr>
+                <w:noProof/>
+                <w:webHidden/>
+              </w:rPr>
+              <w:fldChar w:fldCharType="end"/>
+            </w:r>
+          </w:hyperlink>
+        </w:p>
+        <w:p>
+          <w:pPr>
+            <w:pStyle w:val="TM2"/>
+            <w:tabs>
+              <w:tab w:val="right" w:leader="dot" w:pos="9062"/>
+            </w:tabs>
+            <w:rPr>
+              <w:rFonts w:eastAsiaTheme="minorEastAsia"/>
+              <w:smallCaps w:val="0"/>
+              <w:noProof/>
+              <w:sz w:val="24"/>
+              <w:szCs w:val="24"/>
+              <w:lang w:eastAsia="fr-CH"/>
+            </w:rPr>
+          </w:pPr>
+          <w:hyperlink w:anchor="_Toc229039042" w:history="1">
+            <w:r>
+              <w:rPr>
+                <w:rStyle w:val="Lienhypertexte"/>
+                <w:noProof/>
+              </w:rPr>
+              <w:t>Apports de la gestion de projet</w:t>
+            </w:r>
+            <w:r>
+              <w:rPr>
+                <w:noProof/>
+                <w:webHidden/>
+              </w:rPr>
+              <w:tab/>
+            </w:r>
+            <w:r>
+              <w:rPr>
+                <w:noProof/>
+                <w:webHidden/>
+              </w:rPr>
+              <w:fldChar w:fldCharType="begin"/>
+            </w:r>
+            <w:r>
+              <w:rPr>
+                <w:noProof/>
+                <w:webHidden/>
+              </w:rPr>
+              <w:instrText xml:space="preserve"> PAGEREF _Toc229039042 \h </w:instrText>
+            </w:r>
+            <w:r>
+              <w:rPr>
+                <w:noProof/>
+                <w:webHidden/>
+              </w:rPr>
+            </w:r>
+            <w:r>
+              <w:rPr>
+                <w:noProof/>
+                <w:webHidden/>
+              </w:rPr>
+              <w:fldChar w:fldCharType="separate"/>
+            </w:r>
+            <w:r>
+              <w:rPr>
+                <w:noProof/>
+                <w:webHidden/>
+              </w:rPr>
+              <w:t>12</w:t>
             </w:r>
             <w:r>
               <w:rPr>
@@ -1492,7 +3349,7 @@
         <w:pStyle w:val="Titre1"/>
       </w:pPr>
       <w:bookmarkStart w:id="0" w:name="_Toc225408742"/>
-      <w:bookmarkStart w:id="1" w:name="_Toc226010234"/>
+      <w:bookmarkStart w:id="1" w:name="_Toc229039013"/>
       <w:r>
         <w:lastRenderedPageBreak/>
         <w:t>1.Description du projet</w:t>
@@ -1505,7 +3362,7 @@
         <w:pStyle w:val="Titre2"/>
       </w:pPr>
       <w:bookmarkStart w:id="2" w:name="_Toc225408743"/>
-      <w:bookmarkStart w:id="3" w:name="_Toc226010235"/>
+      <w:bookmarkStart w:id="3" w:name="_Toc229039014"/>
       <w:r>
         <w:t>1.1 Objectif</w:t>
       </w:r>
@@ -1535,7 +3392,13 @@
         <w:t xml:space="preserve"> auto-signé</w:t>
       </w:r>
       <w:r>
-        <w:t>. Plus exactement, faire en sorte que vous n'ayez pas une alerte qui apparait disant que le site n'est pas protégé ou qu'il peut être dangereux pour votre système</w:t>
+        <w:t>. Plus exactement, faire en sorte que vous n'ayez pas une alerte qui apparai</w:t>
+      </w:r>
+      <w:r>
+        <w:t>sse</w:t>
+      </w:r>
+      <w:r>
+        <w:t xml:space="preserve"> disant que le site n'est pas protégé ou qu'il peut être dangereux pour votre système</w:t>
       </w:r>
       <w:r>
         <w:t xml:space="preserve"> en local.</w:t>
@@ -1549,10 +3412,15 @@
     </w:p>
     <w:p>
       <w:pPr>
-        <w:pStyle w:val="Sous-titre"/>
-      </w:pPr>
-      <w:r>
-        <w:t xml:space="preserve">1.2 Périmètre </w:t>
+        <w:pStyle w:val="Titre2"/>
+      </w:pPr>
+      <w:bookmarkStart w:id="4" w:name="_Toc229039015"/>
+      <w:r>
+        <w:t>1.2 Périmètre</w:t>
+      </w:r>
+      <w:bookmarkEnd w:id="4"/>
+      <w:r>
+        <w:t xml:space="preserve"> </w:t>
       </w:r>
     </w:p>
     <w:p>
@@ -1611,11 +3479,17 @@
       <w:r>
         <w:t xml:space="preserve">Le docker </w:t>
       </w:r>
+      <w:r>
+        <w:t>« </w:t>
+      </w:r>
       <w:proofErr w:type="spellStart"/>
       <w:r>
         <w:t>traefik</w:t>
       </w:r>
       <w:proofErr w:type="spellEnd"/>
+      <w:r>
+        <w:t> »</w:t>
+      </w:r>
       <w:r>
         <w:t xml:space="preserve"> qui </w:t>
       </w:r>
@@ -1635,12 +3509,17 @@
     </w:p>
     <w:p>
       <w:pPr>
-        <w:pStyle w:val="Paragraphedeliste"/>
         <w:spacing w:line="360" w:lineRule="auto"/>
         <w:jc w:val="both"/>
       </w:pPr>
       <w:r>
-        <w:t>Les tests concernant le projet seront effectués en local</w:t>
+        <w:t>L</w:t>
+      </w:r>
+      <w:r>
+        <w:t>es tests concernant le projet seront effectués en local</w:t>
+      </w:r>
+      <w:r>
+        <w:t>, si le temps nous le permet.</w:t>
       </w:r>
     </w:p>
     <w:p>
@@ -1650,22 +3529,17 @@
     </w:p>
     <w:p>
       <w:pPr>
-        <w:pStyle w:val="Sous-titre"/>
-        <w:rPr>
-          <w:lang w:val="fr-FR" w:eastAsia="fr-CH"/>
-        </w:rPr>
-      </w:pPr>
-      <w:r>
-        <w:rPr>
-          <w:lang w:val="fr-FR" w:eastAsia="fr-CH"/>
-        </w:rPr>
+        <w:pStyle w:val="Titre2"/>
+      </w:pPr>
+      <w:bookmarkStart w:id="5" w:name="_Toc229039016"/>
+      <w:r>
         <w:t>1.3 Livrables attendus</w:t>
       </w:r>
+      <w:bookmarkEnd w:id="5"/>
     </w:p>
     <w:p>
       <w:pPr>
         <w:spacing w:line="360" w:lineRule="auto"/>
-        <w:ind w:left="720"/>
         <w:jc w:val="both"/>
         <w:rPr>
           <w:lang w:val="fr-FR" w:eastAsia="fr-CH"/>
@@ -1763,7 +3637,13 @@
         <w:rPr>
           <w:lang w:val="fr-FR" w:eastAsia="fr-CH"/>
         </w:rPr>
-        <w:t xml:space="preserve">Le docker </w:t>
+        <w:t>Le diagramme de Gantt</w:t>
+      </w:r>
+      <w:r>
+        <w:rPr>
+          <w:lang w:val="fr-FR" w:eastAsia="fr-CH"/>
+        </w:rPr>
+        <w:t xml:space="preserve"> (prévisionnel et final)</w:t>
       </w:r>
     </w:p>
     <w:p>
@@ -1785,13 +3665,19 @@
         <w:rPr>
           <w:lang w:val="fr-FR" w:eastAsia="fr-CH"/>
         </w:rPr>
-        <w:t>Le diagramme de Gantt</w:t>
+        <w:t>L</w:t>
       </w:r>
       <w:r>
         <w:rPr>
           <w:lang w:val="fr-FR" w:eastAsia="fr-CH"/>
         </w:rPr>
-        <w:t xml:space="preserve"> (prévisionnel et final)</w:t>
+        <w:t>e kanban</w:t>
+      </w:r>
+      <w:r>
+        <w:rPr>
+          <w:lang w:val="fr-FR" w:eastAsia="fr-CH"/>
+        </w:rPr>
+        <w:t xml:space="preserve"> avec un suivi détaillé</w:t>
       </w:r>
     </w:p>
     <w:p>
@@ -1813,188 +3699,127 @@
         <w:rPr>
           <w:lang w:val="fr-FR" w:eastAsia="fr-CH"/>
         </w:rPr>
-        <w:t>L</w:t>
+        <w:t>U</w:t>
       </w:r>
       <w:r>
         <w:rPr>
           <w:lang w:val="fr-FR" w:eastAsia="fr-CH"/>
         </w:rPr>
-        <w:t>e kanban</w:t>
+        <w:t xml:space="preserve">ne présentation </w:t>
       </w:r>
       <w:r>
         <w:rPr>
           <w:lang w:val="fr-FR" w:eastAsia="fr-CH"/>
         </w:rPr>
-        <w:t xml:space="preserve"> avec un suivi détaillé</w:t>
-      </w:r>
-    </w:p>
-    <w:p>
-      <w:pPr>
-        <w:pStyle w:val="Paragraphedeliste"/>
-        <w:numPr>
-          <w:ilvl w:val="0"/>
-          <w:numId w:val="4"/>
-        </w:numPr>
-        <w:suppressAutoHyphens/>
-        <w:autoSpaceDN w:val="0"/>
-        <w:spacing w:line="360" w:lineRule="auto"/>
-        <w:jc w:val="both"/>
+        <w:t>Powerpoint</w:t>
+      </w:r>
+      <w:r>
         <w:rPr>
           <w:lang w:val="fr-FR" w:eastAsia="fr-CH"/>
         </w:rPr>
-      </w:pPr>
-      <w:r>
-        <w:rPr>
-          <w:lang w:val="fr-FR" w:eastAsia="fr-CH"/>
-        </w:rPr>
-        <w:t xml:space="preserve">Et </w:t>
-      </w:r>
-      <w:r>
-        <w:rPr>
-          <w:lang w:val="fr-FR" w:eastAsia="fr-CH"/>
-        </w:rPr>
-        <w:t xml:space="preserve">à </w:t>
-      </w:r>
-      <w:r>
-        <w:rPr>
-          <w:lang w:val="fr-FR" w:eastAsia="fr-CH"/>
-        </w:rPr>
-        <w:t xml:space="preserve">la fin du projet une présentation </w:t>
-      </w:r>
-      <w:r>
-        <w:rPr>
-          <w:lang w:val="fr-FR" w:eastAsia="fr-CH"/>
-        </w:rPr>
         <w:br w:type="page"/>
       </w:r>
     </w:p>
     <w:p>
       <w:pPr>
         <w:pStyle w:val="Titre1"/>
-        <w:rPr>
-          <w:lang w:eastAsia="fr-CH"/>
-        </w:rPr>
-      </w:pPr>
-      <w:bookmarkStart w:id="4" w:name="_Toc225408744"/>
-      <w:bookmarkStart w:id="5" w:name="_Toc226010236"/>
-      <w:r>
-        <w:rPr>
-          <w:lang w:eastAsia="fr-CH"/>
-        </w:rPr>
+      </w:pPr>
+      <w:bookmarkStart w:id="6" w:name="_Toc225408744"/>
+      <w:bookmarkStart w:id="7" w:name="_Toc229039017"/>
+      <w:r>
         <w:lastRenderedPageBreak/>
-        <w:t>2.</w:t>
-      </w:r>
-      <w:r>
-        <w:rPr>
-          <w:lang w:eastAsia="fr-CH"/>
-        </w:rPr>
-        <w:t xml:space="preserve">Justification </w:t>
-      </w:r>
-      <w:r>
-        <w:rPr>
-          <w:lang w:eastAsia="fr-CH"/>
-        </w:rPr>
-        <w:t>du projet</w:t>
-      </w:r>
-      <w:bookmarkEnd w:id="4"/>
-      <w:bookmarkEnd w:id="5"/>
-      <w:r>
-        <w:rPr>
-          <w:lang w:eastAsia="fr-CH"/>
-        </w:rPr>
-        <w:t xml:space="preserve"> </w:t>
-      </w:r>
-    </w:p>
-    <w:p>
-      <w:pPr>
-        <w:pStyle w:val="Sous-titre"/>
-        <w:rPr>
-          <w:lang w:val="fr-FR" w:eastAsia="fr-CH"/>
-        </w:rPr>
-      </w:pPr>
-      <w:r>
-        <w:rPr>
-          <w:lang w:val="fr-FR" w:eastAsia="fr-CH"/>
-        </w:rPr>
-        <w:t xml:space="preserve">2.1 Intérêt métier </w:t>
-      </w:r>
-    </w:p>
-    <w:p>
-      <w:pPr>
-        <w:spacing w:line="360" w:lineRule="auto"/>
-      </w:pPr>
-      <w:r>
-        <w:t xml:space="preserve">Nous avons décidé de faire ce projet dans le but de répondre à un besoin : l’enseignant dispose d’un projet local et </w:t>
-      </w:r>
-      <w:r>
-        <w:t xml:space="preserve">nous </w:t>
-      </w:r>
-      <w:r>
-        <w:t>aimerions l’aider en résolvant sa problématique liée à la certification SSL.</w:t>
-      </w:r>
-    </w:p>
-    <w:p/>
-    <w:p>
-      <w:pPr>
-        <w:pStyle w:val="Sous-titre"/>
-      </w:pPr>
-      <w:r>
-        <w:t>2.2 Projet professionnel</w:t>
-      </w:r>
-    </w:p>
-    <w:p>
-      <w:pPr>
-        <w:spacing w:line="360" w:lineRule="auto"/>
-      </w:pPr>
-      <w:r>
-        <w:t>Ce projet va au-delà des compétences demandées pour un opérateur informatique</w:t>
-      </w:r>
-      <w:r>
-        <w:t>. I</w:t>
-      </w:r>
-      <w:r>
-        <w:t xml:space="preserve">l nous permettra de développer </w:t>
-      </w:r>
-      <w:r>
-        <w:t xml:space="preserve">de nouvelles compétences </w:t>
-      </w:r>
-      <w:r>
-        <w:t>et de nous surpasser</w:t>
-      </w:r>
-      <w:r>
-        <w:t>, en utilisant de nouveaux outils.</w:t>
-      </w:r>
-    </w:p>
-    <w:p>
-      <w:pPr>
-        <w:pStyle w:val="Titre1"/>
-        <w:rPr>
-          <w:lang w:eastAsia="fr-CH"/>
-        </w:rPr>
-      </w:pPr>
-      <w:bookmarkStart w:id="6" w:name="_Toc225408745"/>
-      <w:bookmarkStart w:id="7" w:name="_Toc226010237"/>
-      <w:r>
-        <w:rPr>
-          <w:lang w:eastAsia="fr-CH"/>
-        </w:rPr>
-        <w:t>3.Equipe du projet</w:t>
+        <w:t>2.Justification du projet</w:t>
       </w:r>
       <w:bookmarkEnd w:id="6"/>
       <w:bookmarkEnd w:id="7"/>
-    </w:p>
-    <w:p>
-      <w:pPr>
-        <w:pStyle w:val="Sous-titre"/>
-      </w:pPr>
+      <w:r>
+        <w:t xml:space="preserve"> </w:t>
+      </w:r>
+    </w:p>
+    <w:p>
+      <w:pPr>
+        <w:pStyle w:val="Titre2"/>
+      </w:pPr>
+      <w:bookmarkStart w:id="8" w:name="_Toc229039018"/>
+      <w:r>
+        <w:t>2.1 Intérêt métier</w:t>
+      </w:r>
+      <w:bookmarkEnd w:id="8"/>
+      <w:r>
+        <w:t xml:space="preserve"> </w:t>
+      </w:r>
+    </w:p>
+    <w:p>
+      <w:pPr>
+        <w:spacing w:line="360" w:lineRule="auto"/>
+      </w:pPr>
+      <w:r>
+        <w:t xml:space="preserve">Nous avons décidé de faire ce projet dans le but de répondre à un besoin : l’enseignant dispose d’un projet local et </w:t>
+      </w:r>
+      <w:r>
+        <w:t xml:space="preserve">nous </w:t>
+      </w:r>
+      <w:r>
+        <w:t>aimerions l’aider en résolvant sa problématique liée à la certification SSL.</w:t>
+      </w:r>
+    </w:p>
+    <w:p/>
+    <w:p>
+      <w:pPr>
+        <w:pStyle w:val="Titre2"/>
+      </w:pPr>
+      <w:bookmarkStart w:id="9" w:name="_Toc229039019"/>
+      <w:r>
+        <w:t>2.2 Projet professionnel</w:t>
+      </w:r>
+      <w:bookmarkEnd w:id="9"/>
+    </w:p>
+    <w:p>
+      <w:pPr>
+        <w:spacing w:line="360" w:lineRule="auto"/>
+      </w:pPr>
+      <w:r>
+        <w:t>Ce projet va au-delà des compétences demandées pour un opérateur informatique</w:t>
+      </w:r>
+      <w:r>
+        <w:t>. I</w:t>
+      </w:r>
+      <w:r>
+        <w:t xml:space="preserve">l nous permettra de développer </w:t>
+      </w:r>
+      <w:r>
+        <w:t xml:space="preserve">de nouvelles compétences </w:t>
+      </w:r>
+      <w:r>
+        <w:t>et de nous surpasser</w:t>
+      </w:r>
+      <w:r>
+        <w:t>, en utilisant de nouveaux outils.</w:t>
+      </w:r>
+    </w:p>
+    <w:p>
+      <w:pPr>
+        <w:pStyle w:val="Titre1"/>
+      </w:pPr>
+      <w:bookmarkStart w:id="10" w:name="_Toc225408745"/>
+      <w:bookmarkStart w:id="11" w:name="_Toc229039020"/>
+      <w:r>
+        <w:t>3.Equipe du projet</w:t>
+      </w:r>
+      <w:bookmarkEnd w:id="10"/>
+      <w:bookmarkEnd w:id="11"/>
+    </w:p>
+    <w:p>
+      <w:pPr>
+        <w:pStyle w:val="Titre2"/>
+      </w:pPr>
+      <w:bookmarkStart w:id="12" w:name="_Toc229039021"/>
       <w:r>
         <w:t>3.1 Membres et attributions des rôles</w:t>
       </w:r>
-    </w:p>
-    <w:p>
-      <w:pPr>
-        <w:spacing w:line="360" w:lineRule="auto"/>
-      </w:pPr>
+      <w:bookmarkEnd w:id="12"/>
+    </w:p>
+    <w:p>
       <w:r>
         <w:t>Voici un tableau récapitulatif des membres du groupes ainsi que leurs rôles :</w:t>
       </w:r>
@@ -2168,13 +3993,13 @@
       <w:pPr>
         <w:pStyle w:val="Titre1"/>
       </w:pPr>
-      <w:bookmarkStart w:id="8" w:name="_Toc225408746"/>
-      <w:bookmarkStart w:id="9" w:name="_Toc226010238"/>
+      <w:bookmarkStart w:id="13" w:name="_Toc225408746"/>
+      <w:bookmarkStart w:id="14" w:name="_Toc229039022"/>
       <w:r>
         <w:t>4.Méthode des 6 étapes</w:t>
       </w:r>
-      <w:bookmarkEnd w:id="8"/>
-      <w:bookmarkEnd w:id="9"/>
+      <w:bookmarkEnd w:id="13"/>
+      <w:bookmarkEnd w:id="14"/>
     </w:p>
     <w:p>
       <w:r>
@@ -2184,15 +4009,47 @@
         <w:t>la méthode</w:t>
       </w:r>
       <w:r>
-        <w:t xml:space="preserve"> des 6 étapes en lien avec notre projet.</w:t>
-      </w:r>
-    </w:p>
-    <w:p>
-      <w:r>
-        <w:t>S’informer : apprentissage déterminer besoins</w:t>
-      </w:r>
-    </w:p>
-    <w:p>
+        <w:t xml:space="preserve"> des 6 étapes en lien avec notre projet</w:t>
+      </w:r>
+      <w:r>
+        <w:t> :</w:t>
+      </w:r>
+    </w:p>
+    <w:p>
+      <w:pPr>
+        <w:pStyle w:val="Paragraphedeliste"/>
+        <w:numPr>
+          <w:ilvl w:val="0"/>
+          <w:numId w:val="8"/>
+        </w:numPr>
+      </w:pPr>
+      <w:r>
+        <w:t>S’informer : apprentissage</w:t>
+      </w:r>
+      <w:r>
+        <w:t>,</w:t>
+      </w:r>
+      <w:r>
+        <w:t xml:space="preserve"> déterminer</w:t>
+      </w:r>
+      <w:r>
+        <w:t xml:space="preserve"> les</w:t>
+      </w:r>
+      <w:r>
+        <w:t xml:space="preserve"> besoins</w:t>
+      </w:r>
+      <w:r>
+        <w:t>.</w:t>
+      </w:r>
+    </w:p>
+    <w:p>
+      <w:pPr>
+        <w:pStyle w:val="Paragraphedeliste"/>
+        <w:numPr>
+          <w:ilvl w:val="0"/>
+          <w:numId w:val="8"/>
+        </w:numPr>
+      </w:pPr>
       <w:r>
         <w:t>Planif</w:t>
       </w:r>
@@ -2223,52 +4080,2155 @@
       <w:r>
         <w:t>)</w:t>
       </w:r>
-    </w:p>
-    <w:p>
-      <w:r>
-        <w:t xml:space="preserve">Décider : attribution des taches ressources </w:t>
-      </w:r>
-    </w:p>
-    <w:p>
+      <w:r>
+        <w:t>.</w:t>
+      </w:r>
+    </w:p>
+    <w:p>
+      <w:pPr>
+        <w:pStyle w:val="Paragraphedeliste"/>
+        <w:numPr>
+          <w:ilvl w:val="0"/>
+          <w:numId w:val="8"/>
+        </w:numPr>
+      </w:pPr>
+      <w:r>
+        <w:t>Décider : attribution des t</w:t>
+      </w:r>
+      <w:r>
+        <w:t>â</w:t>
+      </w:r>
+      <w:r>
+        <w:t>ches</w:t>
+      </w:r>
+      <w:r>
+        <w:t>.</w:t>
+      </w:r>
+    </w:p>
+    <w:p>
+      <w:pPr>
+        <w:pStyle w:val="Paragraphedeliste"/>
+        <w:numPr>
+          <w:ilvl w:val="0"/>
+          <w:numId w:val="8"/>
+        </w:numPr>
+      </w:pPr>
       <w:r>
         <w:t xml:space="preserve">Réaliser :  faire </w:t>
       </w:r>
       <w:r>
         <w:t>le projet</w:t>
       </w:r>
-    </w:p>
-    <w:p>
+      <w:r>
+        <w:t>.</w:t>
+      </w:r>
+    </w:p>
+    <w:p>
+      <w:pPr>
+        <w:pStyle w:val="Paragraphedeliste"/>
+        <w:numPr>
+          <w:ilvl w:val="0"/>
+          <w:numId w:val="8"/>
+        </w:numPr>
+      </w:pPr>
       <w:r>
         <w:t>Contrôler :  vérification de</w:t>
       </w:r>
       <w:r>
         <w:t xml:space="preserve"> la réalisation</w:t>
       </w:r>
-    </w:p>
-    <w:p>
-      <w:r>
-        <w:t xml:space="preserve">Valider : validation finale </w:t>
+      <w:r>
+        <w:t>.</w:t>
+      </w:r>
+    </w:p>
+    <w:p>
+      <w:pPr>
+        <w:pStyle w:val="Paragraphedeliste"/>
+        <w:numPr>
+          <w:ilvl w:val="0"/>
+          <w:numId w:val="8"/>
+        </w:numPr>
+      </w:pPr>
+      <w:r>
+        <w:t xml:space="preserve">Valider : </w:t>
+      </w:r>
+      <w:r>
+        <w:t>relecture entière des livrables</w:t>
+      </w:r>
+      <w:r>
+        <w:t>.</w:t>
       </w:r>
     </w:p>
     <w:p>
       <w:pPr>
         <w:pStyle w:val="Titre1"/>
       </w:pPr>
+      <w:bookmarkStart w:id="15" w:name="_Toc229039023"/>
       <w:r>
         <w:lastRenderedPageBreak/>
-        <w:t xml:space="preserve">Matrice d’Eisenhower </w:t>
-      </w:r>
-    </w:p>
-    <w:p>
-      <w:pPr>
+        <w:t>Matrice d’Eisenhower</w:t>
+      </w:r>
+      <w:bookmarkEnd w:id="15"/>
+      <w:r>
+        <w:t xml:space="preserve"> </w:t>
+      </w:r>
+    </w:p>
+    <w:tbl>
+      <w:tblPr>
+        <w:tblStyle w:val="Grilledutableau"/>
+        <w:tblW w:w="0" w:type="auto"/>
+        <w:tblLook w:val="04A0" w:firstRow="1" w:lastRow="0" w:firstColumn="1" w:lastColumn="0" w:noHBand="0" w:noVBand="1"/>
+      </w:tblPr>
+      <w:tblGrid>
+        <w:gridCol w:w="4531"/>
+        <w:gridCol w:w="4531"/>
+      </w:tblGrid>
+      <w:tr>
+        <w:tc>
+          <w:tcPr>
+            <w:tcW w:w="4531" w:type="dxa"/>
+            <w:shd w:val="clear" w:color="auto" w:fill="EE0000"/>
+          </w:tcPr>
+          <w:p>
+            <w:pPr>
+              <w:jc w:val="center"/>
+              <w:rPr>
+                <w:color w:val="FFFFFF" w:themeColor="background1"/>
+                <w:sz w:val="28"/>
+                <w:szCs w:val="28"/>
+              </w:rPr>
+            </w:pPr>
+            <w:r>
+              <w:rPr>
+                <w:color w:val="FFFFFF" w:themeColor="background1"/>
+                <w:sz w:val="28"/>
+                <w:szCs w:val="28"/>
+              </w:rPr>
+              <w:t>Quadrant 1 (important non urgent)</w:t>
+            </w:r>
+          </w:p>
+        </w:tc>
+        <w:tc>
+          <w:tcPr>
+            <w:tcW w:w="4531" w:type="dxa"/>
+            <w:shd w:val="clear" w:color="auto" w:fill="FFFF00"/>
+          </w:tcPr>
+          <w:p>
+            <w:pPr>
+              <w:jc w:val="center"/>
+              <w:rPr>
+                <w:sz w:val="28"/>
+                <w:szCs w:val="28"/>
+              </w:rPr>
+            </w:pPr>
+            <w:r>
+              <w:rPr>
+                <w:sz w:val="28"/>
+                <w:szCs w:val="28"/>
+              </w:rPr>
+              <w:t>Quadrant 2 (important et urgent)</w:t>
+            </w:r>
+          </w:p>
+        </w:tc>
+      </w:tr>
+      <w:tr>
+        <w:tc>
+          <w:tcPr>
+            <w:tcW w:w="4531" w:type="dxa"/>
+            <w:shd w:val="clear" w:color="auto" w:fill="EE0000"/>
+          </w:tcPr>
+          <w:p>
+            <w:pPr>
+              <w:pStyle w:val="Paragraphedeliste"/>
+              <w:numPr>
+                <w:ilvl w:val="0"/>
+                <w:numId w:val="5"/>
+              </w:numPr>
+              <w:rPr>
+                <w:color w:val="FFFFFF" w:themeColor="background1"/>
+              </w:rPr>
+            </w:pPr>
+            <w:r>
+              <w:rPr>
+                <w:color w:val="FFFFFF" w:themeColor="background1"/>
+              </w:rPr>
+              <w:t>Kanban</w:t>
+            </w:r>
+          </w:p>
+          <w:p>
+            <w:pPr>
+              <w:pStyle w:val="Paragraphedeliste"/>
+              <w:numPr>
+                <w:ilvl w:val="0"/>
+                <w:numId w:val="5"/>
+              </w:numPr>
+              <w:rPr>
+                <w:color w:val="FFFFFF" w:themeColor="background1"/>
+              </w:rPr>
+            </w:pPr>
+            <w:r>
+              <w:rPr>
+                <w:color w:val="FFFFFF" w:themeColor="background1"/>
+              </w:rPr>
+              <w:t xml:space="preserve">Docker compose de </w:t>
+            </w:r>
+            <w:proofErr w:type="spellStart"/>
+            <w:r>
+              <w:rPr>
+                <w:color w:val="FFFFFF" w:themeColor="background1"/>
+              </w:rPr>
+              <w:t>traefik</w:t>
+            </w:r>
+            <w:proofErr w:type="spellEnd"/>
+          </w:p>
+          <w:p>
+            <w:pPr>
+              <w:pStyle w:val="Paragraphedeliste"/>
+              <w:numPr>
+                <w:ilvl w:val="0"/>
+                <w:numId w:val="5"/>
+              </w:numPr>
+              <w:rPr>
+                <w:color w:val="FFFFFF" w:themeColor="background1"/>
+              </w:rPr>
+            </w:pPr>
+            <w:r>
+              <w:rPr>
+                <w:color w:val="FFFFFF" w:themeColor="background1"/>
+              </w:rPr>
+              <w:t xml:space="preserve">Apprentissage des applications (git, </w:t>
+            </w:r>
+            <w:proofErr w:type="spellStart"/>
+            <w:r>
+              <w:rPr>
+                <w:color w:val="FFFFFF" w:themeColor="background1"/>
+              </w:rPr>
+              <w:t>VScode</w:t>
+            </w:r>
+            <w:proofErr w:type="spellEnd"/>
+            <w:r>
+              <w:rPr>
+                <w:color w:val="FFFFFF" w:themeColor="background1"/>
+              </w:rPr>
+              <w:t xml:space="preserve"> [IDE</w:t>
+            </w:r>
+            <w:proofErr w:type="gramStart"/>
+            <w:r>
+              <w:rPr>
+                <w:color w:val="FFFFFF" w:themeColor="background1"/>
+              </w:rPr>
+              <w:t>] )</w:t>
+            </w:r>
+            <w:proofErr w:type="gramEnd"/>
+          </w:p>
+        </w:tc>
+        <w:tc>
+          <w:tcPr>
+            <w:tcW w:w="4531" w:type="dxa"/>
+            <w:shd w:val="clear" w:color="auto" w:fill="FFFF00"/>
+          </w:tcPr>
+          <w:p>
+            <w:pPr>
+              <w:pStyle w:val="Paragraphedeliste"/>
+              <w:numPr>
+                <w:ilvl w:val="0"/>
+                <w:numId w:val="5"/>
+              </w:numPr>
+            </w:pPr>
+            <w:r>
+              <w:t>Planification du projet</w:t>
+            </w:r>
+          </w:p>
+          <w:p>
+            <w:pPr>
+              <w:pStyle w:val="Paragraphedeliste"/>
+              <w:numPr>
+                <w:ilvl w:val="0"/>
+                <w:numId w:val="5"/>
+              </w:numPr>
+            </w:pPr>
+            <w:r>
+              <w:t>Eisenhower</w:t>
+            </w:r>
+          </w:p>
+          <w:p>
+            <w:pPr>
+              <w:pStyle w:val="Paragraphedeliste"/>
+              <w:numPr>
+                <w:ilvl w:val="0"/>
+                <w:numId w:val="5"/>
+              </w:numPr>
+            </w:pPr>
+            <w:r>
+              <w:t>Gantt réel</w:t>
+            </w:r>
+          </w:p>
+          <w:p>
+            <w:pPr>
+              <w:pStyle w:val="Paragraphedeliste"/>
+              <w:numPr>
+                <w:ilvl w:val="0"/>
+                <w:numId w:val="5"/>
+              </w:numPr>
+            </w:pPr>
+            <w:r>
+              <w:t>Documentation</w:t>
+            </w:r>
+          </w:p>
+        </w:tc>
+      </w:tr>
+      <w:tr>
+        <w:trPr>
+          <w:trHeight w:val="432"/>
+        </w:trPr>
+        <w:tc>
+          <w:tcPr>
+            <w:tcW w:w="4531" w:type="dxa"/>
+            <w:shd w:val="clear" w:color="auto" w:fill="4EA72E" w:themeFill="accent6"/>
+          </w:tcPr>
+          <w:p>
+            <w:pPr>
+              <w:jc w:val="center"/>
+              <w:rPr>
+                <w:sz w:val="28"/>
+                <w:szCs w:val="28"/>
+              </w:rPr>
+            </w:pPr>
+            <w:r>
+              <w:rPr>
+                <w:sz w:val="28"/>
+                <w:szCs w:val="28"/>
+              </w:rPr>
+              <w:t>Quadrant 3 (non important et non urgent)</w:t>
+            </w:r>
+          </w:p>
+        </w:tc>
+        <w:tc>
+          <w:tcPr>
+            <w:tcW w:w="4531" w:type="dxa"/>
+            <w:shd w:val="clear" w:color="auto" w:fill="4C94D8" w:themeFill="text2" w:themeFillTint="80"/>
+          </w:tcPr>
+          <w:p>
+            <w:pPr>
+              <w:jc w:val="center"/>
+              <w:rPr>
+                <w:sz w:val="28"/>
+                <w:szCs w:val="28"/>
+              </w:rPr>
+            </w:pPr>
+            <w:r>
+              <w:rPr>
+                <w:sz w:val="28"/>
+                <w:szCs w:val="28"/>
+              </w:rPr>
+              <w:t>Quadrant 4 (non important et urgent)</w:t>
+            </w:r>
+          </w:p>
+        </w:tc>
+      </w:tr>
+      <w:tr>
+        <w:trPr>
+          <w:trHeight w:val="563"/>
+        </w:trPr>
+        <w:tc>
+          <w:tcPr>
+            <w:tcW w:w="4531" w:type="dxa"/>
+            <w:shd w:val="clear" w:color="auto" w:fill="4EA72E" w:themeFill="accent6"/>
+          </w:tcPr>
+          <w:p>
+            <w:pPr>
+              <w:pStyle w:val="Paragraphedeliste"/>
+              <w:numPr>
+                <w:ilvl w:val="0"/>
+                <w:numId w:val="7"/>
+              </w:numPr>
+            </w:pPr>
+            <w:r>
+              <w:t>Pert</w:t>
+            </w:r>
+          </w:p>
+        </w:tc>
+        <w:tc>
+          <w:tcPr>
+            <w:tcW w:w="4531" w:type="dxa"/>
+            <w:shd w:val="clear" w:color="auto" w:fill="4C94D8" w:themeFill="text2" w:themeFillTint="80"/>
+          </w:tcPr>
+          <w:p>
+            <w:pPr>
+              <w:pStyle w:val="Paragraphedeliste"/>
+              <w:numPr>
+                <w:ilvl w:val="0"/>
+                <w:numId w:val="6"/>
+              </w:numPr>
+            </w:pPr>
+            <w:r>
+              <w:t>Wiki</w:t>
+            </w:r>
+          </w:p>
+          <w:p>
+            <w:pPr>
+              <w:pStyle w:val="Paragraphedeliste"/>
+              <w:numPr>
+                <w:ilvl w:val="0"/>
+                <w:numId w:val="6"/>
+              </w:numPr>
+            </w:pPr>
+            <w:r>
+              <w:t>Gant prévisionnel</w:t>
+            </w:r>
+          </w:p>
+        </w:tc>
+      </w:tr>
+    </w:tbl>
+    <w:p>
+      <w:pPr>
+        <w:pStyle w:val="Titre2"/>
+      </w:pPr>
+    </w:p>
+    <w:p>
+      <w:pPr>
+        <w:pStyle w:val="Titre2"/>
+      </w:pPr>
+      <w:bookmarkStart w:id="16" w:name="_Toc229039024"/>
+      <w:r>
+        <w:t>Analyse et priorisation</w:t>
+      </w:r>
+      <w:bookmarkEnd w:id="16"/>
+      <w:r>
+        <w:t xml:space="preserve"> </w:t>
+      </w:r>
+    </w:p>
+    <w:p>
+      <w:r>
+        <w:t xml:space="preserve">Nous avons priorisé les choses afin de poser les bases du projet </w:t>
+      </w:r>
+      <w:r>
+        <w:t xml:space="preserve">et </w:t>
+      </w:r>
+      <w:r>
+        <w:t>de manière</w:t>
+      </w:r>
+      <w:r>
+        <w:t xml:space="preserve"> que l’on puisse avancer à bon rythme</w:t>
+      </w:r>
+      <w:r>
+        <w:t xml:space="preserve">. Par exemple, la planification du projet </w:t>
+      </w:r>
+      <w:r>
+        <w:t xml:space="preserve">est une étape très importante dans n’importe quel projet. </w:t>
+      </w:r>
+    </w:p>
+    <w:p>
+      <w:r>
+        <w:t xml:space="preserve">A l’inverse du </w:t>
+      </w:r>
+      <w:r>
+        <w:t xml:space="preserve">diagramme de </w:t>
+      </w:r>
+      <w:r>
+        <w:t>P</w:t>
+      </w:r>
+      <w:r>
+        <w:t>ert</w:t>
+      </w:r>
+      <w:r>
+        <w:t>, qui</w:t>
+      </w:r>
+      <w:r>
+        <w:t xml:space="preserve"> </w:t>
+      </w:r>
+      <w:r>
+        <w:t>est optionnel en fonction de la complexité du projet.</w:t>
+      </w:r>
+    </w:p>
+    <w:p/>
+    <w:p>
+      <w:pPr>
+        <w:rPr>
+          <w:sz w:val="28"/>
+          <w:szCs w:val="28"/>
+        </w:rPr>
+      </w:pPr>
+      <w:r>
+        <w:br w:type="page"/>
+      </w:r>
+    </w:p>
+    <w:p>
+      <w:pPr>
+        <w:pStyle w:val="Titre1"/>
+      </w:pPr>
+      <w:bookmarkStart w:id="17" w:name="_Toc229039025"/>
+      <w:r>
+        <w:lastRenderedPageBreak/>
+        <w:t>Liste de</w:t>
+      </w:r>
+      <w:r>
+        <w:t>s t</w:t>
+      </w:r>
+      <w:r>
+        <w:t>â</w:t>
+      </w:r>
+      <w:r>
+        <w:t>ches</w:t>
+      </w:r>
+      <w:bookmarkEnd w:id="17"/>
+      <w:r>
+        <w:t xml:space="preserve"> </w:t>
+      </w:r>
+    </w:p>
+    <w:p>
+      <w:pPr>
+        <w:pStyle w:val="Paragraphedeliste"/>
+        <w:numPr>
+          <w:ilvl w:val="0"/>
+          <w:numId w:val="9"/>
+        </w:numPr>
+        <w:rPr>
+          <w:lang w:val="fr-FR"/>
+        </w:rPr>
+      </w:pPr>
+      <w:r>
+        <w:rPr>
+          <w:lang w:val="fr-FR"/>
+        </w:rPr>
+        <w:t>L’apprentissage des outils</w:t>
+      </w:r>
+      <w:r>
+        <w:rPr>
+          <w:lang w:val="fr-FR"/>
+        </w:rPr>
+        <w:t xml:space="preserve"> : </w:t>
+      </w:r>
+      <w:r>
+        <w:rPr>
+          <w:lang w:val="fr-FR"/>
+        </w:rPr>
+        <w:t xml:space="preserve">Apprentissage, </w:t>
+      </w:r>
+      <w:proofErr w:type="spellStart"/>
+      <w:r>
+        <w:rPr>
+          <w:lang w:val="fr-FR"/>
+        </w:rPr>
+        <w:t>Git+VS</w:t>
+      </w:r>
+      <w:proofErr w:type="spellEnd"/>
+      <w:r>
+        <w:rPr>
+          <w:lang w:val="fr-FR"/>
+        </w:rPr>
+        <w:t xml:space="preserve"> Code, GitHub et </w:t>
+      </w:r>
+      <w:r>
+        <w:rPr>
+          <w:lang w:val="fr-FR"/>
+        </w:rPr>
+        <w:t>présentation Responsable</w:t>
+      </w:r>
+      <w:r>
+        <w:rPr>
+          <w:lang w:val="fr-FR"/>
+        </w:rPr>
+        <w:t xml:space="preserve"> : tous </w:t>
+      </w:r>
+    </w:p>
+    <w:p>
+      <w:pPr>
+        <w:pStyle w:val="Paragraphedeliste"/>
+        <w:numPr>
+          <w:ilvl w:val="0"/>
+          <w:numId w:val="9"/>
+        </w:numPr>
+        <w:rPr>
+          <w:lang w:val="fr-FR"/>
+        </w:rPr>
+      </w:pPr>
+      <w:r>
+        <w:rPr>
+          <w:lang w:val="fr-FR"/>
+        </w:rPr>
+        <w:t>Planification des t</w:t>
+      </w:r>
+      <w:r>
+        <w:rPr>
+          <w:lang w:val="fr-FR"/>
+        </w:rPr>
+        <w:t>â</w:t>
+      </w:r>
+      <w:r>
+        <w:rPr>
+          <w:lang w:val="fr-FR"/>
+        </w:rPr>
+        <w:t>ches</w:t>
+      </w:r>
+      <w:r>
+        <w:rPr>
+          <w:lang w:val="fr-FR"/>
+        </w:rPr>
+        <w:t> :</w:t>
+      </w:r>
+      <w:r>
+        <w:rPr>
+          <w:lang w:val="fr-FR"/>
+        </w:rPr>
+        <w:t xml:space="preserve"> Kanban, Gantt </w:t>
+      </w:r>
+      <w:r>
+        <w:rPr>
+          <w:lang w:val="fr-FR"/>
+        </w:rPr>
+        <w:t xml:space="preserve">prévisionnel et final </w:t>
+      </w:r>
+      <w:r>
+        <w:rPr>
+          <w:lang w:val="fr-FR"/>
+        </w:rPr>
+        <w:t xml:space="preserve">                       </w:t>
+      </w:r>
+      <w:r>
+        <w:rPr>
+          <w:lang w:val="fr-FR"/>
+        </w:rPr>
+        <w:t xml:space="preserve">             </w:t>
+      </w:r>
+      <w:r>
+        <w:rPr>
+          <w:lang w:val="fr-FR"/>
+        </w:rPr>
+        <w:t xml:space="preserve">    </w:t>
+      </w:r>
+      <w:r>
+        <w:rPr>
+          <w:lang w:val="fr-FR"/>
+        </w:rPr>
+        <w:t>R</w:t>
+      </w:r>
+      <w:r>
+        <w:rPr>
+          <w:lang w:val="fr-FR"/>
+        </w:rPr>
+        <w:t>esponsable</w:t>
+      </w:r>
+      <w:r>
+        <w:rPr>
+          <w:lang w:val="fr-FR"/>
+        </w:rPr>
+        <w:t xml:space="preserve"> : Jonathan</w:t>
+      </w:r>
+      <w:r>
+        <w:rPr>
+          <w:lang w:val="fr-FR"/>
+        </w:rPr>
+        <w:t xml:space="preserve">                                                                                                                                                                  </w:t>
+      </w:r>
+    </w:p>
+    <w:p>
+      <w:pPr>
+        <w:pStyle w:val="Paragraphedeliste"/>
+        <w:numPr>
+          <w:ilvl w:val="0"/>
+          <w:numId w:val="9"/>
+        </w:numPr>
+        <w:rPr>
+          <w:lang w:val="fr-FR"/>
+        </w:rPr>
+      </w:pPr>
+      <w:r>
+        <w:rPr>
+          <w:lang w:val="fr-FR"/>
+        </w:rPr>
+        <w:t>Les diagrammes</w:t>
+      </w:r>
+      <w:r>
+        <w:rPr>
+          <w:lang w:val="fr-FR"/>
+        </w:rPr>
+        <w:t> : Eisenhower, Gantt prévisionnel</w:t>
+      </w:r>
+      <w:r>
+        <w:rPr>
+          <w:lang w:val="fr-FR"/>
+        </w:rPr>
+        <w:t>, Gantt final</w:t>
+      </w:r>
+      <w:r>
+        <w:rPr>
+          <w:lang w:val="fr-FR"/>
+        </w:rPr>
+        <w:tab/>
+      </w:r>
+      <w:r>
+        <w:rPr>
+          <w:lang w:val="fr-FR"/>
+        </w:rPr>
+        <w:t xml:space="preserve">                                                </w:t>
+      </w:r>
+      <w:r>
+        <w:rPr>
+          <w:lang w:val="fr-FR"/>
+        </w:rPr>
+        <w:t>R</w:t>
+      </w:r>
+      <w:r>
+        <w:rPr>
+          <w:lang w:val="fr-FR"/>
+        </w:rPr>
+        <w:t>esponsable :</w:t>
+      </w:r>
+      <w:r>
+        <w:rPr>
+          <w:lang w:val="fr-FR"/>
+        </w:rPr>
+        <w:t xml:space="preserve"> </w:t>
+      </w:r>
+      <w:r>
+        <w:rPr>
+          <w:lang w:val="fr-FR"/>
+        </w:rPr>
+        <w:t xml:space="preserve">Rafael </w:t>
+      </w:r>
+      <w:r>
+        <w:rPr>
+          <w:lang w:val="fr-FR"/>
+        </w:rPr>
+        <w:t xml:space="preserve">                                                                                                                                                                                                                                                                                                                                                                                                                                                        </w:t>
+      </w:r>
+    </w:p>
+    <w:p>
+      <w:pPr>
+        <w:pStyle w:val="Paragraphedeliste"/>
+        <w:numPr>
+          <w:ilvl w:val="0"/>
+          <w:numId w:val="9"/>
+        </w:numPr>
+        <w:rPr>
+          <w:lang w:val="fr-FR"/>
+        </w:rPr>
+      </w:pPr>
+      <w:r>
+        <w:rPr>
+          <w:lang w:val="fr-FR"/>
+        </w:rPr>
+        <w:t>La documentation</w:t>
+      </w:r>
+      <w:r>
+        <w:rPr>
+          <w:lang w:val="fr-FR"/>
+        </w:rPr>
+        <w:t> : Documentation</w:t>
+      </w:r>
+      <w:r>
+        <w:rPr>
+          <w:lang w:val="fr-FR"/>
+        </w:rPr>
+        <w:t>, GitHub Pages, W</w:t>
+      </w:r>
+      <w:r>
+        <w:rPr>
+          <w:lang w:val="fr-FR"/>
+        </w:rPr>
+        <w:t>i</w:t>
+      </w:r>
+      <w:r>
+        <w:rPr>
+          <w:lang w:val="fr-FR"/>
+        </w:rPr>
+        <w:t>ki</w:t>
+      </w:r>
+      <w:r>
+        <w:rPr>
+          <w:lang w:val="fr-FR"/>
+        </w:rPr>
+        <w:t xml:space="preserve">                                                                                               </w:t>
+      </w:r>
+      <w:r>
+        <w:rPr>
+          <w:lang w:val="fr-FR"/>
+        </w:rPr>
+        <w:t>R</w:t>
+      </w:r>
+      <w:r>
+        <w:rPr>
+          <w:lang w:val="fr-FR"/>
+        </w:rPr>
+        <w:t>esponsable</w:t>
+      </w:r>
+      <w:r>
+        <w:rPr>
+          <w:lang w:val="fr-FR"/>
+        </w:rPr>
+        <w:t> : Kevin</w:t>
+      </w:r>
+    </w:p>
+    <w:p>
+      <w:pPr>
+        <w:pStyle w:val="Paragraphedeliste"/>
+        <w:numPr>
+          <w:ilvl w:val="0"/>
+          <w:numId w:val="9"/>
+        </w:numPr>
+        <w:rPr>
+          <w:lang w:val="fr-FR"/>
+        </w:rPr>
+      </w:pPr>
+      <w:r>
+        <w:rPr>
+          <w:lang w:val="fr-FR"/>
+        </w:rPr>
+        <w:t>Chef de projet : gestion des membres du groupe</w:t>
+      </w:r>
+      <w:r>
+        <w:rPr>
+          <w:lang w:val="fr-FR"/>
+        </w:rPr>
+        <w:t>, aide d’avancement du projet divers</w:t>
+      </w:r>
+    </w:p>
+    <w:p>
+      <w:pPr>
+        <w:pStyle w:val="Titre2"/>
+      </w:pPr>
+      <w:bookmarkStart w:id="18" w:name="_Toc229039026"/>
+      <w:r>
+        <w:t>Description</w:t>
+      </w:r>
+      <w:bookmarkEnd w:id="18"/>
+    </w:p>
+    <w:p>
+      <w:pPr>
+        <w:rPr>
+          <w:lang w:val="fr-FR"/>
+        </w:rPr>
+      </w:pPr>
+      <w:r>
+        <w:rPr>
+          <w:lang w:val="fr-FR"/>
+        </w:rPr>
+        <w:t>Pour la planification</w:t>
+      </w:r>
+      <w:r>
+        <w:rPr>
+          <w:lang w:val="fr-FR"/>
+        </w:rPr>
+        <w:t>,</w:t>
+      </w:r>
+      <w:r>
+        <w:rPr>
+          <w:lang w:val="fr-FR"/>
+        </w:rPr>
+        <w:t xml:space="preserve"> nous allons</w:t>
+      </w:r>
+      <w:r>
+        <w:rPr>
+          <w:lang w:val="fr-FR"/>
+        </w:rPr>
+        <w:t xml:space="preserve"> utiliser </w:t>
+      </w:r>
+      <w:r>
+        <w:rPr>
+          <w:lang w:val="fr-FR"/>
+        </w:rPr>
+        <w:t xml:space="preserve">un </w:t>
+      </w:r>
+      <w:r>
+        <w:rPr>
+          <w:lang w:val="fr-FR"/>
+        </w:rPr>
+        <w:t>kanban</w:t>
+      </w:r>
+      <w:r>
+        <w:rPr>
+          <w:lang w:val="fr-FR"/>
+        </w:rPr>
+        <w:t xml:space="preserve"> avec l’outils nommé Notion</w:t>
+      </w:r>
+      <w:r>
+        <w:rPr>
+          <w:lang w:val="fr-FR"/>
+        </w:rPr>
+        <w:t xml:space="preserve"> afin de voir l</w:t>
+      </w:r>
+      <w:r>
+        <w:rPr>
+          <w:lang w:val="fr-FR"/>
+        </w:rPr>
+        <w:t xml:space="preserve">’état d’avancées des </w:t>
+      </w:r>
+      <w:r>
+        <w:rPr>
+          <w:lang w:val="fr-FR"/>
+        </w:rPr>
+        <w:t>différentes étapes</w:t>
+      </w:r>
+      <w:r>
+        <w:rPr>
+          <w:lang w:val="fr-FR"/>
+        </w:rPr>
+        <w:t>.</w:t>
+      </w:r>
+    </w:p>
+    <w:p>
+      <w:pPr>
+        <w:rPr>
+          <w:lang w:val="fr-FR"/>
+        </w:rPr>
+      </w:pPr>
+      <w:r>
+        <w:rPr>
+          <w:lang w:val="fr-FR"/>
+        </w:rPr>
+        <w:t xml:space="preserve">Le diagramme de </w:t>
+      </w:r>
+      <w:r>
+        <w:rPr>
+          <w:lang w:val="fr-FR"/>
+        </w:rPr>
+        <w:t>Gantt</w:t>
+      </w:r>
+      <w:r>
+        <w:rPr>
+          <w:lang w:val="fr-FR"/>
+        </w:rPr>
+        <w:t>,</w:t>
+      </w:r>
+      <w:r>
+        <w:rPr>
+          <w:lang w:val="fr-FR"/>
+        </w:rPr>
+        <w:t xml:space="preserve"> lui</w:t>
+      </w:r>
+      <w:r>
+        <w:rPr>
+          <w:lang w:val="fr-FR"/>
+        </w:rPr>
+        <w:t>,</w:t>
+      </w:r>
+      <w:r>
+        <w:rPr>
+          <w:lang w:val="fr-FR"/>
+        </w:rPr>
+        <w:t xml:space="preserve"> </w:t>
+      </w:r>
+      <w:r>
+        <w:rPr>
+          <w:lang w:val="fr-FR"/>
+        </w:rPr>
+        <w:t>va nous être util</w:t>
+      </w:r>
+      <w:r>
+        <w:rPr>
+          <w:lang w:val="fr-FR"/>
+        </w:rPr>
+        <w:t xml:space="preserve">e </w:t>
+      </w:r>
+      <w:r>
+        <w:rPr>
+          <w:lang w:val="fr-FR"/>
+        </w:rPr>
+        <w:t>pour</w:t>
+      </w:r>
+      <w:r>
+        <w:rPr>
+          <w:lang w:val="fr-FR"/>
+        </w:rPr>
+        <w:t xml:space="preserve"> voir </w:t>
+      </w:r>
+      <w:r>
+        <w:rPr>
+          <w:lang w:val="fr-FR"/>
+        </w:rPr>
+        <w:t>leur durée</w:t>
+      </w:r>
+      <w:r>
+        <w:rPr>
+          <w:lang w:val="fr-FR"/>
+        </w:rPr>
+        <w:t xml:space="preserve"> </w:t>
+      </w:r>
+      <w:r>
+        <w:rPr>
+          <w:lang w:val="fr-FR"/>
+        </w:rPr>
+        <w:t>estimée</w:t>
+      </w:r>
+      <w:r>
+        <w:rPr>
+          <w:lang w:val="fr-FR"/>
+        </w:rPr>
+        <w:t xml:space="preserve"> </w:t>
+      </w:r>
+      <w:r>
+        <w:rPr>
+          <w:lang w:val="fr-FR"/>
+        </w:rPr>
+        <w:t>dans le temps</w:t>
+      </w:r>
+      <w:r>
+        <w:rPr>
+          <w:lang w:val="fr-FR"/>
+        </w:rPr>
+        <w:t xml:space="preserve"> </w:t>
+      </w:r>
+      <w:r>
+        <w:rPr>
+          <w:lang w:val="fr-FR"/>
+        </w:rPr>
+        <w:t xml:space="preserve">(Gantt </w:t>
+      </w:r>
+      <w:r>
+        <w:rPr>
+          <w:lang w:val="fr-FR"/>
+        </w:rPr>
+        <w:t>prévisionnel</w:t>
+      </w:r>
+      <w:r>
+        <w:rPr>
+          <w:lang w:val="fr-FR"/>
+        </w:rPr>
+        <w:t>)</w:t>
+      </w:r>
+      <w:r>
+        <w:rPr>
+          <w:lang w:val="fr-FR"/>
+        </w:rPr>
+        <w:t xml:space="preserve"> </w:t>
+      </w:r>
+      <w:r>
+        <w:rPr>
+          <w:lang w:val="fr-FR"/>
+        </w:rPr>
+        <w:t>et leurs dépendance</w:t>
+      </w:r>
+      <w:r>
+        <w:rPr>
+          <w:lang w:val="fr-FR"/>
+        </w:rPr>
+        <w:t>s</w:t>
+      </w:r>
+      <w:r>
+        <w:rPr>
+          <w:lang w:val="fr-FR"/>
+        </w:rPr>
+        <w:t>.</w:t>
+      </w:r>
+      <w:r>
+        <w:rPr>
+          <w:lang w:val="fr-FR"/>
+        </w:rPr>
+        <w:t xml:space="preserve"> Le Gantt </w:t>
+      </w:r>
+      <w:r>
+        <w:rPr>
+          <w:lang w:val="fr-FR"/>
+        </w:rPr>
+        <w:t>réel</w:t>
+      </w:r>
+      <w:r>
+        <w:rPr>
+          <w:lang w:val="fr-FR"/>
+        </w:rPr>
+        <w:t>,</w:t>
+      </w:r>
+      <w:r>
+        <w:rPr>
+          <w:lang w:val="fr-FR"/>
+        </w:rPr>
+        <w:t xml:space="preserve"> lui, donnera la durée réelle de chaque </w:t>
+      </w:r>
+      <w:r>
+        <w:rPr>
+          <w:lang w:val="fr-FR"/>
+        </w:rPr>
+        <w:t>tache</w:t>
+      </w:r>
+      <w:r>
+        <w:rPr>
+          <w:lang w:val="fr-FR"/>
+        </w:rPr>
+        <w:t xml:space="preserve"> tout en gardant les </w:t>
+      </w:r>
+      <w:r>
+        <w:rPr>
+          <w:lang w:val="fr-FR"/>
+        </w:rPr>
+        <w:t xml:space="preserve">mêmes dépendances que dans le Gantt </w:t>
+      </w:r>
+      <w:r>
+        <w:rPr>
+          <w:lang w:val="fr-FR"/>
+        </w:rPr>
+        <w:t>prévisionnel.</w:t>
+      </w:r>
+    </w:p>
+    <w:p>
+      <w:pPr>
+        <w:rPr>
+          <w:lang w:val="fr-FR"/>
+        </w:rPr>
+      </w:pPr>
+      <w:r>
+        <w:rPr>
+          <w:lang w:val="fr-FR"/>
+        </w:rPr>
+        <w:t>Eisenhower</w:t>
+      </w:r>
+      <w:r>
+        <w:rPr>
+          <w:lang w:val="fr-FR"/>
+        </w:rPr>
+        <w:t xml:space="preserve"> </w:t>
+      </w:r>
+      <w:r>
+        <w:rPr>
+          <w:lang w:val="fr-FR"/>
+        </w:rPr>
+        <w:t>va être utilisé pour classer les taches par leur importance et leurs urgences.</w:t>
+      </w:r>
+    </w:p>
+    <w:p>
+      <w:pPr>
+        <w:rPr>
+          <w:lang w:val="fr-FR"/>
+        </w:rPr>
+      </w:pPr>
+      <w:r>
+        <w:rPr>
+          <w:lang w:val="fr-FR"/>
+        </w:rPr>
+        <w:t>Nous</w:t>
+      </w:r>
+      <w:r>
+        <w:rPr>
+          <w:lang w:val="fr-FR"/>
+        </w:rPr>
+        <w:t xml:space="preserve"> allons </w:t>
+      </w:r>
+      <w:r>
+        <w:rPr>
+          <w:lang w:val="fr-FR"/>
+        </w:rPr>
+        <w:t xml:space="preserve">aussi </w:t>
+      </w:r>
+      <w:r>
+        <w:rPr>
+          <w:lang w:val="fr-FR"/>
+        </w:rPr>
+        <w:t>prendre le temps d’apprendre à utiliser les outils Git et Visual Studio GitHub va nous servir à centraliser nos documents et y accéder</w:t>
+      </w:r>
+      <w:r>
+        <w:rPr>
+          <w:lang w:val="fr-FR"/>
+        </w:rPr>
+        <w:t>.</w:t>
+      </w:r>
+    </w:p>
+    <w:p>
+      <w:pPr>
+        <w:rPr>
+          <w:lang w:val="fr-FR"/>
+        </w:rPr>
+      </w:pPr>
+      <w:r>
+        <w:rPr>
+          <w:lang w:val="fr-FR"/>
+        </w:rPr>
+        <w:t xml:space="preserve">GitHub Pages va être notre wiki qui va être le tutoriel pour utiliser notre outil et obtenir son certificat SSL. </w:t>
+      </w:r>
+      <w:r>
+        <w:rPr>
+          <w:lang w:val="fr-FR"/>
+        </w:rPr>
+        <w:t>La documentation va être le document final à rendre avec tout</w:t>
+      </w:r>
+      <w:r>
+        <w:rPr>
+          <w:lang w:val="fr-FR"/>
+        </w:rPr>
+        <w:t xml:space="preserve"> ce qui a été fait pour le projet</w:t>
+      </w:r>
+      <w:r>
+        <w:rPr>
+          <w:lang w:val="fr-FR"/>
+        </w:rPr>
+        <w:t>.</w:t>
+      </w:r>
+    </w:p>
+    <w:p>
+      <w:pPr>
+        <w:rPr>
+          <w:rFonts w:eastAsiaTheme="majorEastAsia" w:cstheme="majorBidi"/>
+          <w:color w:val="595959" w:themeColor="text1" w:themeTint="A6"/>
+          <w:spacing w:val="15"/>
+          <w:sz w:val="28"/>
+          <w:szCs w:val="28"/>
+          <w:lang w:val="fr-FR"/>
+        </w:rPr>
+      </w:pPr>
+      <w:r>
+        <w:rPr>
+          <w:lang w:val="fr-FR"/>
+        </w:rPr>
+        <w:br w:type="page"/>
+      </w:r>
+    </w:p>
+    <w:p>
+      <w:pPr>
+        <w:pStyle w:val="Titre2"/>
+      </w:pPr>
+      <w:bookmarkStart w:id="19" w:name="_Toc229039027"/>
+      <w:r>
+        <w:lastRenderedPageBreak/>
+        <w:t xml:space="preserve">Durée </w:t>
+      </w:r>
+      <w:r>
+        <w:t>estimée :</w:t>
+      </w:r>
+      <w:bookmarkEnd w:id="19"/>
+    </w:p>
+    <w:p>
+      <w:pPr>
+        <w:rPr>
+          <w:lang w:val="fr-FR"/>
+        </w:rPr>
+      </w:pPr>
+      <w:r>
+        <w:rPr>
+          <w:lang w:val="fr-FR"/>
+        </w:rPr>
+        <w:t xml:space="preserve">La </w:t>
+      </w:r>
+      <w:r>
+        <w:rPr>
+          <w:lang w:val="fr-FR"/>
+        </w:rPr>
+        <w:t>planification consiste</w:t>
+      </w:r>
+      <w:r>
+        <w:rPr>
+          <w:lang w:val="fr-FR"/>
+        </w:rPr>
+        <w:t xml:space="preserve"> à </w:t>
+      </w:r>
+      <w:r>
+        <w:rPr>
+          <w:lang w:val="fr-FR"/>
+        </w:rPr>
+        <w:t>mettre en place</w:t>
+      </w:r>
+      <w:r>
+        <w:rPr>
+          <w:lang w:val="fr-FR"/>
+        </w:rPr>
+        <w:t xml:space="preserve"> </w:t>
+      </w:r>
+      <w:r>
+        <w:rPr>
+          <w:lang w:val="fr-FR"/>
+        </w:rPr>
+        <w:t>le projet</w:t>
+      </w:r>
+      <w:r>
+        <w:rPr>
+          <w:lang w:val="fr-FR"/>
+        </w:rPr>
+        <w:t xml:space="preserve"> et à attribuer les différentes t</w:t>
+      </w:r>
+      <w:r>
+        <w:rPr>
+          <w:lang w:val="fr-FR"/>
+        </w:rPr>
+        <w:t>â</w:t>
+      </w:r>
+      <w:r>
+        <w:rPr>
+          <w:lang w:val="fr-FR"/>
+        </w:rPr>
+        <w:t>ches aux p</w:t>
+      </w:r>
+      <w:r>
+        <w:rPr>
+          <w:lang w:val="fr-FR"/>
+        </w:rPr>
+        <w:t xml:space="preserve">ersonnes du </w:t>
+      </w:r>
+      <w:r>
+        <w:rPr>
+          <w:lang w:val="fr-FR"/>
+        </w:rPr>
+        <w:t>groupes</w:t>
+      </w:r>
+      <w:r>
+        <w:rPr>
+          <w:lang w:val="fr-FR"/>
+        </w:rPr>
+        <w:t>. Jonathan s</w:t>
+      </w:r>
+      <w:r>
+        <w:rPr>
+          <w:lang w:val="fr-FR"/>
+        </w:rPr>
+        <w:t xml:space="preserve">’occupe de la partie Kanban </w:t>
+      </w:r>
+      <w:r>
+        <w:rPr>
+          <w:lang w:val="fr-FR"/>
+        </w:rPr>
+        <w:t>pendant la semaine 1 et 2</w:t>
+      </w:r>
+      <w:r>
+        <w:rPr>
+          <w:lang w:val="fr-FR"/>
+        </w:rPr>
+        <w:t>.</w:t>
+      </w:r>
+      <w:r>
+        <w:rPr>
+          <w:lang w:val="fr-FR"/>
+        </w:rPr>
+        <w:t xml:space="preserve"> </w:t>
+      </w:r>
+    </w:p>
+    <w:p>
+      <w:pPr>
+        <w:rPr>
+          <w:lang w:val="fr-FR"/>
+        </w:rPr>
+      </w:pPr>
+      <w:r>
+        <w:rPr>
+          <w:lang w:val="fr-FR"/>
+        </w:rPr>
+        <w:t xml:space="preserve">Une fois que ceci est fait </w:t>
+      </w:r>
+      <w:r>
+        <w:rPr>
+          <w:lang w:val="fr-FR"/>
+        </w:rPr>
+        <w:t>(S</w:t>
+      </w:r>
+      <w:r>
+        <w:rPr>
+          <w:lang w:val="fr-FR"/>
+        </w:rPr>
+        <w:t>3)</w:t>
+      </w:r>
+      <w:r>
+        <w:rPr>
+          <w:lang w:val="fr-FR"/>
+        </w:rPr>
+        <w:t>,</w:t>
+      </w:r>
+      <w:r>
+        <w:rPr>
+          <w:lang w:val="fr-FR"/>
+        </w:rPr>
+        <w:t xml:space="preserve"> Rafael</w:t>
+      </w:r>
+      <w:r>
+        <w:rPr>
+          <w:lang w:val="fr-FR"/>
+        </w:rPr>
+        <w:t xml:space="preserve"> travaille</w:t>
+      </w:r>
+      <w:r>
+        <w:rPr>
+          <w:lang w:val="fr-FR"/>
+        </w:rPr>
+        <w:t>ra</w:t>
+      </w:r>
+      <w:r>
+        <w:rPr>
+          <w:lang w:val="fr-FR"/>
+        </w:rPr>
+        <w:t xml:space="preserve"> sur </w:t>
+      </w:r>
+      <w:r>
+        <w:rPr>
+          <w:lang w:val="fr-FR"/>
+        </w:rPr>
+        <w:t>la matrice d’Eisenhower et le diagramme de Gantt prévisionnel</w:t>
+      </w:r>
+      <w:r>
+        <w:rPr>
+          <w:lang w:val="fr-FR"/>
+        </w:rPr>
+        <w:t xml:space="preserve">. </w:t>
+      </w:r>
+    </w:p>
+    <w:p>
+      <w:pPr>
+        <w:rPr>
+          <w:lang w:val="fr-FR"/>
+        </w:rPr>
+      </w:pPr>
+      <w:r>
+        <w:rPr>
+          <w:lang w:val="fr-FR"/>
+        </w:rPr>
+        <w:t xml:space="preserve">Kevin </w:t>
+      </w:r>
+      <w:r>
+        <w:rPr>
+          <w:lang w:val="fr-FR"/>
+        </w:rPr>
+        <w:t>commence</w:t>
+      </w:r>
+      <w:r>
+        <w:rPr>
+          <w:lang w:val="fr-FR"/>
+        </w:rPr>
+        <w:t>ra</w:t>
+      </w:r>
+      <w:r>
+        <w:rPr>
+          <w:lang w:val="fr-FR"/>
+        </w:rPr>
+        <w:t xml:space="preserve"> la </w:t>
+      </w:r>
+      <w:r>
+        <w:rPr>
+          <w:lang w:val="fr-FR"/>
+        </w:rPr>
+        <w:t>documentation</w:t>
+      </w:r>
+      <w:r>
+        <w:rPr>
+          <w:lang w:val="fr-FR"/>
+        </w:rPr>
+        <w:t xml:space="preserve"> du projet</w:t>
+      </w:r>
+      <w:r>
+        <w:rPr>
+          <w:lang w:val="fr-FR"/>
+        </w:rPr>
+        <w:t xml:space="preserve">. Nous avons </w:t>
+      </w:r>
+      <w:r>
+        <w:rPr>
+          <w:lang w:val="fr-FR"/>
+        </w:rPr>
+        <w:t>estimé</w:t>
+      </w:r>
+      <w:r>
+        <w:rPr>
+          <w:lang w:val="fr-FR"/>
+        </w:rPr>
+        <w:t xml:space="preserve"> que </w:t>
+      </w:r>
+      <w:r>
+        <w:rPr>
+          <w:lang w:val="fr-FR"/>
+        </w:rPr>
+        <w:t>cette phase se terminera le 2 avril.</w:t>
+      </w:r>
+    </w:p>
+    <w:p>
+      <w:pPr>
+        <w:rPr>
+          <w:lang w:val="fr-FR"/>
+        </w:rPr>
+      </w:pPr>
+      <w:r>
+        <w:rPr>
+          <w:lang w:val="fr-FR"/>
+        </w:rPr>
+        <w:t>S</w:t>
+      </w:r>
+      <w:r>
+        <w:rPr>
+          <w:lang w:val="fr-FR"/>
+        </w:rPr>
+        <w:t>a</w:t>
+      </w:r>
+      <w:r>
+        <w:rPr>
+          <w:lang w:val="fr-FR"/>
+        </w:rPr>
+        <w:t>ns oublier l’aide et la gestion de Gabriel tout au long du projet.</w:t>
+      </w:r>
+    </w:p>
+    <w:p>
+      <w:pPr>
+        <w:rPr>
+          <w:lang w:val="fr-FR"/>
+        </w:rPr>
+      </w:pPr>
+      <w:r>
+        <w:rPr>
+          <w:lang w:val="fr-FR"/>
+        </w:rPr>
+        <w:t>Ensuite</w:t>
+      </w:r>
+      <w:r>
+        <w:rPr>
+          <w:lang w:val="fr-FR"/>
+        </w:rPr>
+        <w:t>,</w:t>
+      </w:r>
+      <w:r>
+        <w:rPr>
+          <w:lang w:val="fr-FR"/>
+        </w:rPr>
+        <w:t xml:space="preserve"> nous passons </w:t>
+      </w:r>
+      <w:r>
+        <w:rPr>
+          <w:lang w:val="fr-FR"/>
+        </w:rPr>
+        <w:t xml:space="preserve">à l’apprentissage des outils nécessaires </w:t>
+      </w:r>
+      <w:r>
+        <w:rPr>
+          <w:lang w:val="fr-FR"/>
+        </w:rPr>
+        <w:t>au projet</w:t>
+      </w:r>
+      <w:r>
+        <w:rPr>
+          <w:lang w:val="fr-FR"/>
+        </w:rPr>
+        <w:t xml:space="preserve"> </w:t>
+      </w:r>
+      <w:r>
+        <w:rPr>
+          <w:lang w:val="fr-FR"/>
+        </w:rPr>
+        <w:t>(</w:t>
+      </w:r>
+      <w:r>
+        <w:rPr>
+          <w:lang w:val="fr-FR"/>
+        </w:rPr>
+        <w:t>de la semaine 1 à 7</w:t>
+      </w:r>
+      <w:r>
+        <w:rPr>
+          <w:lang w:val="fr-FR"/>
+        </w:rPr>
+        <w:t>)</w:t>
+      </w:r>
+      <w:r>
+        <w:rPr>
+          <w:lang w:val="fr-FR"/>
+        </w:rPr>
+        <w:t>.</w:t>
+      </w:r>
+      <w:r>
+        <w:rPr>
+          <w:lang w:val="fr-FR"/>
+        </w:rPr>
+        <w:t xml:space="preserve"> </w:t>
+      </w:r>
+      <w:r>
+        <w:rPr>
+          <w:lang w:val="fr-FR"/>
+        </w:rPr>
+        <w:t>Le</w:t>
+      </w:r>
+      <w:r>
+        <w:rPr>
+          <w:lang w:val="fr-FR"/>
+        </w:rPr>
+        <w:t xml:space="preserve"> groupe va apprendre à utiliser </w:t>
+      </w:r>
+      <w:r>
+        <w:rPr>
+          <w:lang w:val="fr-FR"/>
+        </w:rPr>
+        <w:t>les outils</w:t>
+      </w:r>
+      <w:r>
+        <w:rPr>
+          <w:lang w:val="fr-FR"/>
+        </w:rPr>
+        <w:t> :</w:t>
+      </w:r>
+      <w:r>
+        <w:rPr>
+          <w:lang w:val="fr-FR"/>
+        </w:rPr>
+        <w:t xml:space="preserve"> </w:t>
+      </w:r>
+      <w:proofErr w:type="gramStart"/>
+      <w:r>
+        <w:rPr>
+          <w:lang w:val="fr-FR"/>
+        </w:rPr>
+        <w:t>Git</w:t>
+      </w:r>
+      <w:r>
+        <w:rPr>
+          <w:lang w:val="fr-FR"/>
+        </w:rPr>
+        <w:t>;</w:t>
+      </w:r>
+      <w:proofErr w:type="gramEnd"/>
+      <w:r>
+        <w:rPr>
+          <w:lang w:val="fr-FR"/>
+        </w:rPr>
+        <w:t xml:space="preserve"> </w:t>
+      </w:r>
+      <w:proofErr w:type="gramStart"/>
+      <w:r>
+        <w:rPr>
+          <w:lang w:val="fr-FR"/>
+        </w:rPr>
+        <w:t>GitHub;</w:t>
+      </w:r>
+      <w:proofErr w:type="gramEnd"/>
+      <w:r>
+        <w:rPr>
+          <w:lang w:val="fr-FR"/>
+        </w:rPr>
+        <w:t xml:space="preserve"> </w:t>
+      </w:r>
+      <w:r>
+        <w:rPr>
+          <w:lang w:val="fr-FR"/>
+        </w:rPr>
+        <w:t xml:space="preserve">VS </w:t>
+      </w:r>
+      <w:proofErr w:type="gramStart"/>
+      <w:r>
+        <w:rPr>
+          <w:lang w:val="fr-FR"/>
+        </w:rPr>
+        <w:t>code</w:t>
+      </w:r>
+      <w:r>
+        <w:rPr>
+          <w:lang w:val="fr-FR"/>
+        </w:rPr>
+        <w:t>;</w:t>
+      </w:r>
+      <w:proofErr w:type="gramEnd"/>
+      <w:r>
+        <w:rPr>
+          <w:lang w:val="fr-FR"/>
+        </w:rPr>
+        <w:t xml:space="preserve"> </w:t>
+      </w:r>
+      <w:r>
+        <w:rPr>
+          <w:lang w:val="fr-FR"/>
+        </w:rPr>
+        <w:t>GitHub</w:t>
+      </w:r>
+      <w:r>
+        <w:rPr>
+          <w:lang w:val="fr-FR"/>
+        </w:rPr>
+        <w:t xml:space="preserve"> </w:t>
+      </w:r>
+      <w:proofErr w:type="gramStart"/>
+      <w:r>
+        <w:rPr>
+          <w:lang w:val="fr-FR"/>
+        </w:rPr>
+        <w:t>Pages</w:t>
+      </w:r>
+      <w:r>
+        <w:rPr>
+          <w:lang w:val="fr-FR"/>
+        </w:rPr>
+        <w:t>;</w:t>
+      </w:r>
+      <w:proofErr w:type="gramEnd"/>
+      <w:r>
+        <w:rPr>
+          <w:lang w:val="fr-FR"/>
+        </w:rPr>
+        <w:t xml:space="preserve"> </w:t>
+      </w:r>
+      <w:proofErr w:type="gramStart"/>
+      <w:r>
+        <w:rPr>
+          <w:lang w:val="fr-FR"/>
+        </w:rPr>
+        <w:t>Docker;</w:t>
+      </w:r>
+      <w:proofErr w:type="gramEnd"/>
+      <w:r>
+        <w:rPr>
+          <w:lang w:val="fr-FR"/>
+        </w:rPr>
+        <w:t xml:space="preserve"> </w:t>
+      </w:r>
+      <w:proofErr w:type="spellStart"/>
+      <w:r>
+        <w:rPr>
+          <w:lang w:val="fr-FR"/>
+        </w:rPr>
+        <w:t>Traefik</w:t>
+      </w:r>
+      <w:proofErr w:type="spellEnd"/>
+      <w:r>
+        <w:rPr>
+          <w:lang w:val="fr-FR"/>
+        </w:rPr>
+        <w:t>.</w:t>
+      </w:r>
+    </w:p>
+    <w:p>
+      <w:pPr>
+        <w:rPr>
+          <w:lang w:val="fr-FR"/>
+        </w:rPr>
+      </w:pPr>
+      <w:r>
+        <w:rPr>
+          <w:lang w:val="fr-FR"/>
+        </w:rPr>
+        <w:t xml:space="preserve">La première </w:t>
+      </w:r>
+      <w:r>
+        <w:rPr>
+          <w:lang w:val="fr-FR"/>
+        </w:rPr>
+        <w:t xml:space="preserve">échéance </w:t>
+      </w:r>
+      <w:r>
+        <w:rPr>
+          <w:lang w:val="fr-FR"/>
+        </w:rPr>
+        <w:t xml:space="preserve">est le 2 avril </w:t>
+      </w:r>
+      <w:r>
+        <w:rPr>
+          <w:lang w:val="fr-FR"/>
+        </w:rPr>
+        <w:t>et c’est la fin de la phase planification</w:t>
+      </w:r>
+      <w:r>
+        <w:rPr>
+          <w:lang w:val="fr-FR"/>
+        </w:rPr>
+        <w:t>.</w:t>
+      </w:r>
+    </w:p>
+    <w:p>
+      <w:pPr>
+        <w:rPr>
+          <w:lang w:val="fr-FR"/>
+        </w:rPr>
+      </w:pPr>
+      <w:r>
+        <w:rPr>
+          <w:lang w:val="fr-FR"/>
+        </w:rPr>
+        <w:t>Après cec</w:t>
+      </w:r>
+      <w:r>
+        <w:rPr>
+          <w:lang w:val="fr-FR"/>
+        </w:rPr>
+        <w:t>i</w:t>
+      </w:r>
+      <w:r>
+        <w:rPr>
+          <w:lang w:val="fr-FR"/>
+        </w:rPr>
+        <w:t>,</w:t>
+      </w:r>
+      <w:r>
+        <w:rPr>
+          <w:lang w:val="fr-FR"/>
+        </w:rPr>
+        <w:t xml:space="preserve"> Kevin avance</w:t>
+      </w:r>
+      <w:r>
+        <w:rPr>
+          <w:lang w:val="fr-FR"/>
+        </w:rPr>
+        <w:t>ra</w:t>
+      </w:r>
+      <w:r>
+        <w:rPr>
+          <w:lang w:val="fr-FR"/>
+        </w:rPr>
+        <w:t xml:space="preserve"> sur l</w:t>
+      </w:r>
+      <w:r>
+        <w:rPr>
+          <w:lang w:val="fr-FR"/>
+        </w:rPr>
+        <w:t>a documentation</w:t>
+      </w:r>
+      <w:r>
+        <w:rPr>
+          <w:lang w:val="fr-FR"/>
+        </w:rPr>
+        <w:t xml:space="preserve"> du projet de la semaine</w:t>
+      </w:r>
+      <w:r>
+        <w:rPr>
+          <w:lang w:val="fr-FR"/>
+        </w:rPr>
+        <w:t xml:space="preserve"> 5 à la semaine 8</w:t>
+      </w:r>
+      <w:r>
+        <w:rPr>
+          <w:lang w:val="fr-FR"/>
+        </w:rPr>
+        <w:t>. L</w:t>
+      </w:r>
+      <w:r>
+        <w:rPr>
+          <w:lang w:val="fr-FR"/>
+        </w:rPr>
+        <w:t>a deuxième grande échéance</w:t>
+      </w:r>
+      <w:r>
+        <w:rPr>
+          <w:lang w:val="fr-FR"/>
+        </w:rPr>
+        <w:t xml:space="preserve"> est</w:t>
+      </w:r>
+      <w:r>
+        <w:rPr>
+          <w:lang w:val="fr-FR"/>
+        </w:rPr>
+        <w:t xml:space="preserve"> </w:t>
+      </w:r>
+      <w:r>
+        <w:rPr>
+          <w:lang w:val="fr-FR"/>
+        </w:rPr>
+        <w:t xml:space="preserve">pour le suivi et l’adaptation de la phase de réalisation </w:t>
+      </w:r>
+      <w:r>
+        <w:rPr>
+          <w:lang w:val="fr-FR"/>
+        </w:rPr>
+        <w:t xml:space="preserve">du </w:t>
+      </w:r>
+      <w:r>
+        <w:rPr>
+          <w:lang w:val="fr-FR"/>
+        </w:rPr>
+        <w:t>projet est l</w:t>
+      </w:r>
+      <w:r>
+        <w:rPr>
+          <w:lang w:val="fr-FR"/>
+        </w:rPr>
+        <w:t>e</w:t>
+      </w:r>
+      <w:r>
+        <w:rPr>
+          <w:lang w:val="fr-FR"/>
+        </w:rPr>
+        <w:t xml:space="preserve"> 21 mai.</w:t>
+      </w:r>
+    </w:p>
+    <w:p>
+      <w:pPr>
+        <w:rPr>
+          <w:lang w:val="fr-FR"/>
+        </w:rPr>
+      </w:pPr>
+      <w:r>
+        <w:rPr>
+          <w:lang w:val="fr-FR"/>
+        </w:rPr>
+        <w:t>Pour terminer</w:t>
+      </w:r>
+      <w:r>
+        <w:rPr>
+          <w:lang w:val="fr-FR"/>
+        </w:rPr>
+        <w:t>,</w:t>
+      </w:r>
+      <w:r>
+        <w:rPr>
+          <w:lang w:val="fr-FR"/>
+        </w:rPr>
+        <w:t xml:space="preserve"> nous passerons à la dernière phase</w:t>
+      </w:r>
+      <w:r>
+        <w:rPr>
+          <w:lang w:val="fr-FR"/>
+        </w:rPr>
+        <w:t>.</w:t>
+      </w:r>
+      <w:r>
+        <w:rPr>
+          <w:lang w:val="fr-FR"/>
+        </w:rPr>
+        <w:t xml:space="preserve"> </w:t>
+      </w:r>
+      <w:r>
+        <w:rPr>
+          <w:lang w:val="fr-FR"/>
+        </w:rPr>
+        <w:t>Nous</w:t>
+      </w:r>
+      <w:r>
+        <w:rPr>
+          <w:lang w:val="fr-FR"/>
+        </w:rPr>
+        <w:t xml:space="preserve"> allons terminer la documentation, le diagramme de Gantt et travailler sur la présentation du projet pour le 18 juin.</w:t>
+      </w:r>
+    </w:p>
+    <w:p>
+      <w:pPr>
+        <w:rPr>
+          <w:lang w:val="fr-FR"/>
+        </w:rPr>
+      </w:pPr>
+      <w:r>
+        <w:rPr>
+          <w:lang w:val="fr-FR"/>
+        </w:rPr>
+        <w:t>Bien s</w:t>
+      </w:r>
+      <w:r>
+        <w:rPr>
+          <w:lang w:val="fr-FR"/>
+        </w:rPr>
+        <w:t>û</w:t>
+      </w:r>
+      <w:r>
+        <w:rPr>
+          <w:lang w:val="fr-FR"/>
+        </w:rPr>
+        <w:t>r</w:t>
+      </w:r>
+      <w:r>
+        <w:rPr>
+          <w:lang w:val="fr-FR"/>
+        </w:rPr>
+        <w:t>,</w:t>
+      </w:r>
+      <w:r>
+        <w:rPr>
+          <w:lang w:val="fr-FR"/>
+        </w:rPr>
+        <w:t xml:space="preserve"> ceci est une </w:t>
+      </w:r>
+      <w:r>
+        <w:rPr>
+          <w:lang w:val="fr-FR"/>
+        </w:rPr>
+        <w:t>estimation</w:t>
+      </w:r>
+      <w:r>
+        <w:rPr>
+          <w:lang w:val="fr-FR"/>
+        </w:rPr>
+        <w:t xml:space="preserve"> et </w:t>
+      </w:r>
+      <w:r>
+        <w:rPr>
+          <w:lang w:val="fr-FR"/>
+        </w:rPr>
+        <w:t>peu</w:t>
+      </w:r>
+      <w:r>
+        <w:rPr>
+          <w:lang w:val="fr-FR"/>
+        </w:rPr>
+        <w:t xml:space="preserve">t </w:t>
+      </w:r>
+      <w:r>
+        <w:rPr>
+          <w:lang w:val="fr-FR"/>
+        </w:rPr>
+        <w:t>être</w:t>
+      </w:r>
+      <w:r>
+        <w:rPr>
+          <w:lang w:val="fr-FR"/>
+        </w:rPr>
+        <w:t xml:space="preserve"> </w:t>
+      </w:r>
+      <w:r>
+        <w:rPr>
+          <w:lang w:val="fr-FR"/>
+        </w:rPr>
+        <w:t xml:space="preserve">soumis à </w:t>
+      </w:r>
+      <w:r>
+        <w:rPr>
+          <w:lang w:val="fr-FR"/>
+        </w:rPr>
+        <w:t>des changements</w:t>
+      </w:r>
+      <w:r>
+        <w:rPr>
+          <w:lang w:val="fr-FR"/>
+        </w:rPr>
+        <w:t>.</w:t>
+      </w:r>
+    </w:p>
+    <w:p>
+      <w:pPr>
+        <w:rPr>
+          <w:lang w:val="fr-FR"/>
+        </w:rPr>
+      </w:pPr>
+    </w:p>
+    <w:p>
+      <w:pPr>
+        <w:rPr>
+          <w:lang w:val="fr-FR"/>
+        </w:rPr>
+      </w:pPr>
+      <w:r>
+        <w:rPr>
+          <w:lang w:val="fr-FR"/>
+        </w:rPr>
+        <w:br w:type="page"/>
+      </w:r>
+    </w:p>
+    <w:p>
+      <w:pPr>
+        <w:pStyle w:val="Titre1"/>
+      </w:pPr>
+      <w:bookmarkStart w:id="20" w:name="_Toc229039028"/>
+      <w:r>
+        <w:lastRenderedPageBreak/>
+        <w:t>Planification</w:t>
+      </w:r>
+      <w:bookmarkEnd w:id="20"/>
+      <w:r>
+        <w:t xml:space="preserve"> </w:t>
+      </w:r>
+    </w:p>
+    <w:p>
+      <w:pPr>
+        <w:pStyle w:val="Titre2"/>
+      </w:pPr>
+      <w:bookmarkStart w:id="21" w:name="_Toc229039029"/>
+      <w:r>
+        <w:t xml:space="preserve">Gantt </w:t>
+      </w:r>
+      <w:r>
+        <w:t>prévisionnel</w:t>
+      </w:r>
+      <w:r>
+        <w:t> :</w:t>
+      </w:r>
+      <w:bookmarkEnd w:id="21"/>
+    </w:p>
+    <w:p>
+      <w:pPr>
+        <w:jc w:val="center"/>
+        <w:rPr>
+          <w:lang w:val="fr-FR"/>
+        </w:rPr>
+      </w:pPr>
+      <w:r>
+        <w:rPr>
+          <w:noProof/>
+          <w:lang w:val="fr-FR"/>
+        </w:rPr>
+        <w:drawing>
+          <wp:inline distT="0" distB="0" distL="0" distR="0" wp14:anchorId="699DA532" wp14:editId="2AB19F51">
+            <wp:extent cx="7961816" cy="4392514"/>
+            <wp:effectExtent l="0" t="6033" r="0" b="0"/>
+            <wp:docPr id="811298793" name="Image 1"/>
+            <wp:cNvGraphicFramePr>
+              <a:graphicFrameLocks xmlns:a="http://schemas.openxmlformats.org/drawingml/2006/main" noChangeAspect="1"/>
+            </wp:cNvGraphicFramePr>
+            <a:graphic xmlns:a="http://schemas.openxmlformats.org/drawingml/2006/main">
+              <a:graphicData uri="http://schemas.openxmlformats.org/drawingml/2006/picture">
+                <pic:pic xmlns:pic="http://schemas.openxmlformats.org/drawingml/2006/picture">
+                  <pic:nvPicPr>
+                    <pic:cNvPr id="811298793" name=""/>
+                    <pic:cNvPicPr/>
+                  </pic:nvPicPr>
+                  <pic:blipFill>
+                    <a:blip r:embed="rId8"/>
+                    <a:stretch>
+                      <a:fillRect/>
+                    </a:stretch>
+                  </pic:blipFill>
+                  <pic:spPr>
+                    <a:xfrm rot="5400000">
+                      <a:off x="0" y="0"/>
+                      <a:ext cx="7975656" cy="4400149"/>
+                    </a:xfrm>
+                    <a:prstGeom prst="rect">
+                      <a:avLst/>
+                    </a:prstGeom>
+                  </pic:spPr>
+                </pic:pic>
+              </a:graphicData>
+            </a:graphic>
+          </wp:inline>
+        </w:drawing>
+      </w:r>
+    </w:p>
+    <w:p>
+      <w:pPr>
+        <w:pStyle w:val="Titre2"/>
+      </w:pPr>
+      <w:r>
+        <w:br w:type="page"/>
+      </w:r>
+      <w:bookmarkStart w:id="22" w:name="_Toc229039030"/>
+      <w:r>
+        <w:lastRenderedPageBreak/>
+        <w:t>Gantt final :</w:t>
+      </w:r>
+      <w:bookmarkEnd w:id="22"/>
+    </w:p>
+    <w:p>
+      <w:pPr>
+        <w:jc w:val="center"/>
         <w:rPr>
           <w:rFonts w:asciiTheme="majorHAnsi" w:eastAsiaTheme="majorEastAsia" w:hAnsiTheme="majorHAnsi" w:cstheme="majorBidi"/>
           <w:color w:val="0F4761" w:themeColor="accent1" w:themeShade="BF"/>
-          <w:sz w:val="40"/>
-          <w:szCs w:val="40"/>
-          <w:lang w:val="fr-FR"/>
-        </w:rPr>
-      </w:pPr>
+          <w:sz w:val="28"/>
+          <w:szCs w:val="28"/>
+          <w:lang w:val="fr-FR"/>
+        </w:rPr>
+      </w:pPr>
+      <w:r>
+        <w:drawing>
+          <wp:inline distT="0" distB="0" distL="0" distR="0" wp14:anchorId="19C1ED6D" wp14:editId="72D12237">
+            <wp:extent cx="8094619" cy="4377447"/>
+            <wp:effectExtent l="0" t="8255" r="0" b="0"/>
+            <wp:docPr id="1493661131" name="Image 1"/>
+            <wp:cNvGraphicFramePr>
+              <a:graphicFrameLocks xmlns:a="http://schemas.openxmlformats.org/drawingml/2006/main" noChangeAspect="1"/>
+            </wp:cNvGraphicFramePr>
+            <a:graphic xmlns:a="http://schemas.openxmlformats.org/drawingml/2006/main">
+              <a:graphicData uri="http://schemas.openxmlformats.org/drawingml/2006/picture">
+                <pic:pic xmlns:pic="http://schemas.openxmlformats.org/drawingml/2006/picture">
+                  <pic:nvPicPr>
+                    <pic:cNvPr id="1493661131" name=""/>
+                    <pic:cNvPicPr/>
+                  </pic:nvPicPr>
+                  <pic:blipFill>
+                    <a:blip r:embed="rId9">
+                      <a:extLst>
+                        <a:ext uri="{28A0092B-C50C-407E-A947-70E740481C1C}">
+                          <a14:useLocalDpi xmlns:a14="http://schemas.microsoft.com/office/drawing/2010/main" val="0"/>
+                        </a:ext>
+                      </a:extLst>
+                    </a:blip>
+                    <a:stretch>
+                      <a:fillRect/>
+                    </a:stretch>
+                  </pic:blipFill>
+                  <pic:spPr>
+                    <a:xfrm rot="5400000">
+                      <a:off x="0" y="0"/>
+                      <a:ext cx="8111357" cy="4386499"/>
+                    </a:xfrm>
+                    <a:prstGeom prst="rect">
+                      <a:avLst/>
+                    </a:prstGeom>
+                  </pic:spPr>
+                </pic:pic>
+              </a:graphicData>
+            </a:graphic>
+          </wp:inline>
+        </w:drawing>
+      </w:r>
       <w:r>
         <w:br w:type="page"/>
       </w:r>
@@ -2277,285 +6237,784 @@
       <w:pPr>
         <w:pStyle w:val="Titre1"/>
       </w:pPr>
+      <w:bookmarkStart w:id="23" w:name="_Toc229039031"/>
       <w:r>
         <w:lastRenderedPageBreak/>
-        <w:t>Liste de</w:t>
-      </w:r>
-      <w:r>
-        <w:t xml:space="preserve">s taches </w:t>
-      </w:r>
-    </w:p>
-    <w:p>
-      <w:pPr>
-        <w:rPr>
-          <w:lang w:val="fr-FR"/>
-        </w:rPr>
-      </w:pPr>
-      <w:r>
-        <w:rPr>
-          <w:lang w:val="fr-FR"/>
-        </w:rPr>
-        <w:t>L’apprentissage des outils</w:t>
-      </w:r>
-      <w:r>
-        <w:rPr>
-          <w:lang w:val="fr-FR"/>
-        </w:rPr>
-        <w:t xml:space="preserve"> : </w:t>
-      </w:r>
-      <w:r>
-        <w:rPr>
-          <w:lang w:val="fr-FR"/>
-        </w:rPr>
-        <w:t xml:space="preserve">Apprentissage, </w:t>
-      </w:r>
-      <w:proofErr w:type="spellStart"/>
-      <w:r>
-        <w:rPr>
-          <w:lang w:val="fr-FR"/>
-        </w:rPr>
-        <w:t>Git+VS</w:t>
-      </w:r>
-      <w:proofErr w:type="spellEnd"/>
-      <w:r>
-        <w:rPr>
-          <w:lang w:val="fr-FR"/>
-        </w:rPr>
-        <w:t xml:space="preserve"> Code, GitHub et </w:t>
-      </w:r>
-      <w:r>
-        <w:rPr>
-          <w:lang w:val="fr-FR"/>
-        </w:rPr>
-        <w:t>présentation Responsable</w:t>
-      </w:r>
-      <w:r>
-        <w:rPr>
-          <w:lang w:val="fr-FR"/>
-        </w:rPr>
-        <w:t xml:space="preserve"> : tous </w:t>
-      </w:r>
-    </w:p>
-    <w:p>
-      <w:pPr>
-        <w:rPr>
-          <w:lang w:val="fr-FR"/>
-        </w:rPr>
-      </w:pPr>
-      <w:r>
-        <w:rPr>
-          <w:lang w:val="fr-FR"/>
-        </w:rPr>
-        <w:t>Planification des taches</w:t>
-      </w:r>
-      <w:r>
-        <w:rPr>
-          <w:lang w:val="fr-FR"/>
-        </w:rPr>
-        <w:t> :</w:t>
-      </w:r>
-      <w:r>
-        <w:rPr>
-          <w:lang w:val="fr-FR"/>
-        </w:rPr>
-        <w:t xml:space="preserve"> Kanban, Gantt </w:t>
-      </w:r>
-      <w:r>
-        <w:rPr>
-          <w:lang w:val="fr-FR"/>
-        </w:rPr>
-        <w:t xml:space="preserve">prévisionnel et final </w:t>
-      </w:r>
-      <w:r>
-        <w:rPr>
-          <w:lang w:val="fr-FR"/>
-        </w:rPr>
-        <w:t xml:space="preserve">                       </w:t>
-      </w:r>
-      <w:r>
-        <w:rPr>
-          <w:lang w:val="fr-FR"/>
-        </w:rPr>
-        <w:t xml:space="preserve">             </w:t>
-      </w:r>
-      <w:r>
-        <w:rPr>
-          <w:lang w:val="fr-FR"/>
-        </w:rPr>
-        <w:t xml:space="preserve">    </w:t>
-      </w:r>
-      <w:r>
-        <w:rPr>
-          <w:lang w:val="fr-FR"/>
-        </w:rPr>
-        <w:t>responsable</w:t>
-      </w:r>
-      <w:r>
-        <w:rPr>
-          <w:lang w:val="fr-FR"/>
-        </w:rPr>
-        <w:t xml:space="preserve"> : Jonathan</w:t>
-      </w:r>
-      <w:r>
-        <w:rPr>
-          <w:lang w:val="fr-FR"/>
-        </w:rPr>
-        <w:t xml:space="preserve">                                                                                                                                                                  </w:t>
-      </w:r>
-    </w:p>
-    <w:p>
-      <w:pPr>
-        <w:rPr>
-          <w:lang w:val="fr-FR"/>
-        </w:rPr>
-      </w:pPr>
-      <w:r>
-        <w:rPr>
-          <w:lang w:val="fr-FR"/>
-        </w:rPr>
-        <w:t>Les diagrammes</w:t>
-      </w:r>
-      <w:r>
-        <w:rPr>
-          <w:lang w:val="fr-FR"/>
-        </w:rPr>
-        <w:t> : Eisenhower, Gantt prévisionnel</w:t>
-      </w:r>
-      <w:r>
-        <w:rPr>
-          <w:lang w:val="fr-FR"/>
-        </w:rPr>
-        <w:t>, Gantt final</w:t>
-      </w:r>
-      <w:r>
-        <w:rPr>
-          <w:lang w:val="fr-FR"/>
-        </w:rPr>
-        <w:tab/>
-      </w:r>
-      <w:r>
-        <w:rPr>
-          <w:lang w:val="fr-FR"/>
-        </w:rPr>
-        <w:t xml:space="preserve">                                                responsable :</w:t>
-      </w:r>
-      <w:r>
-        <w:rPr>
-          <w:lang w:val="fr-FR"/>
-        </w:rPr>
-        <w:t xml:space="preserve">Rafael </w:t>
-      </w:r>
-      <w:r>
-        <w:rPr>
-          <w:lang w:val="fr-FR"/>
-        </w:rPr>
-        <w:t xml:space="preserve">                                                                                                                                                                                                                                                                                                                                                                                                                                                        </w:t>
-      </w:r>
-    </w:p>
-    <w:p>
-      <w:pPr>
-        <w:rPr>
-          <w:lang w:val="fr-FR"/>
-        </w:rPr>
-      </w:pPr>
-      <w:r>
-        <w:rPr>
-          <w:lang w:val="fr-FR"/>
-        </w:rPr>
-        <w:t>La documentation</w:t>
-      </w:r>
-      <w:r>
-        <w:rPr>
-          <w:lang w:val="fr-FR"/>
-        </w:rPr>
-        <w:t> : Documentation</w:t>
-      </w:r>
-      <w:r>
-        <w:rPr>
-          <w:lang w:val="fr-FR"/>
-        </w:rPr>
-        <w:t>, GitHub Pages, W</w:t>
-      </w:r>
-      <w:r>
-        <w:rPr>
-          <w:lang w:val="fr-FR"/>
-        </w:rPr>
-        <w:t>i</w:t>
-      </w:r>
-      <w:r>
-        <w:rPr>
-          <w:lang w:val="fr-FR"/>
-        </w:rPr>
-        <w:t>ki</w:t>
-      </w:r>
-      <w:r>
-        <w:rPr>
-          <w:lang w:val="fr-FR"/>
-        </w:rPr>
-        <w:t xml:space="preserve">                                                                                               responsable</w:t>
-      </w:r>
-      <w:r>
-        <w:rPr>
-          <w:lang w:val="fr-FR"/>
-        </w:rPr>
-        <w:t> : Kevin</w:t>
-      </w:r>
-    </w:p>
-    <w:p>
-      <w:pPr>
-        <w:pStyle w:val="Sous-titre"/>
-      </w:pPr>
-      <w:r>
-        <w:t>Description</w:t>
-      </w:r>
-    </w:p>
-    <w:p>
-      <w:pPr>
-        <w:rPr>
-          <w:lang w:val="fr-FR"/>
-        </w:rPr>
-      </w:pPr>
-      <w:r>
-        <w:rPr>
-          <w:lang w:val="fr-FR"/>
-        </w:rPr>
-        <w:t>Pour la planification nous allons</w:t>
-      </w:r>
-      <w:r>
-        <w:rPr>
-          <w:lang w:val="fr-FR"/>
-        </w:rPr>
-        <w:t xml:space="preserve"> utiliser kanban pour la </w:t>
-      </w:r>
-      <w:r>
-        <w:rPr>
-          <w:lang w:val="fr-FR"/>
-        </w:rPr>
-        <w:t>distribution</w:t>
-      </w:r>
-      <w:r>
-        <w:rPr>
-          <w:lang w:val="fr-FR"/>
-        </w:rPr>
-        <w:t xml:space="preserve"> des taches et l’état d’avancées des </w:t>
-      </w:r>
-      <w:r>
-        <w:rPr>
-          <w:lang w:val="fr-FR"/>
-        </w:rPr>
-        <w:t>différentes étapes</w:t>
-      </w:r>
-      <w:r>
-        <w:rPr>
-          <w:lang w:val="fr-FR"/>
-        </w:rPr>
-        <w:t xml:space="preserve">, Gantt lui </w:t>
-      </w:r>
-      <w:r>
-        <w:rPr>
-          <w:lang w:val="fr-FR"/>
-        </w:rPr>
-        <w:t>va nous être util</w:t>
+        <w:t>Suivi et ajustement</w:t>
+      </w:r>
+      <w:bookmarkEnd w:id="23"/>
+    </w:p>
+    <w:p>
+      <w:pPr>
+        <w:rPr>
+          <w:lang w:val="fr-FR"/>
+        </w:rPr>
+      </w:pPr>
+      <w:r>
+        <w:rPr>
+          <w:lang w:val="fr-FR"/>
+        </w:rPr>
+        <w:t xml:space="preserve">Dans ce chapitre, nous allons commenter les diagrammes de Gantt </w:t>
+      </w:r>
+      <w:r>
+        <w:rPr>
+          <w:lang w:val="fr-FR"/>
+        </w:rPr>
+        <w:t>(initial et final).</w:t>
+      </w:r>
+    </w:p>
+    <w:p>
+      <w:pPr>
+        <w:rPr>
+          <w:lang w:val="fr-FR"/>
+        </w:rPr>
+      </w:pPr>
+      <w:r>
+        <w:rPr>
+          <w:lang w:val="fr-FR"/>
+        </w:rPr>
+        <w:t xml:space="preserve">Précisément, nous allons notamment les comparer entre eux et </w:t>
+      </w:r>
+      <w:r>
+        <w:rPr>
+          <w:lang w:val="fr-FR"/>
+        </w:rPr>
+        <w:t xml:space="preserve">voir </w:t>
+      </w:r>
+      <w:r>
+        <w:rPr>
+          <w:lang w:val="fr-FR"/>
+        </w:rPr>
+        <w:t>s’il</w:t>
+      </w:r>
+      <w:r>
+        <w:rPr>
+          <w:lang w:val="fr-FR"/>
+        </w:rPr>
+        <w:t xml:space="preserve"> y</w:t>
+      </w:r>
+      <w:r>
+        <w:rPr>
+          <w:lang w:val="fr-FR"/>
+        </w:rPr>
+        <w:t xml:space="preserve"> </w:t>
+      </w:r>
+      <w:r>
+        <w:rPr>
+          <w:lang w:val="fr-FR"/>
+        </w:rPr>
+        <w:t>a des différences notables.</w:t>
+      </w:r>
+    </w:p>
+    <w:p>
+      <w:pPr>
+        <w:pStyle w:val="Titre2"/>
+      </w:pPr>
+      <w:bookmarkStart w:id="24" w:name="_Toc229039032"/>
+      <w:r>
+        <w:t>Retards</w:t>
+      </w:r>
+      <w:bookmarkEnd w:id="24"/>
+    </w:p>
+    <w:p>
+      <w:r>
+        <w:t>Nous n’avons pas de retard, nous sommes même en avance sur le programme</w:t>
+      </w:r>
+      <w:r>
+        <w:t xml:space="preserve">. Cela nous permet, d’améliorer notre documentation et les différents </w:t>
+      </w:r>
+      <w:r>
+        <w:t>travaux</w:t>
+      </w:r>
+      <w:r>
+        <w:t xml:space="preserve"> rendus</w:t>
+      </w:r>
+      <w:r>
+        <w:t>.</w:t>
+      </w:r>
+    </w:p>
+    <w:p>
+      <w:pPr>
+        <w:pStyle w:val="Titre2"/>
+      </w:pPr>
+      <w:bookmarkStart w:id="25" w:name="_Toc229039033"/>
+      <w:r>
+        <w:t>Adaptations</w:t>
+      </w:r>
+      <w:bookmarkEnd w:id="25"/>
+      <w:r>
+        <w:t xml:space="preserve"> </w:t>
+      </w:r>
+    </w:p>
+    <w:p>
+      <w:r>
+        <w:t>Nous n’avons</w:t>
+      </w:r>
+      <w:r>
+        <w:t xml:space="preserve"> pas eu</w:t>
+      </w:r>
+      <w:r>
+        <w:t xml:space="preserve"> d’adaptations à faire, </w:t>
+      </w:r>
+      <w:r>
+        <w:t>tout s’est déroulé comme prévu.</w:t>
+      </w:r>
+      <w:r>
+        <w:t xml:space="preserve"> </w:t>
+      </w:r>
+    </w:p>
+    <w:p>
+      <w:r>
+        <w:t>Par exemple</w:t>
+      </w:r>
+      <w:r>
+        <w:t>,</w:t>
+      </w:r>
+      <w:r>
+        <w:t xml:space="preserve"> nous n’avons pas </w:t>
+      </w:r>
+      <w:r>
+        <w:t xml:space="preserve">eu </w:t>
+      </w:r>
+      <w:r>
+        <w:t xml:space="preserve">utilité à faire le diagramme de </w:t>
+      </w:r>
+      <w:r>
+        <w:t>P</w:t>
+      </w:r>
+      <w:r>
+        <w:t>ert</w:t>
+      </w:r>
+      <w:r>
+        <w:t>.</w:t>
+      </w:r>
+    </w:p>
+    <w:p>
+      <w:pPr>
+        <w:pStyle w:val="Titre2"/>
+      </w:pPr>
+      <w:bookmarkStart w:id="26" w:name="_Toc229039034"/>
+      <w:r>
+        <w:rPr>
+          <w:rStyle w:val="Titre2Car"/>
+        </w:rPr>
+        <w:t>D</w:t>
+      </w:r>
+      <w:r>
+        <w:rPr>
+          <w:rStyle w:val="Titre2Car"/>
+        </w:rPr>
+        <w:t>écisions</w:t>
+      </w:r>
+      <w:r>
+        <w:t xml:space="preserve"> prises</w:t>
+      </w:r>
+      <w:bookmarkEnd w:id="26"/>
+      <w:r>
+        <w:t xml:space="preserve"> </w:t>
+      </w:r>
+    </w:p>
+    <w:p>
+      <w:pPr>
+        <w:rPr>
+          <w:lang w:val="fr-FR"/>
+        </w:rPr>
+      </w:pPr>
+      <w:r>
+        <w:rPr>
+          <w:lang w:val="fr-FR"/>
+        </w:rPr>
+        <w:t xml:space="preserve">Nous avons décidé de nous rajouter une difficulté supplémentaire </w:t>
+      </w:r>
+      <w:r>
+        <w:rPr>
+          <w:lang w:val="fr-FR"/>
+        </w:rPr>
+        <w:t>en utilisant l’outil Git.</w:t>
+      </w:r>
+      <w:r>
+        <w:rPr>
+          <w:lang w:val="fr-FR"/>
+        </w:rPr>
+        <w:t xml:space="preserve"> En effet, nous aurions pu simplement l’outils </w:t>
+      </w:r>
+      <w:r>
+        <w:rPr>
+          <w:lang w:val="fr-FR"/>
+        </w:rPr>
+        <w:t>« </w:t>
+      </w:r>
+      <w:r>
+        <w:rPr>
+          <w:lang w:val="fr-FR"/>
+        </w:rPr>
+        <w:t>taiga.io</w:t>
+      </w:r>
+      <w:r>
+        <w:rPr>
+          <w:lang w:val="fr-FR"/>
+        </w:rPr>
+        <w:t> »</w:t>
+      </w:r>
+      <w:r>
+        <w:rPr>
+          <w:lang w:val="fr-FR"/>
+        </w:rPr>
+        <w:t xml:space="preserve"> </w:t>
+      </w:r>
+      <w:r>
+        <w:rPr>
+          <w:lang w:val="fr-FR"/>
+        </w:rPr>
+        <w:t>comme initialement prévu</w:t>
+      </w:r>
+      <w:r>
+        <w:rPr>
+          <w:lang w:val="fr-FR"/>
+        </w:rPr>
+        <w:t>. Grâce à notre avancée</w:t>
+      </w:r>
+      <w:r>
+        <w:rPr>
+          <w:lang w:val="fr-FR"/>
+        </w:rPr>
+        <w:t>,</w:t>
+      </w:r>
+      <w:r>
+        <w:rPr>
+          <w:lang w:val="fr-FR"/>
+        </w:rPr>
+        <w:t xml:space="preserve"> nous disposons </w:t>
+      </w:r>
+      <w:r>
+        <w:rPr>
+          <w:lang w:val="fr-FR"/>
+        </w:rPr>
+        <w:t>davantage de temps pour</w:t>
+      </w:r>
+      <w:r>
+        <w:rPr>
+          <w:lang w:val="fr-FR"/>
+        </w:rPr>
+        <w:t xml:space="preserve"> </w:t>
+      </w:r>
+      <w:r>
+        <w:rPr>
+          <w:lang w:val="fr-FR"/>
+        </w:rPr>
+        <w:t>travailler notre présentation et</w:t>
+      </w:r>
+      <w:r>
+        <w:rPr>
+          <w:lang w:val="fr-FR"/>
+        </w:rPr>
+        <w:t xml:space="preserve"> </w:t>
+      </w:r>
+      <w:r>
+        <w:rPr>
+          <w:lang w:val="fr-FR"/>
+        </w:rPr>
+        <w:t>tester notre projet physiquement</w:t>
+      </w:r>
+      <w:r>
+        <w:rPr>
+          <w:lang w:val="fr-FR"/>
+        </w:rPr>
+        <w:t xml:space="preserve"> </w:t>
+      </w:r>
+      <w:r>
+        <w:rPr>
+          <w:lang w:val="fr-FR"/>
+        </w:rPr>
+        <w:t>(si du matériel nous est mis à disposition).</w:t>
+      </w:r>
+    </w:p>
+    <w:p>
+      <w:pPr>
+        <w:rPr>
+          <w:lang w:val="fr-FR"/>
+        </w:rPr>
+      </w:pPr>
+      <w:r>
+        <w:rPr>
+          <w:lang w:val="fr-FR"/>
+        </w:rPr>
+        <w:br w:type="page"/>
+      </w:r>
+    </w:p>
+    <w:p>
+      <w:pPr>
+        <w:pStyle w:val="Titre1"/>
+      </w:pPr>
+      <w:bookmarkStart w:id="27" w:name="_Toc229039035"/>
+      <w:r>
+        <w:lastRenderedPageBreak/>
+        <w:t>Clôture du projet</w:t>
+      </w:r>
+      <w:bookmarkEnd w:id="27"/>
+    </w:p>
+    <w:p>
+      <w:pPr>
+        <w:pStyle w:val="Titre2"/>
+      </w:pPr>
+      <w:bookmarkStart w:id="28" w:name="_Toc229039036"/>
+      <w:r>
+        <w:t>Bilan</w:t>
+      </w:r>
+      <w:bookmarkEnd w:id="28"/>
+      <w:r>
+        <w:t xml:space="preserve"> </w:t>
+      </w:r>
+    </w:p>
+    <w:p>
+      <w:r>
+        <w:t>Ce projet nous a permis de développer de nouvelles compétences</w:t>
+      </w:r>
+      <w:r>
+        <w:t>.</w:t>
+      </w:r>
+    </w:p>
+    <w:p>
+      <w:r>
+        <w:t>Les outils</w:t>
+      </w:r>
+      <w:r>
+        <w:t>,</w:t>
+      </w:r>
+      <w:r>
+        <w:t xml:space="preserve"> comme Git et le principe de « repository »</w:t>
+      </w:r>
+      <w:r>
+        <w:t>,</w:t>
+      </w:r>
+      <w:r>
+        <w:t xml:space="preserve"> nous serons utile</w:t>
+      </w:r>
+      <w:r>
+        <w:t>s</w:t>
+      </w:r>
+      <w:r>
+        <w:t xml:space="preserve"> </w:t>
+      </w:r>
+      <w:r>
+        <w:t xml:space="preserve">dans </w:t>
+      </w:r>
+      <w:r>
+        <w:t>notre avenir professionnel</w:t>
+      </w:r>
+      <w:r>
+        <w:t>. Ils ne font pas partie de notre formation</w:t>
+      </w:r>
+      <w:r>
+        <w:t>s théorique en temps normal.</w:t>
+      </w:r>
+    </w:p>
+    <w:p>
+      <w:r>
+        <w:t xml:space="preserve">L’apprentissage de docker et de Git </w:t>
+      </w:r>
+      <w:r>
+        <w:t xml:space="preserve">étaient aussi une complication supplémentaire </w:t>
+      </w:r>
+      <w:r>
+        <w:t xml:space="preserve">que </w:t>
+      </w:r>
+      <w:r>
+        <w:t xml:space="preserve">nous </w:t>
+      </w:r>
+      <w:r>
+        <w:t>avons su maitriser</w:t>
+      </w:r>
+      <w:r>
+        <w:t xml:space="preserve"> pour notre projet</w:t>
+      </w:r>
+      <w:r>
+        <w:t>.</w:t>
+      </w:r>
+    </w:p>
+    <w:p/>
+    <w:p>
+      <w:pPr>
+        <w:pStyle w:val="Titre2"/>
+      </w:pPr>
+      <w:bookmarkStart w:id="29" w:name="_Toc229039037"/>
+      <w:r>
+        <w:t>Ressenti du groupe</w:t>
+      </w:r>
+      <w:bookmarkEnd w:id="29"/>
+      <w:r>
+        <w:t xml:space="preserve"> </w:t>
+      </w:r>
+    </w:p>
+    <w:p>
+      <w:pPr>
+        <w:pStyle w:val="Titre3"/>
+      </w:pPr>
+      <w:bookmarkStart w:id="30" w:name="_Toc229039038"/>
+      <w:r>
+        <w:t>Kevin</w:t>
+      </w:r>
+      <w:bookmarkEnd w:id="30"/>
+    </w:p>
+    <w:p>
+      <w:r>
+        <w:t>J</w:t>
+      </w:r>
+      <w:r>
+        <w:t>’ai apprécié travailler sur ce projet</w:t>
+      </w:r>
+      <w:r>
+        <w:t>,</w:t>
+      </w:r>
+      <w:r>
+        <w:t xml:space="preserve"> car </w:t>
+      </w:r>
+      <w:r>
+        <w:t>il</w:t>
+      </w:r>
+      <w:r>
+        <w:t xml:space="preserve"> m’a permis de développer de nouvelles compétences</w:t>
+      </w:r>
+      <w:r>
+        <w:t xml:space="preserve"> et</w:t>
+      </w:r>
+      <w:r>
+        <w:t xml:space="preserve"> d</w:t>
+      </w:r>
+      <w:r>
+        <w:t>e découvrir</w:t>
+      </w:r>
+      <w:r>
+        <w:t xml:space="preserve"> et d’acquérir</w:t>
+      </w:r>
+      <w:r>
+        <w:t xml:space="preserve"> </w:t>
+      </w:r>
+      <w:r>
+        <w:t>de</w:t>
+      </w:r>
+      <w:r>
+        <w:t xml:space="preserve"> nouveaux </w:t>
+      </w:r>
+      <w:r>
+        <w:t>outils</w:t>
+      </w:r>
+      <w:r>
+        <w:t xml:space="preserve">. </w:t>
+      </w:r>
+    </w:p>
+    <w:p>
+      <w:r>
+        <w:t>G</w:t>
+      </w:r>
+      <w:r>
+        <w:t>r</w:t>
+      </w:r>
+      <w:r>
+        <w:t>âce à ce</w:t>
+      </w:r>
+      <w:r>
+        <w:t>la</w:t>
+      </w:r>
+      <w:r>
+        <w:t>,</w:t>
+      </w:r>
+      <w:r>
+        <w:t xml:space="preserve"> j’arrive</w:t>
+      </w:r>
+      <w:r>
+        <w:t xml:space="preserve"> à projeter l’utilisation de ces outils dans mon avenir pro</w:t>
+      </w:r>
+      <w:r>
+        <w:t>fessionnel</w:t>
+      </w:r>
+      <w:r>
+        <w:t xml:space="preserve">. J’ai </w:t>
+      </w:r>
+      <w:r>
+        <w:t>également</w:t>
+      </w:r>
+      <w:r>
+        <w:t xml:space="preserve"> pris du plaisir </w:t>
+      </w:r>
+      <w:r>
+        <w:t>à travailler avec les membres du groupe.</w:t>
+      </w:r>
+    </w:p>
+    <w:p>
+      <w:pPr>
+        <w:pStyle w:val="Titre3"/>
+      </w:pPr>
+      <w:bookmarkStart w:id="31" w:name="_Toc229039039"/>
+      <w:r>
+        <w:t>Gabriel</w:t>
+      </w:r>
+      <w:bookmarkEnd w:id="31"/>
+    </w:p>
+    <w:p>
+      <w:r>
+        <w:t>Pour ma part, c</w:t>
+      </w:r>
+      <w:r>
+        <w:t>e projet m’a permis de découvrir la gestion d’équipe.</w:t>
+      </w:r>
+    </w:p>
+    <w:p>
+      <w:r>
+        <w:t>Faire l’attribution des rôles</w:t>
+      </w:r>
+      <w:r>
+        <w:t>,</w:t>
+      </w:r>
+      <w:r>
+        <w:t xml:space="preserve"> tout en prenant compte les envies de chacun</w:t>
+      </w:r>
+      <w:r>
+        <w:t xml:space="preserve">, était déjà une étape. </w:t>
+      </w:r>
+      <w:r>
+        <w:t>Cette décision a pour effet d’améliorer l’avancée du projet si tous les membres du groupe sont satisfaits de la décision prise.</w:t>
+      </w:r>
+    </w:p>
+    <w:p>
+      <w:r>
+        <w:t xml:space="preserve">Les </w:t>
+      </w:r>
+      <w:r>
+        <w:t>contrôles de</w:t>
+      </w:r>
+      <w:r>
+        <w:t>s</w:t>
+      </w:r>
+      <w:r>
+        <w:t xml:space="preserve"> rendus et les explications des outils sont aussi une bonne expérience. Car, une mauvaise explication ou un rendu mauvais doit être corrigée imméd</w:t>
+      </w:r>
+      <w:r>
+        <w:t xml:space="preserve">iatement pour ne pas </w:t>
+      </w:r>
+      <w:r>
+        <w:t>empiéter</w:t>
+      </w:r>
+      <w:r>
+        <w:t xml:space="preserve"> à la suite du projet.</w:t>
+      </w:r>
+    </w:p>
+    <w:p>
+      <w:r>
+        <w:t>En bref, j’ai eu un</w:t>
+      </w:r>
+      <w:r>
+        <w:t>e bonne expérience durant ce projet.</w:t>
+      </w:r>
+    </w:p>
+    <w:p>
+      <w:pPr>
+        <w:rPr>
+          <w:rFonts w:eastAsiaTheme="majorEastAsia" w:cstheme="majorBidi"/>
+          <w:color w:val="0F4761" w:themeColor="accent1" w:themeShade="BF"/>
+        </w:rPr>
+      </w:pPr>
+      <w:r>
+        <w:br w:type="page"/>
+      </w:r>
+    </w:p>
+    <w:p>
+      <w:pPr>
+        <w:pStyle w:val="Titre3"/>
+      </w:pPr>
+      <w:bookmarkStart w:id="32" w:name="_Toc229039040"/>
+      <w:r>
+        <w:lastRenderedPageBreak/>
+        <w:t>Jonathan</w:t>
+      </w:r>
+      <w:bookmarkEnd w:id="32"/>
+    </w:p>
+    <w:p>
+      <w:r>
+        <w:t>Lors de ce projet</w:t>
+      </w:r>
+      <w:r>
+        <w:t xml:space="preserve">, </w:t>
+      </w:r>
+      <w:r>
+        <w:t xml:space="preserve">j’ai </w:t>
+      </w:r>
+      <w:r>
+        <w:t>pu</w:t>
+      </w:r>
+      <w:r>
+        <w:t xml:space="preserve"> découvrir </w:t>
+      </w:r>
+      <w:r>
+        <w:t>différents outils</w:t>
+      </w:r>
+      <w:r>
+        <w:t xml:space="preserve"> qui me seront utiles tous au long de ma formation ainsi que de ma profession. </w:t>
+      </w:r>
+    </w:p>
+    <w:p>
+      <w:r>
+        <w:t xml:space="preserve">J’ai </w:t>
+      </w:r>
+      <w:r>
+        <w:t>pu</w:t>
+      </w:r>
+      <w:r>
+        <w:t xml:space="preserve"> apprendre et travailler en </w:t>
+      </w:r>
+      <w:r>
+        <w:t>concordance avec mes camarades et me rendre compte que la gestion d’un projet rend le travail</w:t>
+      </w:r>
+      <w:r>
+        <w:t>,</w:t>
+      </w:r>
+      <w:r>
+        <w:t xml:space="preserve"> ainsi que le rendu de celui-ci</w:t>
+      </w:r>
+      <w:r>
+        <w:t>,</w:t>
+      </w:r>
+      <w:r>
+        <w:t xml:space="preserve"> beaucoup plus facile.</w:t>
+      </w:r>
+    </w:p>
+    <w:p>
+      <w:r>
+        <w:t xml:space="preserve">Je pense que cela me </w:t>
+      </w:r>
+      <w:r>
+        <w:t>servira</w:t>
+      </w:r>
+      <w:r>
+        <w:t xml:space="preserve"> </w:t>
+      </w:r>
+      <w:r>
+        <w:t>à</w:t>
+      </w:r>
+      <w:r>
+        <w:t xml:space="preserve"> l’avenir et j’ai apprécié</w:t>
+      </w:r>
+      <w:r>
+        <w:t xml:space="preserve"> </w:t>
+      </w:r>
+      <w:proofErr w:type="gramStart"/>
+      <w:r>
+        <w:t>faire</w:t>
+      </w:r>
+      <w:proofErr w:type="gramEnd"/>
+      <w:r>
+        <w:t xml:space="preserve"> </w:t>
+      </w:r>
+      <w:r>
+        <w:t>ce travail avec eux.</w:t>
+      </w:r>
+    </w:p>
+    <w:p/>
+    <w:p>
+      <w:pPr>
+        <w:pStyle w:val="Titre3"/>
+      </w:pPr>
+      <w:bookmarkStart w:id="33" w:name="_Toc229039041"/>
+      <w:r>
+        <w:t>Rafael</w:t>
+      </w:r>
+      <w:bookmarkEnd w:id="33"/>
+    </w:p>
+    <w:p>
+      <w:r>
+        <w:t xml:space="preserve">Ce projet a été pour moi une </w:t>
+      </w:r>
+      <w:r>
+        <w:t>expérience</w:t>
+      </w:r>
+      <w:r>
+        <w:t xml:space="preserve"> </w:t>
+      </w:r>
+      <w:r>
+        <w:t>très enrichissante o</w:t>
+      </w:r>
+      <w:r>
+        <w:t>ù</w:t>
+      </w:r>
+      <w:r>
+        <w:t xml:space="preserve"> j’ai énormément appris</w:t>
+      </w:r>
+      <w:r>
+        <w:t xml:space="preserve">, tant sur le </w:t>
+      </w:r>
+      <w:r>
+        <w:t>côté</w:t>
+      </w:r>
+      <w:r>
+        <w:t xml:space="preserve"> technique que personnel. </w:t>
+      </w:r>
+    </w:p>
+    <w:p>
+      <w:r>
+        <w:t>J’ai vraiment pris du plaisir a travaillé avec eux</w:t>
+      </w:r>
+      <w:r>
+        <w:t>.</w:t>
+      </w:r>
+      <w:r>
+        <w:t xml:space="preserve"> </w:t>
+      </w:r>
+      <w:r>
+        <w:t>Les différents outils</w:t>
+      </w:r>
+      <w:r>
+        <w:t xml:space="preserve"> appris lors de </w:t>
+      </w:r>
+      <w:r>
+        <w:t>c</w:t>
+      </w:r>
+      <w:r>
+        <w:t xml:space="preserve">e projet me seront utiles tout au long de ma formation </w:t>
+      </w:r>
+      <w:r>
+        <w:t xml:space="preserve">et </w:t>
+      </w:r>
+      <w:r>
+        <w:t>à l’</w:t>
+      </w:r>
+      <w:r>
+        <w:t xml:space="preserve">avenir </w:t>
+      </w:r>
+      <w:r>
+        <w:t xml:space="preserve">dans ma vie </w:t>
+      </w:r>
+      <w:r>
+        <w:t>professionnel comme personnel.</w:t>
+      </w:r>
+    </w:p>
+    <w:p/>
+    <w:p>
+      <w:pPr>
+        <w:pStyle w:val="Titre2"/>
+      </w:pPr>
+      <w:bookmarkStart w:id="34" w:name="_Toc229039042"/>
+      <w:r>
+        <w:t>Apport</w:t>
+      </w:r>
+      <w:r>
+        <w:t>s</w:t>
+      </w:r>
+      <w:r>
+        <w:t xml:space="preserve"> de la gestion de projet</w:t>
+      </w:r>
+      <w:bookmarkEnd w:id="34"/>
+    </w:p>
+    <w:p>
+      <w:pPr>
+        <w:rPr>
+          <w:lang w:val="fr-FR"/>
+        </w:rPr>
+      </w:pPr>
+      <w:r>
+        <w:rPr>
+          <w:lang w:val="fr-FR"/>
+        </w:rPr>
+        <w:t>L</w:t>
       </w:r>
       <w:r>
         <w:rPr>
@@ -2567,19 +7026,19 @@
         <w:rPr>
           <w:lang w:val="fr-FR"/>
         </w:rPr>
-        <w:t>pour</w:t>
-      </w:r>
-      <w:r>
-        <w:rPr>
-          <w:lang w:val="fr-FR"/>
-        </w:rPr>
-        <w:t xml:space="preserve"> voir </w:t>
-      </w:r>
-      <w:r>
-        <w:rPr>
-          <w:lang w:val="fr-FR"/>
-        </w:rPr>
-        <w:t>leur durée</w:t>
+        <w:t xml:space="preserve">projet nous a permis de mettre en pratique </w:t>
+      </w:r>
+      <w:r>
+        <w:rPr>
+          <w:lang w:val="fr-FR"/>
+        </w:rPr>
+        <w:t>la planification en utilisant le diagramme de Gantt</w:t>
+      </w:r>
+      <w:r>
+        <w:rPr>
+          <w:lang w:val="fr-FR"/>
+        </w:rPr>
+        <w:t>.</w:t>
       </w:r>
       <w:r>
         <w:rPr>
@@ -2587,11 +7046,18 @@
         </w:rPr>
         <w:t xml:space="preserve"> </w:t>
       </w:r>
-      <w:r>
-        <w:rPr>
-          <w:lang w:val="fr-FR"/>
-        </w:rPr>
-        <w:t>estimée</w:t>
+    </w:p>
+    <w:p>
+      <w:pPr>
+        <w:rPr>
+          <w:lang w:val="fr-FR"/>
+        </w:rPr>
+      </w:pPr>
+      <w:r>
+        <w:rPr>
+          <w:lang w:val="fr-FR"/>
+        </w:rPr>
+        <w:t>Ce</w:t>
       </w:r>
       <w:r>
         <w:rPr>
@@ -2603,7 +7069,13 @@
         <w:rPr>
           <w:lang w:val="fr-FR"/>
         </w:rPr>
-        <w:t>dans le temps</w:t>
+        <w:t>derni</w:t>
+      </w:r>
+      <w:r>
+        <w:rPr>
+          <w:lang w:val="fr-FR"/>
+        </w:rPr>
+        <w:t>er</w:t>
       </w:r>
       <w:r>
         <w:rPr>
@@ -2615,19 +7087,25 @@
         <w:rPr>
           <w:lang w:val="fr-FR"/>
         </w:rPr>
-        <w:t xml:space="preserve">(Gantt </w:t>
-      </w:r>
-      <w:r>
-        <w:rPr>
-          <w:lang w:val="fr-FR"/>
-        </w:rPr>
-        <w:t>prévisionnel</w:t>
-      </w:r>
-      <w:r>
-        <w:rPr>
-          <w:lang w:val="fr-FR"/>
-        </w:rPr>
-        <w:t>)</w:t>
+        <w:t>est</w:t>
+      </w:r>
+      <w:r>
+        <w:rPr>
+          <w:lang w:val="fr-FR"/>
+        </w:rPr>
+        <w:t>,</w:t>
+      </w:r>
+      <w:r>
+        <w:rPr>
+          <w:lang w:val="fr-FR"/>
+        </w:rPr>
+        <w:t xml:space="preserve"> en effet</w:t>
+      </w:r>
+      <w:r>
+        <w:rPr>
+          <w:lang w:val="fr-FR"/>
+        </w:rPr>
+        <w:t>,</w:t>
       </w:r>
       <w:r>
         <w:rPr>
@@ -2639,68 +7117,7 @@
         <w:rPr>
           <w:lang w:val="fr-FR"/>
         </w:rPr>
-        <w:t>et leurs dépendance</w:t>
-      </w:r>
-      <w:r>
-        <w:rPr>
-          <w:lang w:val="fr-FR"/>
-        </w:rPr>
-        <w:t>s</w:t>
-      </w:r>
-      <w:r>
-        <w:rPr>
-          <w:lang w:val="fr-FR"/>
-        </w:rPr>
-        <w:t>.</w:t>
-      </w:r>
-      <w:r>
-        <w:rPr>
-          <w:lang w:val="fr-FR"/>
-        </w:rPr>
-        <w:t xml:space="preserve"> Le Gantt </w:t>
-      </w:r>
-      <w:r>
-        <w:rPr>
-          <w:lang w:val="fr-FR"/>
-        </w:rPr>
-        <w:t xml:space="preserve">réel lui, donnera la durée réelle de chaque </w:t>
-      </w:r>
-      <w:r>
-        <w:rPr>
-          <w:lang w:val="fr-FR"/>
-        </w:rPr>
-        <w:t>tache</w:t>
-      </w:r>
-      <w:r>
-        <w:rPr>
-          <w:lang w:val="fr-FR"/>
-        </w:rPr>
-        <w:t xml:space="preserve"> tout en gardant les </w:t>
-      </w:r>
-      <w:r>
-        <w:rPr>
-          <w:lang w:val="fr-FR"/>
-        </w:rPr>
-        <w:t xml:space="preserve">mêmes dépendances que dans le Gantt </w:t>
-      </w:r>
-      <w:r>
-        <w:rPr>
-          <w:lang w:val="fr-FR"/>
-        </w:rPr>
-        <w:t>prévisionnel.</w:t>
-      </w:r>
-    </w:p>
-    <w:p>
-      <w:pPr>
-        <w:rPr>
-          <w:lang w:val="fr-FR"/>
-        </w:rPr>
-      </w:pPr>
-      <w:r>
-        <w:rPr>
-          <w:lang w:val="fr-FR"/>
-        </w:rPr>
-        <w:t>Eisenhower</w:t>
+        <w:t>une étape importante lors de la réalisation d’un projet.</w:t>
       </w:r>
       <w:r>
         <w:rPr>
@@ -2712,135 +7129,44 @@
         <w:rPr>
           <w:lang w:val="fr-FR"/>
         </w:rPr>
-        <w:t>va être utilisé pour classer les taches par leur importance et leurs urgences.</w:t>
-      </w:r>
-    </w:p>
-    <w:p>
-      <w:pPr>
-        <w:rPr>
-          <w:lang w:val="fr-FR"/>
-        </w:rPr>
-      </w:pPr>
-      <w:r>
-        <w:rPr>
-          <w:lang w:val="fr-FR"/>
-        </w:rPr>
-        <w:t>Nous</w:t>
-      </w:r>
-      <w:r>
-        <w:rPr>
-          <w:lang w:val="fr-FR"/>
-        </w:rPr>
-        <w:t xml:space="preserve"> allons </w:t>
-      </w:r>
-      <w:r>
-        <w:rPr>
-          <w:lang w:val="fr-FR"/>
-        </w:rPr>
-        <w:t xml:space="preserve">aussi </w:t>
-      </w:r>
-      <w:r>
-        <w:rPr>
-          <w:lang w:val="fr-FR"/>
-        </w:rPr>
-        <w:t>prendre le temps d’apprendre à utiliser les outils Git et Visual Studio GitHub va nous servir à centraliser nos documents et y accéder</w:t>
-      </w:r>
-      <w:r>
-        <w:rPr>
-          <w:lang w:val="fr-FR"/>
-        </w:rPr>
-        <w:t>.</w:t>
-      </w:r>
-    </w:p>
-    <w:p>
-      <w:pPr>
-        <w:rPr>
-          <w:lang w:val="fr-FR"/>
-        </w:rPr>
-      </w:pPr>
-      <w:r>
-        <w:rPr>
-          <w:lang w:val="fr-FR"/>
-        </w:rPr>
-        <w:t>GitHub</w:t>
-      </w:r>
-      <w:r>
-        <w:rPr>
-          <w:lang w:val="fr-FR"/>
-        </w:rPr>
-        <w:t xml:space="preserve"> </w:t>
-      </w:r>
-      <w:r>
-        <w:rPr>
-          <w:lang w:val="fr-FR"/>
-        </w:rPr>
-        <w:t>P</w:t>
-      </w:r>
-      <w:r>
-        <w:rPr>
-          <w:lang w:val="fr-FR"/>
-        </w:rPr>
-        <w:t>ages va être notre wiki qui va être le tutoriel pour utiliser notre outil et obtenir son certificat SSL.</w:t>
-      </w:r>
-      <w:r>
-        <w:rPr>
-          <w:lang w:val="fr-FR"/>
-        </w:rPr>
-        <w:t xml:space="preserve"> </w:t>
-      </w:r>
-      <w:r>
-        <w:rPr>
-          <w:lang w:val="fr-FR"/>
-        </w:rPr>
-        <w:t>La documentation va être le document final à rendre avec tout</w:t>
-      </w:r>
-      <w:r>
-        <w:rPr>
-          <w:lang w:val="fr-FR"/>
-        </w:rPr>
-        <w:t xml:space="preserve"> ce qui a été fait pour le projet</w:t>
-      </w:r>
-    </w:p>
-    <w:p>
-      <w:pPr>
-        <w:pStyle w:val="Sous-titre"/>
-        <w:rPr>
-          <w:lang w:val="fr-FR"/>
-        </w:rPr>
-      </w:pPr>
-      <w:r>
-        <w:rPr>
-          <w:lang w:val="fr-FR"/>
-        </w:rPr>
-        <w:t xml:space="preserve">Durée </w:t>
-      </w:r>
-      <w:r>
-        <w:rPr>
-          <w:lang w:val="fr-FR"/>
-        </w:rPr>
-        <w:t>estimée :</w:t>
-      </w:r>
-    </w:p>
-    <w:p>
-      <w:pPr>
-        <w:rPr>
-          <w:lang w:val="fr-FR"/>
-        </w:rPr>
-      </w:pPr>
-    </w:p>
-    <w:p>
-      <w:pPr>
-        <w:rPr>
-          <w:lang w:val="fr-FR"/>
-        </w:rPr>
-      </w:pPr>
-    </w:p>
-    <w:p>
-      <w:pPr>
-        <w:rPr>
-          <w:lang w:val="fr-FR"/>
-        </w:rPr>
-      </w:pPr>
+        <w:t xml:space="preserve">Il </w:t>
+      </w:r>
+      <w:r>
+        <w:rPr>
+          <w:lang w:val="fr-FR"/>
+        </w:rPr>
+        <w:t>permet de mettre des rôles à cha</w:t>
+      </w:r>
+      <w:r>
+        <w:rPr>
+          <w:lang w:val="fr-FR"/>
+        </w:rPr>
+        <w:t xml:space="preserve">que </w:t>
+      </w:r>
+      <w:r>
+        <w:rPr>
+          <w:lang w:val="fr-FR"/>
+        </w:rPr>
+        <w:t>membre</w:t>
+      </w:r>
+      <w:r>
+        <w:rPr>
+          <w:lang w:val="fr-FR"/>
+        </w:rPr>
+        <w:t xml:space="preserve"> du groupe, </w:t>
+      </w:r>
+      <w:r>
+        <w:rPr>
+          <w:lang w:val="fr-FR"/>
+        </w:rPr>
+        <w:t xml:space="preserve">de fonctionner par date et par dépendance des tâches </w:t>
+      </w:r>
+      <w:r>
+        <w:rPr>
+          <w:lang w:val="fr-FR"/>
+        </w:rPr>
+        <w:t>pour mettre un ordre dans celles-ci.</w:t>
+      </w:r>
     </w:p>
     <w:p>
       <w:pPr>
@@ -2850,8 +7176,8 @@
       </w:pPr>
     </w:p>
     <w:sectPr>
-      <w:headerReference w:type="default" r:id="rId8"/>
-      <w:footerReference w:type="default" r:id="rId9"/>
+      <w:headerReference w:type="default" r:id="rId10"/>
+      <w:footerReference w:type="default" r:id="rId11"/>
       <w:pgSz w:w="11906" w:h="16838"/>
       <w:pgMar w:top="1417" w:right="1417" w:bottom="1417" w:left="1417" w:header="708" w:footer="708" w:gutter="0"/>
       <w:pgNumType w:start="1"/>
@@ -2897,12 +7223,12 @@
     <w:r>
       <w:tab/>
     </w:r>
-    <w:fldSimple w:instr=" FILENAME  \* MERGEFORMAT ">
+    <w:fldSimple w:instr=" FILENAME   \* MERGEFORMAT ">
       <w:r>
         <w:rPr>
           <w:noProof/>
         </w:rPr>
-        <w:t>documentation_projet_m431.dotx</w:t>
+        <w:t>documentation_projet_m431_v2</w:t>
       </w:r>
     </w:fldSimple>
     <w:r>
@@ -2910,7 +7236,14 @@
     </w:r>
     <w:r>
       <w:br/>
-      <w:t xml:space="preserve">version </w:t>
+    </w:r>
+    <w:proofErr w:type="gramStart"/>
+    <w:r>
+      <w:t>version</w:t>
+    </w:r>
+    <w:proofErr w:type="gramEnd"/>
+    <w:r>
+      <w:t xml:space="preserve"> </w:t>
     </w:r>
     <w:r>
       <w:t>2</w:t>
@@ -2987,7 +7320,7 @@
       <w:rPr>
         <w:noProof/>
       </w:rPr>
-      <w:t>23.04.2026</w:t>
+      <w:t>07.05.2026</w:t>
     </w:r>
     <w:r>
       <w:fldChar w:fldCharType="end"/>
@@ -3123,9 +7456,9 @@
     </w:lvl>
   </w:abstractNum>
   <w:abstractNum w:abstractNumId="1" w15:restartNumberingAfterBreak="0">
-    <w:nsid w:val="15726A8B"/>
+    <w:nsid w:val="1350182C"/>
     <w:multiLevelType w:val="hybridMultilevel"/>
-    <w:tmpl w:val="69A20752"/>
+    <w:tmpl w:val="07302BEA"/>
     <w:lvl w:ilvl="0" w:tplc="100C0001">
       <w:start w:val="1"/>
       <w:numFmt w:val="bullet"/>
@@ -3236,6 +7569,119 @@
     </w:lvl>
   </w:abstractNum>
   <w:abstractNum w:abstractNumId="2" w15:restartNumberingAfterBreak="0">
+    <w:nsid w:val="15726A8B"/>
+    <w:multiLevelType w:val="hybridMultilevel"/>
+    <w:tmpl w:val="69A20752"/>
+    <w:lvl w:ilvl="0" w:tplc="100C0001">
+      <w:start w:val="1"/>
+      <w:numFmt w:val="bullet"/>
+      <w:lvlText w:val=""/>
+      <w:lvlJc w:val="left"/>
+      <w:pPr>
+        <w:ind w:left="720" w:hanging="360"/>
+      </w:pPr>
+      <w:rPr>
+        <w:rFonts w:ascii="Symbol" w:hAnsi="Symbol" w:hint="default"/>
+      </w:rPr>
+    </w:lvl>
+    <w:lvl w:ilvl="1" w:tplc="100C0003" w:tentative="1">
+      <w:start w:val="1"/>
+      <w:numFmt w:val="bullet"/>
+      <w:lvlText w:val="o"/>
+      <w:lvlJc w:val="left"/>
+      <w:pPr>
+        <w:ind w:left="1440" w:hanging="360"/>
+      </w:pPr>
+      <w:rPr>
+        <w:rFonts w:ascii="Courier New" w:hAnsi="Courier New" w:cs="Courier New" w:hint="default"/>
+      </w:rPr>
+    </w:lvl>
+    <w:lvl w:ilvl="2" w:tplc="100C0005" w:tentative="1">
+      <w:start w:val="1"/>
+      <w:numFmt w:val="bullet"/>
+      <w:lvlText w:val=""/>
+      <w:lvlJc w:val="left"/>
+      <w:pPr>
+        <w:ind w:left="2160" w:hanging="360"/>
+      </w:pPr>
+      <w:rPr>
+        <w:rFonts w:ascii="Wingdings" w:hAnsi="Wingdings" w:hint="default"/>
+      </w:rPr>
+    </w:lvl>
+    <w:lvl w:ilvl="3" w:tplc="100C0001" w:tentative="1">
+      <w:start w:val="1"/>
+      <w:numFmt w:val="bullet"/>
+      <w:lvlText w:val=""/>
+      <w:lvlJc w:val="left"/>
+      <w:pPr>
+        <w:ind w:left="2880" w:hanging="360"/>
+      </w:pPr>
+      <w:rPr>
+        <w:rFonts w:ascii="Symbol" w:hAnsi="Symbol" w:hint="default"/>
+      </w:rPr>
+    </w:lvl>
+    <w:lvl w:ilvl="4" w:tplc="100C0003" w:tentative="1">
+      <w:start w:val="1"/>
+      <w:numFmt w:val="bullet"/>
+      <w:lvlText w:val="o"/>
+      <w:lvlJc w:val="left"/>
+      <w:pPr>
+        <w:ind w:left="3600" w:hanging="360"/>
+      </w:pPr>
+      <w:rPr>
+        <w:rFonts w:ascii="Courier New" w:hAnsi="Courier New" w:cs="Courier New" w:hint="default"/>
+      </w:rPr>
+    </w:lvl>
+    <w:lvl w:ilvl="5" w:tplc="100C0005" w:tentative="1">
+      <w:start w:val="1"/>
+      <w:numFmt w:val="bullet"/>
+      <w:lvlText w:val=""/>
+      <w:lvlJc w:val="left"/>
+      <w:pPr>
+        <w:ind w:left="4320" w:hanging="360"/>
+      </w:pPr>
+      <w:rPr>
+        <w:rFonts w:ascii="Wingdings" w:hAnsi="Wingdings" w:hint="default"/>
+      </w:rPr>
+    </w:lvl>
+    <w:lvl w:ilvl="6" w:tplc="100C0001" w:tentative="1">
+      <w:start w:val="1"/>
+      <w:numFmt w:val="bullet"/>
+      <w:lvlText w:val=""/>
+      <w:lvlJc w:val="left"/>
+      <w:pPr>
+        <w:ind w:left="5040" w:hanging="360"/>
+      </w:pPr>
+      <w:rPr>
+        <w:rFonts w:ascii="Symbol" w:hAnsi="Symbol" w:hint="default"/>
+      </w:rPr>
+    </w:lvl>
+    <w:lvl w:ilvl="7" w:tplc="100C0003" w:tentative="1">
+      <w:start w:val="1"/>
+      <w:numFmt w:val="bullet"/>
+      <w:lvlText w:val="o"/>
+      <w:lvlJc w:val="left"/>
+      <w:pPr>
+        <w:ind w:left="5760" w:hanging="360"/>
+      </w:pPr>
+      <w:rPr>
+        <w:rFonts w:ascii="Courier New" w:hAnsi="Courier New" w:cs="Courier New" w:hint="default"/>
+      </w:rPr>
+    </w:lvl>
+    <w:lvl w:ilvl="8" w:tplc="100C0005" w:tentative="1">
+      <w:start w:val="1"/>
+      <w:numFmt w:val="bullet"/>
+      <w:lvlText w:val=""/>
+      <w:lvlJc w:val="left"/>
+      <w:pPr>
+        <w:ind w:left="6480" w:hanging="360"/>
+      </w:pPr>
+      <w:rPr>
+        <w:rFonts w:ascii="Wingdings" w:hAnsi="Wingdings" w:hint="default"/>
+      </w:rPr>
+    </w:lvl>
+  </w:abstractNum>
+  <w:abstractNum w:abstractNumId="3" w15:restartNumberingAfterBreak="0">
     <w:nsid w:val="27A6499F"/>
     <w:multiLevelType w:val="multilevel"/>
     <w:tmpl w:val="2E6663F4"/>
@@ -3339,7 +7785,233 @@
       </w:rPr>
     </w:lvl>
   </w:abstractNum>
-  <w:abstractNum w:abstractNumId="3" w15:restartNumberingAfterBreak="0">
+  <w:abstractNum w:abstractNumId="4" w15:restartNumberingAfterBreak="0">
+    <w:nsid w:val="288D68C9"/>
+    <w:multiLevelType w:val="hybridMultilevel"/>
+    <w:tmpl w:val="6D48E58A"/>
+    <w:lvl w:ilvl="0" w:tplc="100C0001">
+      <w:start w:val="1"/>
+      <w:numFmt w:val="bullet"/>
+      <w:lvlText w:val=""/>
+      <w:lvlJc w:val="left"/>
+      <w:pPr>
+        <w:ind w:left="720" w:hanging="360"/>
+      </w:pPr>
+      <w:rPr>
+        <w:rFonts w:ascii="Symbol" w:hAnsi="Symbol" w:hint="default"/>
+      </w:rPr>
+    </w:lvl>
+    <w:lvl w:ilvl="1" w:tplc="100C0003" w:tentative="1">
+      <w:start w:val="1"/>
+      <w:numFmt w:val="bullet"/>
+      <w:lvlText w:val="o"/>
+      <w:lvlJc w:val="left"/>
+      <w:pPr>
+        <w:ind w:left="1440" w:hanging="360"/>
+      </w:pPr>
+      <w:rPr>
+        <w:rFonts w:ascii="Courier New" w:hAnsi="Courier New" w:cs="Courier New" w:hint="default"/>
+      </w:rPr>
+    </w:lvl>
+    <w:lvl w:ilvl="2" w:tplc="100C0005" w:tentative="1">
+      <w:start w:val="1"/>
+      <w:numFmt w:val="bullet"/>
+      <w:lvlText w:val=""/>
+      <w:lvlJc w:val="left"/>
+      <w:pPr>
+        <w:ind w:left="2160" w:hanging="360"/>
+      </w:pPr>
+      <w:rPr>
+        <w:rFonts w:ascii="Wingdings" w:hAnsi="Wingdings" w:hint="default"/>
+      </w:rPr>
+    </w:lvl>
+    <w:lvl w:ilvl="3" w:tplc="100C0001" w:tentative="1">
+      <w:start w:val="1"/>
+      <w:numFmt w:val="bullet"/>
+      <w:lvlText w:val=""/>
+      <w:lvlJc w:val="left"/>
+      <w:pPr>
+        <w:ind w:left="2880" w:hanging="360"/>
+      </w:pPr>
+      <w:rPr>
+        <w:rFonts w:ascii="Symbol" w:hAnsi="Symbol" w:hint="default"/>
+      </w:rPr>
+    </w:lvl>
+    <w:lvl w:ilvl="4" w:tplc="100C0003" w:tentative="1">
+      <w:start w:val="1"/>
+      <w:numFmt w:val="bullet"/>
+      <w:lvlText w:val="o"/>
+      <w:lvlJc w:val="left"/>
+      <w:pPr>
+        <w:ind w:left="3600" w:hanging="360"/>
+      </w:pPr>
+      <w:rPr>
+        <w:rFonts w:ascii="Courier New" w:hAnsi="Courier New" w:cs="Courier New" w:hint="default"/>
+      </w:rPr>
+    </w:lvl>
+    <w:lvl w:ilvl="5" w:tplc="100C0005" w:tentative="1">
+      <w:start w:val="1"/>
+      <w:numFmt w:val="bullet"/>
+      <w:lvlText w:val=""/>
+      <w:lvlJc w:val="left"/>
+      <w:pPr>
+        <w:ind w:left="4320" w:hanging="360"/>
+      </w:pPr>
+      <w:rPr>
+        <w:rFonts w:ascii="Wingdings" w:hAnsi="Wingdings" w:hint="default"/>
+      </w:rPr>
+    </w:lvl>
+    <w:lvl w:ilvl="6" w:tplc="100C0001" w:tentative="1">
+      <w:start w:val="1"/>
+      <w:numFmt w:val="bullet"/>
+      <w:lvlText w:val=""/>
+      <w:lvlJc w:val="left"/>
+      <w:pPr>
+        <w:ind w:left="5040" w:hanging="360"/>
+      </w:pPr>
+      <w:rPr>
+        <w:rFonts w:ascii="Symbol" w:hAnsi="Symbol" w:hint="default"/>
+      </w:rPr>
+    </w:lvl>
+    <w:lvl w:ilvl="7" w:tplc="100C0003" w:tentative="1">
+      <w:start w:val="1"/>
+      <w:numFmt w:val="bullet"/>
+      <w:lvlText w:val="o"/>
+      <w:lvlJc w:val="left"/>
+      <w:pPr>
+        <w:ind w:left="5760" w:hanging="360"/>
+      </w:pPr>
+      <w:rPr>
+        <w:rFonts w:ascii="Courier New" w:hAnsi="Courier New" w:cs="Courier New" w:hint="default"/>
+      </w:rPr>
+    </w:lvl>
+    <w:lvl w:ilvl="8" w:tplc="100C0005" w:tentative="1">
+      <w:start w:val="1"/>
+      <w:numFmt w:val="bullet"/>
+      <w:lvlText w:val=""/>
+      <w:lvlJc w:val="left"/>
+      <w:pPr>
+        <w:ind w:left="6480" w:hanging="360"/>
+      </w:pPr>
+      <w:rPr>
+        <w:rFonts w:ascii="Wingdings" w:hAnsi="Wingdings" w:hint="default"/>
+      </w:rPr>
+    </w:lvl>
+  </w:abstractNum>
+  <w:abstractNum w:abstractNumId="5" w15:restartNumberingAfterBreak="0">
+    <w:nsid w:val="2AAD6228"/>
+    <w:multiLevelType w:val="hybridMultilevel"/>
+    <w:tmpl w:val="E6F26C50"/>
+    <w:lvl w:ilvl="0" w:tplc="100C0001">
+      <w:start w:val="1"/>
+      <w:numFmt w:val="bullet"/>
+      <w:lvlText w:val=""/>
+      <w:lvlJc w:val="left"/>
+      <w:pPr>
+        <w:ind w:left="720" w:hanging="360"/>
+      </w:pPr>
+      <w:rPr>
+        <w:rFonts w:ascii="Symbol" w:hAnsi="Symbol" w:hint="default"/>
+      </w:rPr>
+    </w:lvl>
+    <w:lvl w:ilvl="1" w:tplc="100C0003" w:tentative="1">
+      <w:start w:val="1"/>
+      <w:numFmt w:val="bullet"/>
+      <w:lvlText w:val="o"/>
+      <w:lvlJc w:val="left"/>
+      <w:pPr>
+        <w:ind w:left="1440" w:hanging="360"/>
+      </w:pPr>
+      <w:rPr>
+        <w:rFonts w:ascii="Courier New" w:hAnsi="Courier New" w:cs="Courier New" w:hint="default"/>
+      </w:rPr>
+    </w:lvl>
+    <w:lvl w:ilvl="2" w:tplc="100C0005" w:tentative="1">
+      <w:start w:val="1"/>
+      <w:numFmt w:val="bullet"/>
+      <w:lvlText w:val=""/>
+      <w:lvlJc w:val="left"/>
+      <w:pPr>
+        <w:ind w:left="2160" w:hanging="360"/>
+      </w:pPr>
+      <w:rPr>
+        <w:rFonts w:ascii="Wingdings" w:hAnsi="Wingdings" w:hint="default"/>
+      </w:rPr>
+    </w:lvl>
+    <w:lvl w:ilvl="3" w:tplc="100C0001" w:tentative="1">
+      <w:start w:val="1"/>
+      <w:numFmt w:val="bullet"/>
+      <w:lvlText w:val=""/>
+      <w:lvlJc w:val="left"/>
+      <w:pPr>
+        <w:ind w:left="2880" w:hanging="360"/>
+      </w:pPr>
+      <w:rPr>
+        <w:rFonts w:ascii="Symbol" w:hAnsi="Symbol" w:hint="default"/>
+      </w:rPr>
+    </w:lvl>
+    <w:lvl w:ilvl="4" w:tplc="100C0003" w:tentative="1">
+      <w:start w:val="1"/>
+      <w:numFmt w:val="bullet"/>
+      <w:lvlText w:val="o"/>
+      <w:lvlJc w:val="left"/>
+      <w:pPr>
+        <w:ind w:left="3600" w:hanging="360"/>
+      </w:pPr>
+      <w:rPr>
+        <w:rFonts w:ascii="Courier New" w:hAnsi="Courier New" w:cs="Courier New" w:hint="default"/>
+      </w:rPr>
+    </w:lvl>
+    <w:lvl w:ilvl="5" w:tplc="100C0005" w:tentative="1">
+      <w:start w:val="1"/>
+      <w:numFmt w:val="bullet"/>
+      <w:lvlText w:val=""/>
+      <w:lvlJc w:val="left"/>
+      <w:pPr>
+        <w:ind w:left="4320" w:hanging="360"/>
+      </w:pPr>
+      <w:rPr>
+        <w:rFonts w:ascii="Wingdings" w:hAnsi="Wingdings" w:hint="default"/>
+      </w:rPr>
+    </w:lvl>
+    <w:lvl w:ilvl="6" w:tplc="100C0001" w:tentative="1">
+      <w:start w:val="1"/>
+      <w:numFmt w:val="bullet"/>
+      <w:lvlText w:val=""/>
+      <w:lvlJc w:val="left"/>
+      <w:pPr>
+        <w:ind w:left="5040" w:hanging="360"/>
+      </w:pPr>
+      <w:rPr>
+        <w:rFonts w:ascii="Symbol" w:hAnsi="Symbol" w:hint="default"/>
+      </w:rPr>
+    </w:lvl>
+    <w:lvl w:ilvl="7" w:tplc="100C0003" w:tentative="1">
+      <w:start w:val="1"/>
+      <w:numFmt w:val="bullet"/>
+      <w:lvlText w:val="o"/>
+      <w:lvlJc w:val="left"/>
+      <w:pPr>
+        <w:ind w:left="5760" w:hanging="360"/>
+      </w:pPr>
+      <w:rPr>
+        <w:rFonts w:ascii="Courier New" w:hAnsi="Courier New" w:cs="Courier New" w:hint="default"/>
+      </w:rPr>
+    </w:lvl>
+    <w:lvl w:ilvl="8" w:tplc="100C0005" w:tentative="1">
+      <w:start w:val="1"/>
+      <w:numFmt w:val="bullet"/>
+      <w:lvlText w:val=""/>
+      <w:lvlJc w:val="left"/>
+      <w:pPr>
+        <w:ind w:left="6480" w:hanging="360"/>
+      </w:pPr>
+      <w:rPr>
+        <w:rFonts w:ascii="Wingdings" w:hAnsi="Wingdings" w:hint="default"/>
+      </w:rPr>
+    </w:lvl>
+  </w:abstractNum>
+  <w:abstractNum w:abstractNumId="6" w15:restartNumberingAfterBreak="0">
     <w:nsid w:val="31886EB4"/>
     <w:multiLevelType w:val="hybridMultilevel"/>
     <w:tmpl w:val="1AAC7CBA"/>
@@ -3428,17 +8100,258 @@
       </w:pPr>
     </w:lvl>
   </w:abstractNum>
+  <w:abstractNum w:abstractNumId="7" w15:restartNumberingAfterBreak="0">
+    <w:nsid w:val="49300BA4"/>
+    <w:multiLevelType w:val="hybridMultilevel"/>
+    <w:tmpl w:val="167CE924"/>
+    <w:lvl w:ilvl="0" w:tplc="100C0001">
+      <w:start w:val="1"/>
+      <w:numFmt w:val="bullet"/>
+      <w:lvlText w:val=""/>
+      <w:lvlJc w:val="left"/>
+      <w:pPr>
+        <w:ind w:left="720" w:hanging="360"/>
+      </w:pPr>
+      <w:rPr>
+        <w:rFonts w:ascii="Symbol" w:hAnsi="Symbol" w:hint="default"/>
+      </w:rPr>
+    </w:lvl>
+    <w:lvl w:ilvl="1" w:tplc="100C0003" w:tentative="1">
+      <w:start w:val="1"/>
+      <w:numFmt w:val="bullet"/>
+      <w:lvlText w:val="o"/>
+      <w:lvlJc w:val="left"/>
+      <w:pPr>
+        <w:ind w:left="1440" w:hanging="360"/>
+      </w:pPr>
+      <w:rPr>
+        <w:rFonts w:ascii="Courier New" w:hAnsi="Courier New" w:cs="Courier New" w:hint="default"/>
+      </w:rPr>
+    </w:lvl>
+    <w:lvl w:ilvl="2" w:tplc="100C0005" w:tentative="1">
+      <w:start w:val="1"/>
+      <w:numFmt w:val="bullet"/>
+      <w:lvlText w:val=""/>
+      <w:lvlJc w:val="left"/>
+      <w:pPr>
+        <w:ind w:left="2160" w:hanging="360"/>
+      </w:pPr>
+      <w:rPr>
+        <w:rFonts w:ascii="Wingdings" w:hAnsi="Wingdings" w:hint="default"/>
+      </w:rPr>
+    </w:lvl>
+    <w:lvl w:ilvl="3" w:tplc="100C0001" w:tentative="1">
+      <w:start w:val="1"/>
+      <w:numFmt w:val="bullet"/>
+      <w:lvlText w:val=""/>
+      <w:lvlJc w:val="left"/>
+      <w:pPr>
+        <w:ind w:left="2880" w:hanging="360"/>
+      </w:pPr>
+      <w:rPr>
+        <w:rFonts w:ascii="Symbol" w:hAnsi="Symbol" w:hint="default"/>
+      </w:rPr>
+    </w:lvl>
+    <w:lvl w:ilvl="4" w:tplc="100C0003" w:tentative="1">
+      <w:start w:val="1"/>
+      <w:numFmt w:val="bullet"/>
+      <w:lvlText w:val="o"/>
+      <w:lvlJc w:val="left"/>
+      <w:pPr>
+        <w:ind w:left="3600" w:hanging="360"/>
+      </w:pPr>
+      <w:rPr>
+        <w:rFonts w:ascii="Courier New" w:hAnsi="Courier New" w:cs="Courier New" w:hint="default"/>
+      </w:rPr>
+    </w:lvl>
+    <w:lvl w:ilvl="5" w:tplc="100C0005" w:tentative="1">
+      <w:start w:val="1"/>
+      <w:numFmt w:val="bullet"/>
+      <w:lvlText w:val=""/>
+      <w:lvlJc w:val="left"/>
+      <w:pPr>
+        <w:ind w:left="4320" w:hanging="360"/>
+      </w:pPr>
+      <w:rPr>
+        <w:rFonts w:ascii="Wingdings" w:hAnsi="Wingdings" w:hint="default"/>
+      </w:rPr>
+    </w:lvl>
+    <w:lvl w:ilvl="6" w:tplc="100C0001" w:tentative="1">
+      <w:start w:val="1"/>
+      <w:numFmt w:val="bullet"/>
+      <w:lvlText w:val=""/>
+      <w:lvlJc w:val="left"/>
+      <w:pPr>
+        <w:ind w:left="5040" w:hanging="360"/>
+      </w:pPr>
+      <w:rPr>
+        <w:rFonts w:ascii="Symbol" w:hAnsi="Symbol" w:hint="default"/>
+      </w:rPr>
+    </w:lvl>
+    <w:lvl w:ilvl="7" w:tplc="100C0003" w:tentative="1">
+      <w:start w:val="1"/>
+      <w:numFmt w:val="bullet"/>
+      <w:lvlText w:val="o"/>
+      <w:lvlJc w:val="left"/>
+      <w:pPr>
+        <w:ind w:left="5760" w:hanging="360"/>
+      </w:pPr>
+      <w:rPr>
+        <w:rFonts w:ascii="Courier New" w:hAnsi="Courier New" w:cs="Courier New" w:hint="default"/>
+      </w:rPr>
+    </w:lvl>
+    <w:lvl w:ilvl="8" w:tplc="100C0005" w:tentative="1">
+      <w:start w:val="1"/>
+      <w:numFmt w:val="bullet"/>
+      <w:lvlText w:val=""/>
+      <w:lvlJc w:val="left"/>
+      <w:pPr>
+        <w:ind w:left="6480" w:hanging="360"/>
+      </w:pPr>
+      <w:rPr>
+        <w:rFonts w:ascii="Wingdings" w:hAnsi="Wingdings" w:hint="default"/>
+      </w:rPr>
+    </w:lvl>
+  </w:abstractNum>
+  <w:abstractNum w:abstractNumId="8" w15:restartNumberingAfterBreak="0">
+    <w:nsid w:val="59A31908"/>
+    <w:multiLevelType w:val="hybridMultilevel"/>
+    <w:tmpl w:val="D5BE8560"/>
+    <w:lvl w:ilvl="0" w:tplc="100C0001">
+      <w:start w:val="1"/>
+      <w:numFmt w:val="bullet"/>
+      <w:lvlText w:val=""/>
+      <w:lvlJc w:val="left"/>
+      <w:pPr>
+        <w:ind w:left="720" w:hanging="360"/>
+      </w:pPr>
+      <w:rPr>
+        <w:rFonts w:ascii="Symbol" w:hAnsi="Symbol" w:hint="default"/>
+      </w:rPr>
+    </w:lvl>
+    <w:lvl w:ilvl="1" w:tplc="100C0003" w:tentative="1">
+      <w:start w:val="1"/>
+      <w:numFmt w:val="bullet"/>
+      <w:lvlText w:val="o"/>
+      <w:lvlJc w:val="left"/>
+      <w:pPr>
+        <w:ind w:left="1440" w:hanging="360"/>
+      </w:pPr>
+      <w:rPr>
+        <w:rFonts w:ascii="Courier New" w:hAnsi="Courier New" w:cs="Courier New" w:hint="default"/>
+      </w:rPr>
+    </w:lvl>
+    <w:lvl w:ilvl="2" w:tplc="100C0005" w:tentative="1">
+      <w:start w:val="1"/>
+      <w:numFmt w:val="bullet"/>
+      <w:lvlText w:val=""/>
+      <w:lvlJc w:val="left"/>
+      <w:pPr>
+        <w:ind w:left="2160" w:hanging="360"/>
+      </w:pPr>
+      <w:rPr>
+        <w:rFonts w:ascii="Wingdings" w:hAnsi="Wingdings" w:hint="default"/>
+      </w:rPr>
+    </w:lvl>
+    <w:lvl w:ilvl="3" w:tplc="100C0001" w:tentative="1">
+      <w:start w:val="1"/>
+      <w:numFmt w:val="bullet"/>
+      <w:lvlText w:val=""/>
+      <w:lvlJc w:val="left"/>
+      <w:pPr>
+        <w:ind w:left="2880" w:hanging="360"/>
+      </w:pPr>
+      <w:rPr>
+        <w:rFonts w:ascii="Symbol" w:hAnsi="Symbol" w:hint="default"/>
+      </w:rPr>
+    </w:lvl>
+    <w:lvl w:ilvl="4" w:tplc="100C0003" w:tentative="1">
+      <w:start w:val="1"/>
+      <w:numFmt w:val="bullet"/>
+      <w:lvlText w:val="o"/>
+      <w:lvlJc w:val="left"/>
+      <w:pPr>
+        <w:ind w:left="3600" w:hanging="360"/>
+      </w:pPr>
+      <w:rPr>
+        <w:rFonts w:ascii="Courier New" w:hAnsi="Courier New" w:cs="Courier New" w:hint="default"/>
+      </w:rPr>
+    </w:lvl>
+    <w:lvl w:ilvl="5" w:tplc="100C0005" w:tentative="1">
+      <w:start w:val="1"/>
+      <w:numFmt w:val="bullet"/>
+      <w:lvlText w:val=""/>
+      <w:lvlJc w:val="left"/>
+      <w:pPr>
+        <w:ind w:left="4320" w:hanging="360"/>
+      </w:pPr>
+      <w:rPr>
+        <w:rFonts w:ascii="Wingdings" w:hAnsi="Wingdings" w:hint="default"/>
+      </w:rPr>
+    </w:lvl>
+    <w:lvl w:ilvl="6" w:tplc="100C0001" w:tentative="1">
+      <w:start w:val="1"/>
+      <w:numFmt w:val="bullet"/>
+      <w:lvlText w:val=""/>
+      <w:lvlJc w:val="left"/>
+      <w:pPr>
+        <w:ind w:left="5040" w:hanging="360"/>
+      </w:pPr>
+      <w:rPr>
+        <w:rFonts w:ascii="Symbol" w:hAnsi="Symbol" w:hint="default"/>
+      </w:rPr>
+    </w:lvl>
+    <w:lvl w:ilvl="7" w:tplc="100C0003" w:tentative="1">
+      <w:start w:val="1"/>
+      <w:numFmt w:val="bullet"/>
+      <w:lvlText w:val="o"/>
+      <w:lvlJc w:val="left"/>
+      <w:pPr>
+        <w:ind w:left="5760" w:hanging="360"/>
+      </w:pPr>
+      <w:rPr>
+        <w:rFonts w:ascii="Courier New" w:hAnsi="Courier New" w:cs="Courier New" w:hint="default"/>
+      </w:rPr>
+    </w:lvl>
+    <w:lvl w:ilvl="8" w:tplc="100C0005" w:tentative="1">
+      <w:start w:val="1"/>
+      <w:numFmt w:val="bullet"/>
+      <w:lvlText w:val=""/>
+      <w:lvlJc w:val="left"/>
+      <w:pPr>
+        <w:ind w:left="6480" w:hanging="360"/>
+      </w:pPr>
+      <w:rPr>
+        <w:rFonts w:ascii="Wingdings" w:hAnsi="Wingdings" w:hint="default"/>
+      </w:rPr>
+    </w:lvl>
+  </w:abstractNum>
   <w:num w:numId="1" w16cid:durableId="1992901396">
-    <w:abstractNumId w:val="1"/>
+    <w:abstractNumId w:val="2"/>
   </w:num>
   <w:num w:numId="2" w16cid:durableId="1048265845">
-    <w:abstractNumId w:val="3"/>
+    <w:abstractNumId w:val="6"/>
   </w:num>
   <w:num w:numId="3" w16cid:durableId="2086218598">
-    <w:abstractNumId w:val="2"/>
+    <w:abstractNumId w:val="3"/>
   </w:num>
   <w:num w:numId="4" w16cid:durableId="1292443689">
     <w:abstractNumId w:val="0"/>
+  </w:num>
+  <w:num w:numId="5" w16cid:durableId="1956523055">
+    <w:abstractNumId w:val="7"/>
+  </w:num>
+  <w:num w:numId="6" w16cid:durableId="841773222">
+    <w:abstractNumId w:val="8"/>
+  </w:num>
+  <w:num w:numId="7" w16cid:durableId="1339387725">
+    <w:abstractNumId w:val="5"/>
+  </w:num>
+  <w:num w:numId="8" w16cid:durableId="1101410874">
+    <w:abstractNumId w:val="4"/>
+  </w:num>
+  <w:num w:numId="9" w16cid:durableId="977034129">
+    <w:abstractNumId w:val="1"/>
   </w:num>
 </w:numbering>
 </file>
@@ -3642,7 +8555,7 @@
     <w:lsdException w:name="Medium Shading 2 Accent 1" w:uiPriority="64"/>
     <w:lsdException w:name="Medium List 1 Accent 1" w:uiPriority="65"/>
     <w:lsdException w:name="Revision" w:semiHidden="1"/>
-    <w:lsdException w:name="List Paragraph" w:uiPriority="0" w:qFormat="1"/>
+    <w:lsdException w:name="List Paragraph" w:uiPriority="34" w:qFormat="1"/>
     <w:lsdException w:name="Quote" w:uiPriority="29" w:qFormat="1"/>
     <w:lsdException w:name="Intense Quote" w:uiPriority="30" w:qFormat="1"/>
     <w:lsdException w:name="Medium List 2 Accent 1" w:uiPriority="66"/>
@@ -3874,7 +8787,7 @@
     <w:uiPriority w:val="9"/>
     <w:unhideWhenUsed/>
     <w:qFormat/>
-    <w:rsid w:val="007D17C2"/>
+    <w:rsid w:val="00715756"/>
     <w:pPr>
       <w:keepNext/>
       <w:keepLines/>
@@ -3884,8 +8797,8 @@
     <w:rPr>
       <w:rFonts w:asciiTheme="majorHAnsi" w:eastAsiaTheme="majorEastAsia" w:hAnsiTheme="majorHAnsi" w:cstheme="majorBidi"/>
       <w:color w:val="0F4761" w:themeColor="accent1" w:themeShade="BF"/>
-      <w:sz w:val="36"/>
-      <w:szCs w:val="36"/>
+      <w:sz w:val="28"/>
+      <w:szCs w:val="28"/>
       <w:lang w:val="fr-FR"/>
     </w:rPr>
   </w:style>
@@ -3897,18 +8810,17 @@
     <w:uiPriority w:val="9"/>
     <w:unhideWhenUsed/>
     <w:qFormat/>
-    <w:rsid w:val="00E807F0"/>
+    <w:rsid w:val="00C157DC"/>
     <w:pPr>
       <w:keepNext/>
       <w:keepLines/>
       <w:spacing w:before="160" w:after="80" w:line="360" w:lineRule="auto"/>
+      <w:ind w:left="426"/>
       <w:outlineLvl w:val="2"/>
     </w:pPr>
     <w:rPr>
       <w:rFonts w:eastAsiaTheme="majorEastAsia" w:cstheme="majorBidi"/>
       <w:color w:val="0F4761" w:themeColor="accent1" w:themeShade="BF"/>
-      <w:sz w:val="28"/>
-      <w:szCs w:val="28"/>
     </w:rPr>
   </w:style>
   <w:style w:type="paragraph" w:styleId="Titre4">
@@ -4089,12 +9001,12 @@
     <w:basedOn w:val="Policepardfaut"/>
     <w:link w:val="Titre2"/>
     <w:uiPriority w:val="9"/>
-    <w:rsid w:val="007D17C2"/>
+    <w:rsid w:val="00715756"/>
     <w:rPr>
       <w:rFonts w:asciiTheme="majorHAnsi" w:eastAsiaTheme="majorEastAsia" w:hAnsiTheme="majorHAnsi" w:cstheme="majorBidi"/>
       <w:color w:val="0F4761" w:themeColor="accent1" w:themeShade="BF"/>
-      <w:sz w:val="36"/>
-      <w:szCs w:val="36"/>
+      <w:sz w:val="28"/>
+      <w:szCs w:val="28"/>
       <w:lang w:val="fr-FR"/>
     </w:rPr>
   </w:style>
@@ -4103,12 +9015,10 @@
     <w:basedOn w:val="Policepardfaut"/>
     <w:link w:val="Titre3"/>
     <w:uiPriority w:val="9"/>
-    <w:rsid w:val="00E807F0"/>
+    <w:rsid w:val="00C157DC"/>
     <w:rPr>
       <w:rFonts w:eastAsiaTheme="majorEastAsia" w:cstheme="majorBidi"/>
       <w:color w:val="0F4761" w:themeColor="accent1" w:themeShade="BF"/>
-      <w:sz w:val="28"/>
-      <w:szCs w:val="28"/>
     </w:rPr>
   </w:style>
   <w:style w:type="character" w:customStyle="1" w:styleId="Titre4Car">
@@ -4291,6 +9201,7 @@
   <w:style w:type="paragraph" w:styleId="Paragraphedeliste">
     <w:name w:val="List Paragraph"/>
     <w:basedOn w:val="Normal"/>
+    <w:uiPriority w:val="34"/>
     <w:qFormat/>
     <w:rsid w:val="001169FF"/>
     <w:pPr>
@@ -4556,6 +9467,25 @@
         <w:right w:val="single" w:sz="4" w:space="0" w:color="BFBFBF" w:themeColor="background1" w:themeShade="BF"/>
         <w:insideH w:val="single" w:sz="4" w:space="0" w:color="BFBFBF" w:themeColor="background1" w:themeShade="BF"/>
         <w:insideV w:val="single" w:sz="4" w:space="0" w:color="BFBFBF" w:themeColor="background1" w:themeShade="BF"/>
+      </w:tblBorders>
+    </w:tblPr>
+  </w:style>
+  <w:style w:type="table" w:styleId="Grilledutableau">
+    <w:name w:val="Table Grid"/>
+    <w:basedOn w:val="TableauNormal"/>
+    <w:uiPriority w:val="39"/>
+    <w:rsid w:val="00693D31"/>
+    <w:pPr>
+      <w:spacing w:after="0" w:line="240" w:lineRule="auto"/>
+    </w:pPr>
+    <w:tblPr>
+      <w:tblBorders>
+        <w:top w:val="single" w:sz="4" w:space="0" w:color="auto"/>
+        <w:left w:val="single" w:sz="4" w:space="0" w:color="auto"/>
+        <w:bottom w:val="single" w:sz="4" w:space="0" w:color="auto"/>
+        <w:right w:val="single" w:sz="4" w:space="0" w:color="auto"/>
+        <w:insideH w:val="single" w:sz="4" w:space="0" w:color="auto"/>
+        <w:insideV w:val="single" w:sz="4" w:space="0" w:color="auto"/>
       </w:tblBorders>
     </w:tblPr>
   </w:style>
